--- a/chapter-08_Platforms, Privacy, Vaults, Execution Surfaces (infrastructureAndcontrol)/autonomous_cybersecurity_chapter08.docx
+++ b/chapter-08_Platforms, Privacy, Vaults, Execution Surfaces (infrastructureAndcontrol)/autonomous_cybersecurity_chapter08.docx
@@ -1,6 +1,6 @@
 
 <file path=word/document.xml><?xml version="1.0" encoding="utf-8"?>
-<w:document xmlns:wpc="http://schemas.microsoft.com/office/word/2010/wordprocessingCanvas" xmlns:cx="http://schemas.microsoft.com/office/drawing/2014/chartex" xmlns:cx1="http://schemas.microsoft.com/office/drawing/2015/9/8/chartex" xmlns:cx2="http://schemas.microsoft.com/office/drawing/2015/10/21/chartex" xmlns:cx3="http://schemas.microsoft.com/office/drawing/2016/5/9/chartex" xmlns:cx4="http://schemas.microsoft.com/office/drawing/2016/5/10/chartex" xmlns:cx5="http://schemas.microsoft.com/office/drawing/2016/5/11/chartex" xmlns:cx6="http://schemas.microsoft.com/office/drawing/2016/5/12/chartex" xmlns:cx7="http://schemas.microsoft.com/office/drawing/2016/5/13/chartex" xmlns:cx8="http://schemas.microsoft.com/office/drawing/2016/5/14/chartex" xmlns:mc="http://schemas.openxmlformats.org/markup-compatibility/2006" xmlns:aink="http://schemas.microsoft.com/office/drawing/2016/ink" xmlns:am3d="http://schemas.microsoft.com/office/drawing/2017/model3d" xmlns:o="urn:schemas-microsoft-com:office:office" xmlns:oel="http://schemas.microsoft.com/office/2019/extlst" xmlns:r="http://schemas.openxmlformats.org/officeDocument/2006/relationships" xmlns:m="http://schemas.openxmlformats.org/officeDocument/2006/math" xmlns:v="urn:schemas-microsoft-com:vml" xmlns:wp14="http://schemas.microsoft.com/office/word/2010/wordprocessingDrawing" xmlns:wp="http://schemas.openxmlformats.org/drawingml/2006/wordprocessingDrawing" xmlns:w10="urn:schemas-microsoft-com:office:word" xmlns:w="http://schemas.openxmlformats.org/wordprocessingml/2006/main" xmlns:w14="http://schemas.microsoft.com/office/word/2010/wordml" xmlns:w15="http://schemas.microsoft.com/office/word/2012/wordml" xmlns:w16cex="http://schemas.microsoft.com/office/word/2018/wordml/cex" xmlns:w16cid="http://schemas.microsoft.com/office/word/2016/wordml/cid" xmlns:w16="http://schemas.microsoft.com/office/word/2018/wordml" xmlns:w16du="http://schemas.microsoft.com/office/word/2023/wordml/word16du" xmlns:w16sdtdh="http://schemas.microsoft.com/office/word/2020/wordml/sdtdatahash" xmlns:w16se="http://schemas.microsoft.com/office/word/2015/wordml/symex" xmlns:wpg="http://schemas.microsoft.com/office/word/2010/wordprocessingGroup" xmlns:wpi="http://schemas.microsoft.com/office/word/2010/wordprocessingInk" xmlns:wne="http://schemas.microsoft.com/office/word/2006/wordml" xmlns:wps="http://schemas.microsoft.com/office/word/2010/wordprocessingShape" mc:Ignorable="w14 w15 w16se w16cid w16 w16cex w16sdtdh w16du wp14">
+<w:document xmlns:wpc="http://schemas.microsoft.com/office/word/2010/wordprocessingCanvas" xmlns:cx="http://schemas.microsoft.com/office/drawing/2014/chartex" xmlns:cx1="http://schemas.microsoft.com/office/drawing/2015/9/8/chartex" xmlns:cx2="http://schemas.microsoft.com/office/drawing/2015/10/21/chartex" xmlns:cx3="http://schemas.microsoft.com/office/drawing/2016/5/9/chartex" xmlns:cx4="http://schemas.microsoft.com/office/drawing/2016/5/10/chartex" xmlns:cx5="http://schemas.microsoft.com/office/drawing/2016/5/11/chartex" xmlns:cx6="http://schemas.microsoft.com/office/drawing/2016/5/12/chartex" xmlns:cx7="http://schemas.microsoft.com/office/drawing/2016/5/13/chartex" xmlns:cx8="http://schemas.microsoft.com/office/drawing/2016/5/14/chartex" xmlns:mc="http://schemas.openxmlformats.org/markup-compatibility/2006" xmlns:aink="http://schemas.microsoft.com/office/drawing/2016/ink" xmlns:am3d="http://schemas.microsoft.com/office/drawing/2017/model3d" xmlns:o="urn:schemas-microsoft-com:office:office" xmlns:oel="http://schemas.microsoft.com/office/2019/extlst" xmlns:r="http://schemas.openxmlformats.org/officeDocument/2006/relationships" xmlns:m="http://schemas.openxmlformats.org/officeDocument/2006/math" xmlns:v="urn:schemas-microsoft-com:vml" xmlns:wp14="http://schemas.microsoft.com/office/word/2010/wordprocessingDrawing" xmlns:wp="http://schemas.openxmlformats.org/drawingml/2006/wordprocessingDrawing" xmlns:w10="urn:schemas-microsoft-com:office:word" xmlns:w="http://schemas.openxmlformats.org/wordprocessingml/2006/main" xmlns:w14="http://schemas.microsoft.com/office/word/2010/wordml" xmlns:w15="http://schemas.microsoft.com/office/word/2012/wordml" xmlns:w16cex="http://schemas.microsoft.com/office/word/2018/wordml/cex" xmlns:w16cid="http://schemas.microsoft.com/office/word/2016/wordml/cid" xmlns:w16="http://schemas.microsoft.com/office/word/2018/wordml" xmlns:w16du="http://schemas.microsoft.com/office/word/2023/wordml/word16du" xmlns:w16sdtdh="http://schemas.microsoft.com/office/word/2020/wordml/sdtdatahash" xmlns:w16sdtfl="http://schemas.microsoft.com/office/word/2024/wordml/sdtformatlock" xmlns:w16se="http://schemas.microsoft.com/office/word/2015/wordml/symex" xmlns:wpg="http://schemas.microsoft.com/office/word/2010/wordprocessingGroup" xmlns:wpi="http://schemas.microsoft.com/office/word/2010/wordprocessingInk" xmlns:wne="http://schemas.microsoft.com/office/word/2006/wordml" xmlns:wps="http://schemas.microsoft.com/office/word/2010/wordprocessingShape" mc:Ignorable="w14 w15 w16se w16cid w16 w16cex w16sdtdh w16sdtfl w16du wp14">
   <w:body>
     <w:p>
       <w:pPr>
@@ -84,7 +84,13 @@
         <w:pStyle w:val="Intro"/>
       </w:pPr>
       <w:r>
-        <w:t>As artificial intelligence systems transition from passive analytical tools to agentic participants in cybersecurity operations, the primary source of risk shifts away from model capability and toward execution context. The question is no longer whether an AI system can reason effectively about a threat, but where, how, and under what constraints that reasoning is allowed to materialize into action.</w:t>
+        <w:t xml:space="preserve">As artificial intelligence systems transition from passive analytical tools to agentic participants in cybersecurity operations, the primary source of risk shifts </w:t>
+      </w:r>
+      <w:r>
+        <w:t>from model capability to</w:t>
+      </w:r>
+      <w:r>
+        <w:t xml:space="preserve"> execution context. The question is no longer whether an AI system can reason effectively about a threat, but where, how, and under what constraints that reasoning is allowed to materialize into action.</w:t>
       </w:r>
     </w:p>
     <w:p>
@@ -100,7 +106,19 @@
         <w:pStyle w:val="Intro"/>
       </w:pPr>
       <w:r>
-        <w:t>This chapter reframes platforms, privacy mechanisms, secret vaults, and execution surfaces as control infrastructure, not auxiliary services. In operational cybersecurity environments, these elements function as the final authority layer between cognition and consequence. Models may generate hypotheses, plans, or recommended actions, but platforms decide what can execute, with what authority, for how long, and under what auditability guarantees.</w:t>
+        <w:t>This chapter reframes platforms, privacy mechanisms, secret vaults, and execution surfaces as control infrastructure</w:t>
+      </w:r>
+      <w:r>
+        <w:t xml:space="preserve"> rather than</w:t>
+      </w:r>
+      <w:r>
+        <w:t xml:space="preserve"> auxiliary services. In operational cybersecurity environments, these elements function as the final authority layer between cognition and consequence. Models may generate hypotheses, plans, or recommended actions, but platforms </w:t>
+      </w:r>
+      <w:r>
+        <w:t>determine what can be executed</w:t>
+      </w:r>
+      <w:r>
+        <w:t>, with what authority, for how long, and under what auditability guarantees.</w:t>
       </w:r>
     </w:p>
     <w:p>
@@ -108,7 +126,11 @@
         <w:pStyle w:val="Intro"/>
       </w:pPr>
       <w:r>
-        <w:t>Privacy, in this context, is not merely a compliance obligation. It is a stability requirement. Persistent context accumulation, uncontrolled memory retention, and opaque data reuse introduce feedback loops that amplify misalignment and undermine forensic accountability. Systems that cannot enforce forgetting cannot be governed reliably, regardless of model sophistication.</w:t>
+        <w:t xml:space="preserve">Privacy, in this context, is not merely a compliance obligation. It is a stability requirement. Persistent context accumulation, uncontrolled memory retention, and opaque data reuse introduce feedback loops that amplify misalignment and undermine forensic accountability. Systems that </w:t>
+      </w:r>
+      <w:r>
+        <w:lastRenderedPageBreak/>
+        <w:t>cannot enforce forgetting cannot be governed reliably, regardless of model sophistication.</w:t>
       </w:r>
     </w:p>
     <w:p>
@@ -116,14 +138,19 @@
         <w:pStyle w:val="Intro"/>
       </w:pPr>
       <w:r>
-        <w:lastRenderedPageBreak/>
         <w:t>Similarly, vaults and secrets management systems must be understood as trust boundaries, not storage conveniences. By externalizing authority</w:t>
       </w:r>
       <w:r>
         <w:t xml:space="preserve"> </w:t>
       </w:r>
       <w:r>
-        <w:t xml:space="preserve">(e.g. </w:t>
+        <w:t>(e.g.</w:t>
+      </w:r>
+      <w:r>
+        <w:t>,</w:t>
+      </w:r>
+      <w:r>
+        <w:t xml:space="preserve"> </w:t>
       </w:r>
       <w:r>
         <w:t>credentials, signing keys, privileged tokens</w:t>
@@ -148,21 +175,19 @@
         <w:pStyle w:val="Intro"/>
       </w:pPr>
       <w:r>
-        <w:t xml:space="preserve">The central argument of this chapter is that safe agentic behavior does not emerge from smarter models, but from stricter infrastructure. Autonomy must be shaped by platform-enforced boundaries that are </w:t>
-      </w:r>
-      <w:proofErr w:type="spellStart"/>
-      <w:r>
-        <w:t>inspectable</w:t>
-      </w:r>
-      <w:proofErr w:type="spellEnd"/>
-      <w:r>
-        <w:t>, revocable, and independently governed. In cybersecurity operations</w:t>
+        <w:t>The central argument of this chapter is that safe agentic behavior does not emerge from smarter models, but from stricter infrastructure. Autonomy must be shaped by platform-enforced boundaries that are inspectable, revocable, and independently governed. In cybersecurity operations</w:t>
       </w:r>
       <w:r>
         <w:t xml:space="preserve">, </w:t>
       </w:r>
       <w:r>
-        <w:t>where errors propagate at machine speed and stakes are measured in real-world damage</w:t>
+        <w:t>where errors propagate at machine speed</w:t>
+      </w:r>
+      <w:r>
+        <w:t>,</w:t>
+      </w:r>
+      <w:r>
+        <w:t xml:space="preserve"> and stakes are measured in real-world damage</w:t>
       </w:r>
       <w:r>
         <w:t xml:space="preserve">, </w:t>
@@ -205,39 +230,7 @@
         </w:rPr>
       </w:pPr>
       <w:r>
-        <w:t>Platforms have long been recognized as active participants in system behavior rather than neutral execution environments, particularly through their enforcement of identity, isolation, and privilege boundaries (</w:t>
-      </w:r>
-      <w:proofErr w:type="spellStart"/>
-      <w:r>
-        <w:t>Saltzer</w:t>
-      </w:r>
-      <w:proofErr w:type="spellEnd"/>
-      <w:r>
-        <w:t xml:space="preserve"> and Schroeder 1975; Lampson 2004). Large-scale cloud architectures further encode governance decisions by centralizing control planes that regulate execution, persistence, and observability independently of application logic (</w:t>
-      </w:r>
-      <w:proofErr w:type="spellStart"/>
-      <w:r>
-        <w:t>Armbrust</w:t>
-      </w:r>
-      <w:proofErr w:type="spellEnd"/>
-      <w:r>
-        <w:t xml:space="preserve"> et al. 2010; Burns et al. 2016). Containerization and orchestration frameworks formalize these constraints by separating workload description from execution authority, enabling reproducible and policy-governed runtime </w:t>
-      </w:r>
-      <w:proofErr w:type="spellStart"/>
-      <w:r>
-        <w:t>behavior</w:t>
-      </w:r>
-      <w:proofErr w:type="spellEnd"/>
-      <w:r>
-        <w:t xml:space="preserve"> (Merkel 2014; </w:t>
-      </w:r>
-      <w:proofErr w:type="spellStart"/>
-      <w:r>
-        <w:t>Pahl</w:t>
-      </w:r>
-      <w:proofErr w:type="spellEnd"/>
-      <w:r>
-        <w:t xml:space="preserve"> 2015).</w:t>
+        <w:t>Platforms have long been recognized as active participants in system behavior rather than neutral execution environments, particularly through their enforcement of identity, isolation, and privilege boundaries (Saltzer and Schroeder 1975; Lampson 2004). Large-scale cloud architectures further encode governance decisions by centralizing control planes that regulate execution, persistence, and observability independently of application logic (Armbrust et al. 2010; Burns et al. 2016). Containerization and orchestration frameworks formalize these constraints by separating workload description from execution authority, enabling reproducible and policy-governed runtime behavior (Merkel 2014; Pahl 2015).</w:t>
       </w:r>
     </w:p>
     <w:p>
@@ -246,35 +239,27 @@
         <w:divId w:val="1735394557"/>
       </w:pPr>
       <w:r>
-        <w:t xml:space="preserve">In security-critical systems, execution context has been shown to be as consequential as algorithmic capability, as privilege expansion, lateral movement, and persistence failures frequently originate at the platform layer rather than within application code (NIST SP 800-53; </w:t>
+        <w:t xml:space="preserve">In security-critical systems, execution context </w:t>
+      </w:r>
+      <w:r>
+        <w:t>is</w:t>
+      </w:r>
+      <w:r>
+        <w:t xml:space="preserve"> as consequential as algorithmic capability, as privilege expansion, lateral movement, and persistence failures frequently originate at the platform layer rather than within application code (NIST SP 800-53; Behl and Behl 2017). Observability infrastructures</w:t>
+      </w:r>
+      <w:r>
+        <w:t>, such as distributed tracing and structured telemetry, transform platforms into control instruments by enabling deterministic replay, forensic reconstruction, and post hoc accountability (</w:t>
       </w:r>
       <w:proofErr w:type="spellStart"/>
       <w:r>
-        <w:t>Behl</w:t>
+        <w:t>Sigelman</w:t>
       </w:r>
       <w:proofErr w:type="spellEnd"/>
       <w:r>
-        <w:t xml:space="preserve"> and </w:t>
-      </w:r>
-      <w:proofErr w:type="spellStart"/>
-      <w:r>
-        <w:t>Behl</w:t>
-      </w:r>
-      <w:proofErr w:type="spellEnd"/>
-      <w:r>
-        <w:t xml:space="preserve"> 2017). Observability infrastructures such as distributed tracing and structured telemetry transform platforms into control instruments by enabling deterministic replay, forensic reconstruction, and post-hoc accountability (</w:t>
-      </w:r>
-      <w:proofErr w:type="spellStart"/>
-      <w:r>
-        <w:t>Sigelman</w:t>
-      </w:r>
-      <w:proofErr w:type="spellEnd"/>
-      <w:r>
-        <w:t xml:space="preserve"> et al. 2010; Google SRE 2016). Conversely, platforms optimized primarily for elasticity or developer convenience often collapse identity, execution, and persistence into a single operational plane, </w:t>
-      </w:r>
-      <w:r>
-        <w:lastRenderedPageBreak/>
-        <w:t>increasing systemic exposure under automation (AWS Well-Architected Framework; Azure Well-Architected Framework).</w:t>
+        <w:t xml:space="preserve"> et al., 2010; Google SRE,</w:t>
+      </w:r>
+      <w:r>
+        <w:t xml:space="preserve"> 2016). Conversely, platforms optimized primarily for elasticity or developer convenience often collapse identity, execution, and persistence into a single operational plane, increasing systemic exposure under automation (AWS Well-Architected Framework; Azure Well-Architected Framework).</w:t>
       </w:r>
     </w:p>
     <w:p>
@@ -283,29 +268,19 @@
         <w:divId w:val="1735394557"/>
       </w:pPr>
       <w:r>
-        <w:t xml:space="preserve">These findings support the architectural position that agentic behavior is bounded not by model design alone but by platform-enforced constraints on authority, visibility, and </w:t>
-      </w:r>
-      <w:proofErr w:type="spellStart"/>
-      <w:r>
-        <w:t>actionability</w:t>
-      </w:r>
-      <w:proofErr w:type="spellEnd"/>
-      <w:r>
-        <w:t>. As autonomy increases, the platform increasingly functions as a cognitive substrate</w:t>
+        <w:t xml:space="preserve">These findings support the architectural position that agentic behavior is bounded not </w:t>
+      </w:r>
+      <w:r>
+        <w:t xml:space="preserve">only by model design but also </w:t>
+      </w:r>
+      <w:r>
+        <w:t>by platform-enforced constraints on authority, visibility, and actionability. As autonomy increases, the platform increasingly functions as a cognitive substrate</w:t>
       </w:r>
       <w:r>
         <w:t xml:space="preserve">, </w:t>
       </w:r>
       <w:r>
-        <w:t>defining not only where computation occurs, but under what conditions reasoning may safely transition into action (</w:t>
-      </w:r>
-      <w:proofErr w:type="spellStart"/>
-      <w:r>
-        <w:t>Leveson</w:t>
-      </w:r>
-      <w:proofErr w:type="spellEnd"/>
-      <w:r>
-        <w:t xml:space="preserve"> 2011; NIST AI RMF).</w:t>
+        <w:t>defining not only where computation occurs, but under what conditions reasoning may safely transition into action (Leveson 2011; NIST AI RMF).</w:t>
       </w:r>
     </w:p>
     <w:p>
@@ -320,55 +295,124 @@
         <w:t xml:space="preserve"> </w:t>
       </w:r>
       <w:r>
-        <w:t>(</w:t>
+        <w:t>(Saltzer and Schroeder 1975; Lampson 2004; Leveson 2011)</w:t>
+      </w:r>
+      <w:r>
+        <w:t xml:space="preserve">. In cognitive defense architectures, the platform </w:t>
+      </w:r>
+      <w:r>
+        <w:t>serves as the substrate on which reasoning, action, and auditability are constrained (Armbrust et al., 2010; Burns et al.,</w:t>
+      </w:r>
+      <w:r>
+        <w:t xml:space="preserve"> 2016)</w:t>
+      </w:r>
+      <w:r>
+        <w:t>. What an agent is allowed to do is therefore inseparable from where it is allowed to exist</w:t>
+      </w:r>
+      <w:r>
+        <w:t xml:space="preserve"> </w:t>
+      </w:r>
+      <w:r>
+        <w:t>(NIST SP 800-53 Rev. 5; NIST AI RMF 1.0)</w:t>
+      </w:r>
+      <w:r>
+        <w:t>.</w:t>
+      </w:r>
+    </w:p>
+    <w:p>
+      <w:pPr>
+        <w:pStyle w:val="Main"/>
+      </w:pPr>
+      <w:r>
+        <w:t>Cloud platforms designed for elastic, multi-tenant operation (such as Amazon Web Services, Microsoft Azure, and Google Cloud Platform) offer elastic compute, managed services, and operational convenience at scale</w:t>
+      </w:r>
+      <w:r>
+        <w:t xml:space="preserve"> (Armbrust et al. 2010; AWS Well-Architected Framework; Azure Well-Architected Framework; Google Cloud Architecture Framework)</w:t>
+      </w:r>
+      <w:r>
+        <w:t>. These characteristics are necessary but insufficient for agentic systems operating in security-critical environments</w:t>
+      </w:r>
+      <w:r>
+        <w:t xml:space="preserve"> (Leveson 2011; Behl and Behl 2017)</w:t>
+      </w:r>
+      <w:r>
+        <w:t xml:space="preserve">. </w:t>
+      </w:r>
+      <w:r>
+        <w:t>Elasticity describes how resources expand and contract; it does not describe how authority is bounded</w:t>
+      </w:r>
+      <w:r>
+        <w:t xml:space="preserve"> (Saltzer and Schroeder 1975; Lampson 2004)</w:t>
+      </w:r>
+      <w:r>
+        <w:t xml:space="preserve">. For cognitive defense, the decisive property of a platform is whether it supports </w:t>
+      </w:r>
+      <w:r>
+        <w:rPr>
+          <w:rStyle w:val="PageNumber"/>
+        </w:rPr>
+        <w:t>bounded execution with enforceable guarantees</w:t>
+      </w:r>
+      <w:r>
+        <w:rPr>
+          <w:rStyle w:val="PageNumber"/>
+        </w:rPr>
+        <w:t xml:space="preserve"> </w:t>
+      </w:r>
+      <w:r>
+        <w:t>(NIST SP 800-53 Rev. 5; Miller et al. 2003)</w:t>
+      </w:r>
+      <w:r>
+        <w:t>.</w:t>
+      </w:r>
+    </w:p>
+    <w:p>
+      <w:pPr>
+        <w:pStyle w:val="Main"/>
+      </w:pPr>
+      <w:r>
+        <w:t>A platform suitable for agentic cybersecurity must make constraints explicit rather than implicit</w:t>
+      </w:r>
+      <w:r>
+        <w:t xml:space="preserve"> (Burns et al.</w:t>
+      </w:r>
+      <w:r>
+        <w:t>, 2016; Kubernetes SIG Security)</w:t>
+      </w:r>
+      <w:r>
+        <w:t>. Identity must be scoped to execution contexts rather than embedded in application logic</w:t>
+      </w:r>
+      <w:r>
+        <w:t xml:space="preserve"> (NIST SP 800-53 Rev. 5; Miller et al. 2003)</w:t>
+      </w:r>
+      <w:r>
+        <w:t>. Isolation must separate reasoning processes from action surfaces, preventing lateral privilege expansion</w:t>
+      </w:r>
+      <w:r>
+        <w:t xml:space="preserve"> (Saltzer and Schroeder 1975; Lampson 2004)</w:t>
+      </w:r>
+      <w:r>
+        <w:t>. Persistence must be optional and governed, not an ambient default</w:t>
+      </w:r>
+      <w:r>
+        <w:t xml:space="preserve"> (Carlini et al. 2021; Shokri et al. 2017)</w:t>
+      </w:r>
+      <w:r>
+        <w:t xml:space="preserve">. Observability must be continuous and structured, enabling </w:t>
+      </w:r>
+      <w:r>
+        <w:t>the reconstruction of decisions after the fact rather than retrospective interpretation (</w:t>
       </w:r>
       <w:proofErr w:type="spellStart"/>
       <w:r>
-        <w:t>Saltzer</w:t>
+        <w:t>Sigelman</w:t>
       </w:r>
       <w:proofErr w:type="spellEnd"/>
       <w:r>
-        <w:t xml:space="preserve"> and Schroeder 1975; Lampson 2004; </w:t>
-      </w:r>
-      <w:proofErr w:type="spellStart"/>
-      <w:r>
-        <w:t>Leveson</w:t>
-      </w:r>
-      <w:proofErr w:type="spellEnd"/>
-      <w:r>
-        <w:t xml:space="preserve"> 2011)</w:t>
-      </w:r>
-      <w:r>
-        <w:t xml:space="preserve">. In cognitive defense architectures, the platform functions as the </w:t>
-      </w:r>
-      <w:r>
-        <w:rPr>
-          <w:rStyle w:val="PageNumber"/>
-        </w:rPr>
-        <w:t>substrate</w:t>
-      </w:r>
-      <w:r>
-        <w:t xml:space="preserve"> on which reasoning, action, and auditability are constrained</w:t>
-      </w:r>
-      <w:r>
-        <w:t xml:space="preserve"> (</w:t>
-      </w:r>
-      <w:proofErr w:type="spellStart"/>
-      <w:r>
-        <w:t>Armbrust</w:t>
-      </w:r>
-      <w:proofErr w:type="spellEnd"/>
-      <w:r>
-        <w:t xml:space="preserve"> et al. 2010; Burns et al. 2016)</w:t>
-      </w:r>
-      <w:r>
-        <w:t>. What an agent is allowed to do is therefore inseparable from where it is allowed to exist</w:t>
-      </w:r>
-      <w:r>
-        <w:t xml:space="preserve"> </w:t>
-      </w:r>
-      <w:r>
-        <w:t>(NIST SP 800-53 Rev. 5; NIST AI RMF 1.0)</w:t>
+        <w:t xml:space="preserve"> et al., 2010; Google SRE,</w:t>
+      </w:r>
+      <w:r>
+        <w:t xml:space="preserve"> 2016)</w:t>
       </w:r>
       <w:r>
         <w:t>.</w:t>
@@ -379,207 +423,7 @@
         <w:pStyle w:val="Main"/>
       </w:pPr>
       <w:r>
-        <w:t>Cloud platforms designed for elastic, multi-tenant operation (such as Amazon Web Services, Microsoft Azure, and Google Cloud Platform), offer elastic compute, managed services, and operational convenience at scale</w:t>
-      </w:r>
-      <w:r>
-        <w:t xml:space="preserve"> </w:t>
-      </w:r>
-      <w:r>
-        <w:t>(</w:t>
-      </w:r>
-      <w:proofErr w:type="spellStart"/>
-      <w:r>
-        <w:t>Armbrust</w:t>
-      </w:r>
-      <w:proofErr w:type="spellEnd"/>
-      <w:r>
-        <w:t xml:space="preserve"> et al. 2010; AWS Well-Architected Framework; Azure Well-Architected Framework; Google Cloud Architecture Framework)</w:t>
-      </w:r>
-      <w:r>
-        <w:t>. These characteristics are necessary but insufficient for agentic systems operating in security-critical environments</w:t>
-      </w:r>
-      <w:r>
-        <w:t xml:space="preserve"> </w:t>
-      </w:r>
-      <w:r>
-        <w:t>(</w:t>
-      </w:r>
-      <w:proofErr w:type="spellStart"/>
-      <w:r>
-        <w:t>Leveson</w:t>
-      </w:r>
-      <w:proofErr w:type="spellEnd"/>
-      <w:r>
-        <w:t xml:space="preserve"> 2011; </w:t>
-      </w:r>
-      <w:proofErr w:type="spellStart"/>
-      <w:r>
-        <w:t>Behl</w:t>
-      </w:r>
-      <w:proofErr w:type="spellEnd"/>
-      <w:r>
-        <w:t xml:space="preserve"> and </w:t>
-      </w:r>
-      <w:proofErr w:type="spellStart"/>
-      <w:r>
-        <w:t>Behl</w:t>
-      </w:r>
-      <w:proofErr w:type="spellEnd"/>
-      <w:r>
-        <w:t xml:space="preserve"> 2017)</w:t>
-      </w:r>
-      <w:r>
-        <w:t xml:space="preserve">. </w:t>
-      </w:r>
-      <w:r>
-        <w:t>Elasticity describes how resources expand and contract; it does not describe how authority is bounded</w:t>
-      </w:r>
-      <w:r>
-        <w:t xml:space="preserve"> </w:t>
-      </w:r>
-      <w:r>
-        <w:t>(</w:t>
-      </w:r>
-      <w:proofErr w:type="spellStart"/>
-      <w:r>
-        <w:t>Saltzer</w:t>
-      </w:r>
-      <w:proofErr w:type="spellEnd"/>
-      <w:r>
-        <w:t xml:space="preserve"> and Schroeder 1975; Lampson 2004)</w:t>
-      </w:r>
-      <w:r>
-        <w:t xml:space="preserve">. For cognitive </w:t>
-      </w:r>
-      <w:proofErr w:type="spellStart"/>
-      <w:r>
-        <w:t>defense</w:t>
-      </w:r>
-      <w:proofErr w:type="spellEnd"/>
-      <w:r>
-        <w:t xml:space="preserve">, the decisive property of a platform is whether it supports </w:t>
-      </w:r>
-      <w:r>
-        <w:rPr>
-          <w:rStyle w:val="PageNumber"/>
-        </w:rPr>
-        <w:t>bounded execution with enforceable guarantees</w:t>
-      </w:r>
-      <w:r>
-        <w:rPr>
-          <w:rStyle w:val="PageNumber"/>
-        </w:rPr>
-        <w:t xml:space="preserve"> </w:t>
-      </w:r>
-      <w:r>
-        <w:t>(NIST SP 800-53 Rev. 5; Miller et al. 2003)</w:t>
-      </w:r>
-      <w:r>
-        <w:t>.</w:t>
-      </w:r>
-    </w:p>
-    <w:p>
-      <w:pPr>
-        <w:pStyle w:val="Main"/>
-      </w:pPr>
-      <w:r>
-        <w:t>A platform suitable for agentic cybersecurity must make constraints explicit rather than implicit</w:t>
-      </w:r>
-      <w:r>
-        <w:t xml:space="preserve"> </w:t>
-      </w:r>
-      <w:r>
-        <w:t>(Burns et al. 2016; Kubernetes SIG Security)</w:t>
-      </w:r>
-      <w:r>
-        <w:t xml:space="preserve"> </w:t>
-      </w:r>
-      <w:r>
-        <w:t>. Identity must be scoped to execution contexts rather than embedded in application logic</w:t>
-      </w:r>
-      <w:r>
-        <w:t xml:space="preserve"> </w:t>
-      </w:r>
-      <w:r>
-        <w:t>(NIST SP 800-53 Rev. 5; Miller et al. 2003)</w:t>
-      </w:r>
-      <w:r>
-        <w:t>. Isolation must separate reasoning processes from action surfaces, preventing lateral privilege expansion</w:t>
-      </w:r>
-      <w:r>
-        <w:t xml:space="preserve"> </w:t>
-      </w:r>
-      <w:r>
-        <w:t>(</w:t>
-      </w:r>
-      <w:proofErr w:type="spellStart"/>
-      <w:r>
-        <w:t>Saltzer</w:t>
-      </w:r>
-      <w:proofErr w:type="spellEnd"/>
-      <w:r>
-        <w:t xml:space="preserve"> and Schroeder 1975; Lampson 2004)</w:t>
-      </w:r>
-      <w:r>
-        <w:t>. Persistence must be optional and governed, not an ambient default</w:t>
-      </w:r>
-      <w:r>
-        <w:t xml:space="preserve"> </w:t>
-      </w:r>
-      <w:r>
-        <w:t>(</w:t>
-      </w:r>
-      <w:proofErr w:type="spellStart"/>
-      <w:r>
-        <w:t>Carlini</w:t>
-      </w:r>
-      <w:proofErr w:type="spellEnd"/>
-      <w:r>
-        <w:t xml:space="preserve"> et al. 2021; </w:t>
-      </w:r>
-      <w:proofErr w:type="spellStart"/>
-      <w:r>
-        <w:t>Shokri</w:t>
-      </w:r>
-      <w:proofErr w:type="spellEnd"/>
-      <w:r>
-        <w:t xml:space="preserve"> et al. 2017)</w:t>
-      </w:r>
-      <w:r>
-        <w:t>. Observability must be continuous and structured, enabling reconstruction of decisions after the fact rather than retrospective interpretation</w:t>
-      </w:r>
-      <w:r>
-        <w:t xml:space="preserve"> </w:t>
-      </w:r>
-      <w:r>
-        <w:t>(</w:t>
-      </w:r>
-      <w:proofErr w:type="spellStart"/>
-      <w:r>
-        <w:t>Sigelman</w:t>
-      </w:r>
-      <w:proofErr w:type="spellEnd"/>
-      <w:r>
-        <w:t xml:space="preserve"> et al. 2010; Google SRE 2016)</w:t>
-      </w:r>
-      <w:r>
-        <w:t>.</w:t>
-      </w:r>
-    </w:p>
-    <w:p>
-      <w:pPr>
-        <w:pStyle w:val="Main"/>
-      </w:pPr>
-      <w:r>
-        <w:t xml:space="preserve">Within this framing, cognitive </w:t>
-      </w:r>
-      <w:proofErr w:type="spellStart"/>
-      <w:r>
-        <w:t>defense</w:t>
-      </w:r>
-      <w:proofErr w:type="spellEnd"/>
-      <w:r>
-        <w:t xml:space="preserve"> systems require platforms that can:</w:t>
+        <w:t>Within this framing, cognitive defense systems require platforms that can:</w:t>
       </w:r>
     </w:p>
     <w:p>
@@ -599,7 +443,6 @@
           <w:sz w:val="20"/>
           <w:szCs w:val="20"/>
         </w:rPr>
-        <w:lastRenderedPageBreak/>
         <w:t>Enforce identity-scoped execution, ensuring that actions are always attributable to a defined role, policy, or trust domain</w:t>
       </w:r>
       <w:r>
@@ -648,23 +491,7 @@
           <w:sz w:val="20"/>
           <w:szCs w:val="20"/>
         </w:rPr>
-        <w:t>(</w:t>
-      </w:r>
-      <w:proofErr w:type="spellStart"/>
-      <w:r>
-        <w:rPr>
-          <w:sz w:val="20"/>
-          <w:szCs w:val="20"/>
-        </w:rPr>
-        <w:t>Saltzer</w:t>
-      </w:r>
-      <w:proofErr w:type="spellEnd"/>
-      <w:r>
-        <w:rPr>
-          <w:sz w:val="20"/>
-          <w:szCs w:val="20"/>
-        </w:rPr>
-        <w:t xml:space="preserve"> and Schroeder 1975; Miller et al. 2003)</w:t>
+        <w:t>(Saltzer and Schroeder 1975; Miller et al. 2003)</w:t>
       </w:r>
     </w:p>
     <w:p>
@@ -714,23 +541,7 @@
           <w:sz w:val="20"/>
           <w:szCs w:val="20"/>
         </w:rPr>
-        <w:t xml:space="preserve"> et al. 2010; </w:t>
-      </w:r>
-      <w:proofErr w:type="spellStart"/>
-      <w:r>
-        <w:rPr>
-          <w:sz w:val="20"/>
-          <w:szCs w:val="20"/>
-        </w:rPr>
-        <w:t>Doshi</w:t>
-      </w:r>
-      <w:proofErr w:type="spellEnd"/>
-      <w:r>
-        <w:rPr>
-          <w:sz w:val="20"/>
-          <w:szCs w:val="20"/>
-        </w:rPr>
-        <w:t>-Velez and Kim 2017)</w:t>
+        <w:t xml:space="preserve"> et al. 2010; Doshi-Velez and Kim 2017)</w:t>
       </w:r>
     </w:p>
     <w:p>
@@ -764,23 +575,7 @@
           <w:sz w:val="20"/>
           <w:szCs w:val="20"/>
         </w:rPr>
-        <w:t xml:space="preserve">(Google SRE 2016; </w:t>
-      </w:r>
-      <w:proofErr w:type="spellStart"/>
-      <w:r>
-        <w:rPr>
-          <w:sz w:val="20"/>
-          <w:szCs w:val="20"/>
-        </w:rPr>
-        <w:t>Leveson</w:t>
-      </w:r>
-      <w:proofErr w:type="spellEnd"/>
-      <w:r>
-        <w:rPr>
-          <w:sz w:val="20"/>
-          <w:szCs w:val="20"/>
-        </w:rPr>
-        <w:t xml:space="preserve"> 2011)</w:t>
+        <w:t>(Google SRE 2016; Leveson 2011)</w:t>
       </w:r>
     </w:p>
     <w:p>
@@ -801,61 +596,28 @@
         <w:t>. Convenience abstractions often collapse identity, execution, and persistence into a single operational plane, increasing the difficulty of containment once autonomy is introduced</w:t>
       </w:r>
       <w:r>
+        <w:t xml:space="preserve"> (Behl and Behl 2017; NIST SP 800-53 Rev. 5).</w:t>
+      </w:r>
+      <w:r>
+        <w:t xml:space="preserve"> In contrast, platforms that expose fine-grained controls over execution context, privilege boundaries, and auditability enable architectures in which autonomy is </w:t>
+      </w:r>
+      <w:r>
+        <w:rPr>
+          <w:rStyle w:val="PageNumber"/>
+        </w:rPr>
+        <w:t>contained by design rather than corrected after failure</w:t>
+      </w:r>
+      <w:r>
+        <w:rPr>
+          <w:rStyle w:val="PageNumber"/>
+        </w:rPr>
         <w:t xml:space="preserve"> </w:t>
       </w:r>
       <w:r>
-        <w:t>(</w:t>
-      </w:r>
-      <w:proofErr w:type="spellStart"/>
-      <w:r>
-        <w:t>Behl</w:t>
-      </w:r>
-      <w:proofErr w:type="spellEnd"/>
-      <w:r>
-        <w:t xml:space="preserve"> and </w:t>
-      </w:r>
-      <w:proofErr w:type="spellStart"/>
-      <w:r>
-        <w:t>Behl</w:t>
-      </w:r>
-      <w:proofErr w:type="spellEnd"/>
-      <w:r>
-        <w:t xml:space="preserve"> 2017; NIST SP 800-53 Rev. 5).</w:t>
-      </w:r>
-      <w:r>
-        <w:t xml:space="preserve"> In contrast, platforms that expose fine-grained controls over execution context, privilege boundaries, and auditability enable architectures in which autonomy is </w:t>
-      </w:r>
-      <w:r>
         <w:rPr>
           <w:rStyle w:val="PageNumber"/>
         </w:rPr>
-        <w:t>contained by design rather than corrected after failure</w:t>
-      </w:r>
-      <w:r>
-        <w:rPr>
-          <w:rStyle w:val="PageNumber"/>
-        </w:rPr>
-        <w:t xml:space="preserve"> </w:t>
-      </w:r>
-      <w:r>
-        <w:rPr>
-          <w:rStyle w:val="PageNumber"/>
-        </w:rPr>
-        <w:t>(</w:t>
-      </w:r>
-      <w:proofErr w:type="spellStart"/>
-      <w:r>
-        <w:rPr>
-          <w:rStyle w:val="PageNumber"/>
-        </w:rPr>
-        <w:t>Leveson</w:t>
-      </w:r>
-      <w:proofErr w:type="spellEnd"/>
-      <w:r>
-        <w:rPr>
-          <w:rStyle w:val="PageNumber"/>
-        </w:rPr>
-        <w:t xml:space="preserve"> 2011; NIST AI RMF 1.0).</w:t>
+        <w:t>(Leveson 2011; NIST AI RMF 1.0).</w:t>
       </w:r>
     </w:p>
     <w:p>
@@ -867,43 +629,168 @@
         <w:t>In this sense, platforms do not merely host cognitive systems; they define the conditions under which cognition can safely operate</w:t>
       </w:r>
       <w:r>
+        <w:t xml:space="preserve"> (Armbrust et al. 2010; Leveson 2011)</w:t>
+      </w:r>
+      <w:r>
+        <w:t>. The substrate precedes the agent</w:t>
+      </w:r>
+      <w:r>
         <w:t xml:space="preserve"> </w:t>
       </w:r>
       <w:r>
-        <w:t>(</w:t>
-      </w:r>
-      <w:proofErr w:type="spellStart"/>
-      <w:r>
-        <w:t>Armbrust</w:t>
-      </w:r>
-      <w:proofErr w:type="spellEnd"/>
-      <w:r>
-        <w:t xml:space="preserve"> et al. 2010; </w:t>
-      </w:r>
-      <w:proofErr w:type="spellStart"/>
-      <w:r>
-        <w:t>Leveson</w:t>
-      </w:r>
-      <w:proofErr w:type="spellEnd"/>
-      <w:r>
-        <w:t xml:space="preserve"> 2011)</w:t>
-      </w:r>
-      <w:r>
-        <w:t>. The substrate precedes the agent</w:t>
+        <w:t>(Lampson 2004)</w:t>
+      </w:r>
+      <w:r>
+        <w:t>.</w:t>
+      </w:r>
+    </w:p>
+    <w:p>
+      <w:pPr>
+        <w:pStyle w:val="Main"/>
+        <w:divId w:val="2144078474"/>
+      </w:pPr>
+      <w:r>
+        <w:rPr>
+          <w:b/>
+          <w:bCs/>
+        </w:rPr>
+        <w:t>Figure 8.1</w:t>
       </w:r>
       <w:r>
         <w:t xml:space="preserve"> </w:t>
       </w:r>
-      <w:proofErr w:type="spellStart"/>
-      <w:r>
-        <w:t>agent</w:t>
-      </w:r>
-      <w:proofErr w:type="spellEnd"/>
-      <w:r>
-        <w:t xml:space="preserve"> (Lampson 2004)</w:t>
-      </w:r>
-      <w:r>
-        <w:t>.</w:t>
+      <w:r>
+        <w:t>illustrates</w:t>
+      </w:r>
+      <w:r>
+        <w:t xml:space="preserve"> </w:t>
+      </w:r>
+      <w:r>
+        <w:t xml:space="preserve">the layered </w:t>
+      </w:r>
+      <w:r>
+        <w:t>platform-mediated constraint architecture</w:t>
+      </w:r>
+      <w:r>
+        <w:t xml:space="preserve"> </w:t>
+      </w:r>
+      <w:r>
+        <w:t>structurally</w:t>
+      </w:r>
+      <w:r>
+        <w:t xml:space="preserve"> cognition from authority. Identity, execution, and persistence are governed by infrastructure-level control planes rather than embedded within agent logic.</w:t>
+      </w:r>
+      <w:r>
+        <w:t xml:space="preserve"> E</w:t>
+      </w:r>
+      <w:r>
+        <w:t xml:space="preserve">xecution </w:t>
+      </w:r>
+      <w:r>
+        <w:t>privileges</w:t>
+      </w:r>
+      <w:r>
+        <w:t>, identity scope, and persistence are enforced at the platform level rather than embedded within agent logic, enabling bounded autonomy and auditability.</w:t>
+      </w:r>
+    </w:p>
+    <w:p>
+      <w:pPr>
+        <w:pStyle w:val="Main"/>
+        <w:keepNext/>
+        <w:divId w:val="2144078474"/>
+      </w:pPr>
+      <w:r>
+        <w:rPr>
+          <w:noProof/>
+        </w:rPr>
+        <w:drawing>
+          <wp:inline distT="0" distB="0" distL="0" distR="0" wp14:anchorId="7A084594" wp14:editId="7C2140C4">
+            <wp:extent cx="3815080" cy="5705236"/>
+            <wp:effectExtent l="0" t="0" r="0" b="0"/>
+            <wp:docPr id="1958549605" name="Picture 3"/>
+            <wp:cNvGraphicFramePr>
+              <a:graphicFrameLocks xmlns:a="http://schemas.openxmlformats.org/drawingml/2006/main" noChangeAspect="1"/>
+            </wp:cNvGraphicFramePr>
+            <a:graphic xmlns:a="http://schemas.openxmlformats.org/drawingml/2006/main">
+              <a:graphicData uri="http://schemas.openxmlformats.org/drawingml/2006/picture">
+                <pic:pic xmlns:pic="http://schemas.openxmlformats.org/drawingml/2006/picture">
+                  <pic:nvPicPr>
+                    <pic:cNvPr id="1958549605" name="Picture 1958549605"/>
+                    <pic:cNvPicPr/>
+                  </pic:nvPicPr>
+                  <pic:blipFill rotWithShape="1">
+                    <a:blip r:embed="rId8" cstate="print">
+                      <a:extLst>
+                        <a:ext uri="{28A0092B-C50C-407E-A947-70E740481C1C}">
+                          <a14:useLocalDpi xmlns:a14="http://schemas.microsoft.com/office/drawing/2010/main" val="0"/>
+                        </a:ext>
+                      </a:extLst>
+                    </a:blip>
+                    <a:srcRect t="-2" b="305"/>
+                    <a:stretch>
+                      <a:fillRect/>
+                    </a:stretch>
+                  </pic:blipFill>
+                  <pic:spPr bwMode="auto">
+                    <a:xfrm>
+                      <a:off x="0" y="0"/>
+                      <a:ext cx="3816350" cy="5707135"/>
+                    </a:xfrm>
+                    <a:prstGeom prst="rect">
+                      <a:avLst/>
+                    </a:prstGeom>
+                    <a:extLst>
+                      <a:ext uri="{53640926-AAD7-44D8-BBD7-CCE9431645EC}">
+                        <a14:shadowObscured xmlns:a14="http://schemas.microsoft.com/office/drawing/2010/main"/>
+                      </a:ext>
+                    </a:extLst>
+                  </pic:spPr>
+                </pic:pic>
+              </a:graphicData>
+            </a:graphic>
+          </wp:inline>
+        </w:drawing>
+      </w:r>
+    </w:p>
+    <w:p>
+      <w:pPr>
+        <w:pStyle w:val="Caption"/>
+        <w:jc w:val="both"/>
+        <w:divId w:val="2144078474"/>
+      </w:pPr>
+      <w:r>
+        <w:t>Figure 8.</w:t>
+      </w:r>
+      <w:r>
+        <w:fldChar w:fldCharType="begin"/>
+      </w:r>
+      <w:r>
+        <w:instrText xml:space="preserve"> SEQ Figure_8. \* ARABIC </w:instrText>
+      </w:r>
+      <w:r>
+        <w:fldChar w:fldCharType="separate"/>
+      </w:r>
+      <w:r>
+        <w:rPr>
+          <w:noProof/>
+        </w:rPr>
+        <w:t>1</w:t>
+      </w:r>
+      <w:r>
+        <w:fldChar w:fldCharType="end"/>
+      </w:r>
+      <w:r>
+        <w:t xml:space="preserve"> </w:t>
+      </w:r>
+      <w:r>
+        <w:t xml:space="preserve">: </w:t>
+      </w:r>
+      <w:r>
+        <w:rPr>
+          <w:b w:val="0"/>
+          <w:bCs/>
+        </w:rPr>
+        <w:t>Platform-mediated constraint architecture.</w:t>
       </w:r>
     </w:p>
     <w:p>
@@ -962,14 +849,12 @@
       <w:r>
         <w:t xml:space="preserve">llustrative </w:t>
       </w:r>
-      <w:proofErr w:type="spellStart"/>
       <w:r>
         <w:t>p</w:t>
       </w:r>
       <w:r>
         <w:t>seudocode</w:t>
       </w:r>
-      <w:proofErr w:type="spellEnd"/>
       <w:r>
         <w:t xml:space="preserve"> </w:t>
       </w:r>
@@ -1013,19 +898,11 @@
           <w:rStyle w:val="HTMLCode"/>
         </w:rPr>
       </w:pPr>
-      <w:proofErr w:type="spellStart"/>
       <w:r>
         <w:rPr>
           <w:rStyle w:val="HTMLCode"/>
         </w:rPr>
-        <w:t>def</w:t>
-      </w:r>
-      <w:proofErr w:type="spellEnd"/>
-      <w:r>
-        <w:rPr>
-          <w:rStyle w:val="HTMLCode"/>
-        </w:rPr>
-        <w:t xml:space="preserve"> </w:t>
+        <w:t xml:space="preserve">def </w:t>
       </w:r>
       <w:proofErr w:type="spellStart"/>
       <w:r>
@@ -1255,7 +1132,6 @@
         <w:rPr>
           <w:rStyle w:val="HTMLCode"/>
         </w:rPr>
-        <w:lastRenderedPageBreak/>
         <w:t xml:space="preserve">    assert </w:t>
       </w:r>
       <w:proofErr w:type="spellStart"/>
@@ -1603,34 +1479,19 @@
         <w:divId w:val="255987570"/>
       </w:pPr>
       <w:r>
-        <w:t>The platform—not the model—enforces closure of the control loop (Section 8.5).</w:t>
-      </w:r>
-    </w:p>
-    <w:p>
-      <w:pPr>
-        <w:ind w:firstLine="284"/>
-        <w:jc w:val="both"/>
-        <w:rPr>
-          <w:sz w:val="20"/>
-          <w:szCs w:val="20"/>
-        </w:rPr>
-      </w:pPr>
-      <w:r>
-        <w:rPr>
-          <w:noProof/>
-          <w:sz w:val="20"/>
-          <w:szCs w:val="20"/>
-        </w:rPr>
-      </w:r>
-      <w:r>
-        <w:rPr>
-          <w:noProof/>
-          <w:sz w:val="20"/>
-          <w:szCs w:val="20"/>
-        </w:rPr>
-        <w:pict w14:anchorId="2EC954BE">
-          <v:rect id="_x0000_i1025" style="width:0;height:1.5pt" o:hralign="center" o:hrstd="t" o:hr="t" fillcolor="#a0a0a0" stroked="f"/>
-        </w:pict>
+        <w:t>The platform</w:t>
+      </w:r>
+      <w:r>
+        <w:t xml:space="preserve">, </w:t>
+      </w:r>
+      <w:r>
+        <w:t>not the model</w:t>
+      </w:r>
+      <w:r>
+        <w:t xml:space="preserve">, </w:t>
+      </w:r>
+      <w:r>
+        <w:t>enforces closure of the control loop (Section 8.5).</w:t>
       </w:r>
     </w:p>
     <w:p>
@@ -1648,6 +1509,10 @@
       <w:pPr>
         <w:pStyle w:val="Main"/>
         <w:divId w:val="59254792"/>
+        <w:rPr>
+          <w:b/>
+          <w:bCs/>
+        </w:rPr>
       </w:pPr>
       <w:r>
         <w:t xml:space="preserve">Privacy is commonly framed as a legal, ethical, or regulatory obligation, particularly in discussions of data protection and compliance. In agentic and semi-autonomous systems, however, privacy must be treated as an </w:t>
@@ -1664,24 +1529,16 @@
       <w:r>
         <w:rPr>
           <w:rStyle w:val="Strong"/>
-        </w:rPr>
-        <w:t>(</w:t>
-      </w:r>
-      <w:proofErr w:type="spellStart"/>
-      <w:r>
-        <w:rPr>
-          <w:rStyle w:val="Strong"/>
-        </w:rPr>
-        <w:t>Cavoukian</w:t>
-      </w:r>
-      <w:proofErr w:type="spellEnd"/>
-      <w:r>
-        <w:rPr>
-          <w:rStyle w:val="Strong"/>
-        </w:rPr>
-        <w:t xml:space="preserve"> 2011; NIST AI RMF 1.0)</w:t>
-      </w:r>
-      <w:r>
+          <w:b w:val="0"/>
+          <w:bCs w:val="0"/>
+        </w:rPr>
+        <w:t>(Cavoukian 2011; NIST AI RMF 1.0)</w:t>
+      </w:r>
+      <w:r>
+        <w:rPr>
+          <w:b/>
+          <w:bCs/>
+        </w:rPr>
         <w:t>.</w:t>
       </w:r>
     </w:p>
@@ -1700,72 +1557,35 @@
         <w:t>control risk</w:t>
       </w:r>
       <w:r>
-        <w:t xml:space="preserve">. Persistent memory does not merely increase exposure; it alters system behavior by introducing historical bias, unintended correlation learning, and </w:t>
-      </w:r>
-      <w:proofErr w:type="spellStart"/>
-      <w:r>
-        <w:t>stateful</w:t>
-      </w:r>
-      <w:proofErr w:type="spellEnd"/>
-      <w:r>
-        <w:t xml:space="preserve"> drift </w:t>
-      </w:r>
-      <w:r>
-        <w:rPr>
-          <w:rStyle w:val="Strong"/>
-        </w:rPr>
-        <w:t>(</w:t>
-      </w:r>
-      <w:proofErr w:type="spellStart"/>
-      <w:r>
-        <w:rPr>
-          <w:rStyle w:val="Strong"/>
-        </w:rPr>
-        <w:t>Shokri</w:t>
-      </w:r>
-      <w:proofErr w:type="spellEnd"/>
-      <w:r>
-        <w:rPr>
-          <w:rStyle w:val="Strong"/>
-        </w:rPr>
-        <w:t xml:space="preserve"> et al. 2017; </w:t>
-      </w:r>
-      <w:proofErr w:type="spellStart"/>
-      <w:r>
-        <w:rPr>
-          <w:rStyle w:val="Strong"/>
-        </w:rPr>
-        <w:t>Carlini</w:t>
-      </w:r>
-      <w:proofErr w:type="spellEnd"/>
-      <w:r>
-        <w:rPr>
-          <w:rStyle w:val="Strong"/>
-        </w:rPr>
-        <w:t xml:space="preserve"> et al. 2021)</w:t>
-      </w:r>
-      <w:r>
-        <w:t xml:space="preserve">. In these conditions, models begin to optimize implicitly for accumulated context rather than present intent, undermining both predictability and auditability </w:t>
-      </w:r>
-      <w:r>
-        <w:rPr>
-          <w:rStyle w:val="Strong"/>
-        </w:rPr>
-        <w:t>(</w:t>
-      </w:r>
-      <w:proofErr w:type="spellStart"/>
-      <w:r>
-        <w:rPr>
-          <w:rStyle w:val="Strong"/>
-        </w:rPr>
-        <w:t>Doshi</w:t>
-      </w:r>
-      <w:proofErr w:type="spellEnd"/>
-      <w:r>
-        <w:rPr>
-          <w:rStyle w:val="Strong"/>
-        </w:rPr>
-        <w:t>-Velez and Kim 2017)</w:t>
+        <w:t>. Persistent memory does not merely increase exposure; it alters system behavior by introducing historical bias, u</w:t>
+      </w:r>
+      <w:r>
+        <w:t xml:space="preserve">nintended correlation learning, and stateful drift (Shokri et al. 2017; </w:t>
+      </w:r>
+      <w:r>
+        <w:rPr>
+          <w:rStyle w:val="Strong"/>
+          <w:b w:val="0"/>
+          <w:bCs w:val="0"/>
+        </w:rPr>
+        <w:t>Carlini et al. 2021)</w:t>
+      </w:r>
+      <w:r>
+        <w:t xml:space="preserve">. In these conditions, models </w:t>
+      </w:r>
+      <w:r>
+        <w:t xml:space="preserve">implicitly optimize </w:t>
+      </w:r>
+      <w:r>
+        <w:t xml:space="preserve">for accumulated context rather than present intent, undermining both predictability and auditability </w:t>
+      </w:r>
+      <w:r>
+        <w:rPr>
+          <w:rStyle w:val="Strong"/>
+          <w:b w:val="0"/>
+          <w:bCs w:val="0"/>
+        </w:rPr>
+        <w:t>(Doshi-Velez and Kim 2017)</w:t>
       </w:r>
       <w:r>
         <w:t>.</w:t>
@@ -1777,71 +1597,31 @@
         <w:divId w:val="59254792"/>
       </w:pPr>
       <w:r>
-        <w:t xml:space="preserve">From a control-theoretic perspective, privacy enforcement functions as a mechanism for bounding state. Systems that accumulate unbounded </w:t>
-      </w:r>
-      <w:r>
-        <w:lastRenderedPageBreak/>
-        <w:t xml:space="preserve">internal representations are difficult to reason about, reproduce, or govern under adversarial conditions </w:t>
-      </w:r>
-      <w:r>
-        <w:rPr>
-          <w:rStyle w:val="Strong"/>
-        </w:rPr>
-        <w:t>(</w:t>
-      </w:r>
-      <w:proofErr w:type="spellStart"/>
-      <w:r>
-        <w:rPr>
-          <w:rStyle w:val="Strong"/>
-        </w:rPr>
-        <w:t>Leveson</w:t>
-      </w:r>
-      <w:proofErr w:type="spellEnd"/>
-      <w:r>
-        <w:rPr>
-          <w:rStyle w:val="Strong"/>
-        </w:rPr>
-        <w:t xml:space="preserve"> 2011)</w:t>
-      </w:r>
-      <w:r>
-        <w:t xml:space="preserve">. As demonstrated by work on data leakage and memorization in large-scale models, the inability to guarantee forgetting creates downstream risks that cannot be mitigated solely through access control or post-hoc filtering </w:t>
-      </w:r>
-      <w:r>
-        <w:rPr>
-          <w:rStyle w:val="Strong"/>
-        </w:rPr>
-        <w:t>(</w:t>
-      </w:r>
-      <w:proofErr w:type="spellStart"/>
-      <w:r>
-        <w:rPr>
-          <w:rStyle w:val="Strong"/>
-        </w:rPr>
-        <w:t>Carlini</w:t>
-      </w:r>
-      <w:proofErr w:type="spellEnd"/>
-      <w:r>
-        <w:rPr>
-          <w:rStyle w:val="Strong"/>
-        </w:rPr>
-        <w:t xml:space="preserve"> et al. 2021; </w:t>
-      </w:r>
-      <w:proofErr w:type="spellStart"/>
-      <w:r>
-        <w:rPr>
-          <w:rStyle w:val="Strong"/>
-        </w:rPr>
-        <w:t>Shokri</w:t>
-      </w:r>
-      <w:proofErr w:type="spellEnd"/>
-      <w:r>
-        <w:rPr>
-          <w:rStyle w:val="Strong"/>
-        </w:rPr>
-        <w:t xml:space="preserve"> et al. 2017)</w:t>
-      </w:r>
-      <w:r>
-        <w:t>.</w:t>
+        <w:t xml:space="preserve">From a </w:t>
+      </w:r>
+      <w:r>
+        <w:t xml:space="preserve">control-theoretic perspective, privacy enforcement </w:t>
+      </w:r>
+      <w:r>
+        <w:t>serves to bound</w:t>
+      </w:r>
+      <w:r>
+        <w:t xml:space="preserve"> </w:t>
+      </w:r>
+      <w:r>
+        <w:t xml:space="preserve">the </w:t>
+      </w:r>
+      <w:r>
+        <w:t xml:space="preserve">state. Systems that accumulate unbounded internal representations are difficult to reason about, reproduce, or govern </w:t>
+      </w:r>
+      <w:r>
+        <w:t xml:space="preserve">under adversarial conditions (Leveson 2011). As demonstrated by work on data leakage and memorization in large-scale models, the inability to guarantee forgetting creates downstream risks that cannot be mitigated solely through access control or </w:t>
+      </w:r>
+      <w:r>
+        <w:t>post hoc filtering (Carlini et al., 2021; Shokri et al.,</w:t>
+      </w:r>
+      <w:r>
+        <w:t xml:space="preserve"> 2017).</w:t>
       </w:r>
     </w:p>
     <w:p>
@@ -1863,6 +1643,8 @@
         <w:spacing w:before="0" w:beforeAutospacing="0" w:after="0" w:afterAutospacing="0"/>
         <w:divId w:val="59254792"/>
         <w:rPr>
+          <w:b/>
+          <w:bCs/>
           <w:sz w:val="20"/>
           <w:szCs w:val="20"/>
         </w:rPr>
@@ -1885,28 +1667,30 @@
       <w:r>
         <w:rPr>
           <w:rStyle w:val="Strong"/>
-          <w:sz w:val="20"/>
-          <w:szCs w:val="20"/>
-        </w:rPr>
-        <w:t>(</w:t>
-      </w:r>
-      <w:proofErr w:type="spellStart"/>
-      <w:r>
-        <w:rPr>
-          <w:rStyle w:val="Strong"/>
-          <w:sz w:val="20"/>
-          <w:szCs w:val="20"/>
-        </w:rPr>
-        <w:t>Cavoukian</w:t>
-      </w:r>
-      <w:proofErr w:type="spellEnd"/>
-      <w:r>
-        <w:rPr>
-          <w:rStyle w:val="Strong"/>
-          <w:sz w:val="20"/>
-          <w:szCs w:val="20"/>
-        </w:rPr>
-        <w:t xml:space="preserve"> 2011; NIST AI RMF 1.0)</w:t>
+          <w:b w:val="0"/>
+          <w:bCs w:val="0"/>
+          <w:sz w:val="20"/>
+          <w:szCs w:val="20"/>
+        </w:rPr>
+        <w:t>(Cavoukian</w:t>
+      </w:r>
+      <w:r>
+        <w:rPr>
+          <w:rStyle w:val="Strong"/>
+          <w:sz w:val="20"/>
+          <w:szCs w:val="20"/>
+        </w:rPr>
+        <w:t xml:space="preserve"> </w:t>
+      </w:r>
+      <w:r>
+        <w:rPr>
+          <w:rStyle w:val="Strong"/>
+          <w:b w:val="0"/>
+          <w:bCs w:val="0"/>
+          <w:sz w:val="20"/>
+          <w:szCs w:val="20"/>
+        </w:rPr>
+        <w:t>2011; NIST AI RMF 1.0)</w:t>
       </w:r>
     </w:p>
     <w:p>
@@ -1941,28 +1725,12 @@
       <w:r>
         <w:rPr>
           <w:rStyle w:val="Strong"/>
-          <w:sz w:val="20"/>
-          <w:szCs w:val="20"/>
-        </w:rPr>
-        <w:t>(</w:t>
-      </w:r>
-      <w:proofErr w:type="spellStart"/>
-      <w:r>
-        <w:rPr>
-          <w:rStyle w:val="Strong"/>
-          <w:sz w:val="20"/>
-          <w:szCs w:val="20"/>
-        </w:rPr>
-        <w:t>Carlini</w:t>
-      </w:r>
-      <w:proofErr w:type="spellEnd"/>
-      <w:r>
-        <w:rPr>
-          <w:rStyle w:val="Strong"/>
-          <w:sz w:val="20"/>
-          <w:szCs w:val="20"/>
-        </w:rPr>
-        <w:t xml:space="preserve"> et al. 2021)</w:t>
+          <w:b w:val="0"/>
+          <w:bCs w:val="0"/>
+          <w:sz w:val="20"/>
+          <w:szCs w:val="20"/>
+        </w:rPr>
+        <w:t>(Carlini et al. 2021)</w:t>
       </w:r>
     </w:p>
     <w:p>
@@ -1992,7 +1760,14 @@
           <w:sz w:val="20"/>
           <w:szCs w:val="20"/>
         </w:rPr>
-        <w:t xml:space="preserve">, enforcing bounded retention aligned with operational necessity rather than convenience </w:t>
+        <w:t>, enforcing bounded retention aligned with operational necessity rather than convenience</w:t>
+      </w:r>
+      <w:r>
+        <w:rPr>
+          <w:sz w:val="20"/>
+          <w:szCs w:val="20"/>
+        </w:rPr>
+        <w:t xml:space="preserve"> </w:t>
       </w:r>
       <w:r>
         <w:rPr>
@@ -2013,6 +1788,8 @@
         <w:spacing w:before="0" w:beforeAutospacing="0" w:after="0" w:afterAutospacing="0"/>
         <w:divId w:val="59254792"/>
         <w:rPr>
+          <w:b/>
+          <w:bCs/>
           <w:sz w:val="20"/>
           <w:szCs w:val="20"/>
         </w:rPr>
@@ -2035,46 +1812,12 @@
       <w:r>
         <w:rPr>
           <w:rStyle w:val="Strong"/>
-          <w:sz w:val="20"/>
-          <w:szCs w:val="20"/>
-        </w:rPr>
-        <w:t>(</w:t>
-      </w:r>
-      <w:proofErr w:type="spellStart"/>
-      <w:r>
-        <w:rPr>
-          <w:rStyle w:val="Strong"/>
-          <w:sz w:val="20"/>
-          <w:szCs w:val="20"/>
-        </w:rPr>
-        <w:t>Doshi</w:t>
-      </w:r>
-      <w:proofErr w:type="spellEnd"/>
-      <w:r>
-        <w:rPr>
-          <w:rStyle w:val="Strong"/>
-          <w:sz w:val="20"/>
-          <w:szCs w:val="20"/>
-        </w:rPr>
-        <w:t xml:space="preserve">-Velez and Kim 2017; </w:t>
-      </w:r>
-      <w:proofErr w:type="spellStart"/>
-      <w:r>
-        <w:rPr>
-          <w:rStyle w:val="Strong"/>
-          <w:sz w:val="20"/>
-          <w:szCs w:val="20"/>
-        </w:rPr>
-        <w:t>Leveson</w:t>
-      </w:r>
-      <w:proofErr w:type="spellEnd"/>
-      <w:r>
-        <w:rPr>
-          <w:rStyle w:val="Strong"/>
-          <w:sz w:val="20"/>
-          <w:szCs w:val="20"/>
-        </w:rPr>
-        <w:t xml:space="preserve"> 2011)</w:t>
+          <w:b w:val="0"/>
+          <w:bCs w:val="0"/>
+          <w:sz w:val="20"/>
+          <w:szCs w:val="20"/>
+        </w:rPr>
+        <w:t>(Doshi-Velez and Kim 2017; Leveson 2011)</w:t>
       </w:r>
     </w:p>
     <w:p>
@@ -2088,22 +1831,10 @@
       <w:r>
         <w:rPr>
           <w:rStyle w:val="Strong"/>
-        </w:rPr>
-        <w:t>(</w:t>
-      </w:r>
-      <w:proofErr w:type="spellStart"/>
-      <w:r>
-        <w:rPr>
-          <w:rStyle w:val="Strong"/>
-        </w:rPr>
-        <w:t>Everitt</w:t>
-      </w:r>
-      <w:proofErr w:type="spellEnd"/>
-      <w:r>
-        <w:rPr>
-          <w:rStyle w:val="Strong"/>
-        </w:rPr>
-        <w:t xml:space="preserve"> et al. 2019)</w:t>
+          <w:b w:val="0"/>
+          <w:bCs w:val="0"/>
+        </w:rPr>
+        <w:t>(Everitt et al. 2019)</w:t>
       </w:r>
       <w:r>
         <w:t>.</w:t>
@@ -2121,7 +1852,13 @@
         <w:t xml:space="preserve">, </w:t>
       </w:r>
       <w:r>
-        <w:t>where decisions propagate rapidly and consequences are systemic</w:t>
+        <w:t>where decisions propagate rapidly</w:t>
+      </w:r>
+      <w:r>
+        <w:t>,</w:t>
+      </w:r>
+      <w:r>
+        <w:t xml:space="preserve"> and consequences are systemic</w:t>
       </w:r>
       <w:r>
         <w:t xml:space="preserve">, </w:t>
@@ -2138,52 +1875,17 @@
       <w:r>
         <w:rPr>
           <w:rStyle w:val="Strong"/>
-        </w:rPr>
-        <w:t>(</w:t>
-      </w:r>
-      <w:proofErr w:type="spellStart"/>
-      <w:r>
-        <w:rPr>
-          <w:rStyle w:val="Strong"/>
-        </w:rPr>
-        <w:t>Leveson</w:t>
-      </w:r>
-      <w:proofErr w:type="spellEnd"/>
-      <w:r>
-        <w:rPr>
-          <w:rStyle w:val="Strong"/>
-        </w:rPr>
-        <w:t xml:space="preserve"> 2011; NIST AI RMF 1.0)</w:t>
-      </w:r>
-      <w:r>
+          <w:b w:val="0"/>
+          <w:bCs w:val="0"/>
+        </w:rPr>
+        <w:t>(Leveson 2011; NIST AI RMF 1.0)</w:t>
+      </w:r>
+      <w:r>
+        <w:rPr>
+          <w:b/>
+          <w:bCs/>
+        </w:rPr>
         <w:t>.</w:t>
-      </w:r>
-    </w:p>
-    <w:p>
-      <w:pPr>
-        <w:ind w:firstLine="284"/>
-        <w:jc w:val="both"/>
-        <w:rPr>
-          <w:sz w:val="20"/>
-          <w:szCs w:val="20"/>
-        </w:rPr>
-      </w:pPr>
-      <w:r>
-        <w:rPr>
-          <w:noProof/>
-          <w:sz w:val="20"/>
-          <w:szCs w:val="20"/>
-        </w:rPr>
-      </w:r>
-      <w:r>
-        <w:rPr>
-          <w:noProof/>
-          <w:sz w:val="20"/>
-          <w:szCs w:val="20"/>
-        </w:rPr>
-        <w:pict w14:anchorId="7CC4BDD5">
-          <v:rect id="_x0000_i1026" style="width:0;height:1.5pt" o:hralign="center" o:hrstd="t" o:hr="t" fillcolor="#a0a0a0" stroked="f"/>
-        </w:pict>
       </w:r>
     </w:p>
     <w:p>
@@ -2207,6 +1909,8 @@
         <w:pStyle w:val="Main"/>
         <w:divId w:val="280722072"/>
         <w:rPr>
+          <w:b/>
+          <w:bCs/>
           <w:sz w:val="24"/>
           <w:szCs w:val="24"/>
         </w:rPr>
@@ -2226,24 +1930,16 @@
       <w:r>
         <w:rPr>
           <w:rStyle w:val="Strong"/>
-        </w:rPr>
-        <w:t>(</w:t>
-      </w:r>
-      <w:proofErr w:type="spellStart"/>
-      <w:r>
-        <w:rPr>
-          <w:rStyle w:val="Strong"/>
-        </w:rPr>
-        <w:t>Saltzer</w:t>
-      </w:r>
-      <w:proofErr w:type="spellEnd"/>
-      <w:r>
-        <w:rPr>
-          <w:rStyle w:val="Strong"/>
-        </w:rPr>
-        <w:t xml:space="preserve"> and Schroeder 1975; Lampson 2004)</w:t>
-      </w:r>
-      <w:r>
+          <w:b w:val="0"/>
+          <w:bCs w:val="0"/>
+        </w:rPr>
+        <w:t>(Saltzer and Schroeder 1975; Lampson 2004)</w:t>
+      </w:r>
+      <w:r>
+        <w:rPr>
+          <w:b/>
+          <w:bCs/>
+        </w:rPr>
         <w:t>.</w:t>
       </w:r>
     </w:p>
@@ -2253,39 +1949,22 @@
         <w:divId w:val="280722072"/>
       </w:pPr>
       <w:r>
-        <w:t xml:space="preserve">A vault is not merely a secure database. It is a gatekeeper for </w:t>
-      </w:r>
-      <w:proofErr w:type="spellStart"/>
-      <w:r>
-        <w:t>actionability</w:t>
-      </w:r>
-      <w:proofErr w:type="spellEnd"/>
-      <w:r>
-        <w:t xml:space="preserve">. Access to credentials, signing keys, privileged APIs, or execution tokens determines whether a proposed action can transition from </w:t>
-      </w:r>
-      <w:r>
-        <w:lastRenderedPageBreak/>
-        <w:t xml:space="preserve">intention to </w:t>
-      </w:r>
-      <w:proofErr w:type="gramStart"/>
-      <w:r>
-        <w:t>effect</w:t>
-      </w:r>
-      <w:proofErr w:type="gramEnd"/>
-      <w:r>
-        <w:t xml:space="preserve">. When cognitive components are granted direct or persistent access to such material, authority becomes implicit, </w:t>
-      </w:r>
-      <w:proofErr w:type="spellStart"/>
-      <w:r>
-        <w:t>unscoped</w:t>
-      </w:r>
-      <w:proofErr w:type="spellEnd"/>
-      <w:r>
-        <w:t xml:space="preserve">, and difficult to revoke </w:t>
-      </w:r>
-      <w:r>
-        <w:rPr>
-          <w:rStyle w:val="Strong"/>
+        <w:t>A vault is not merely a secure database. It is a gatekeeper for actionability. Access to credentials, signing keys, privileged APIs, or execution tokens determines whether a proposed action can transition from intention to effect. When cognitive components are granted direct or persistent access to such material, authority becomes implicit, un</w:t>
+      </w:r>
+      <w:r>
+        <w:t>-</w:t>
+      </w:r>
+      <w:r>
+        <w:t>scoped, and difficult to revoke</w:t>
+      </w:r>
+      <w:r>
+        <w:t xml:space="preserve"> </w:t>
+      </w:r>
+      <w:r>
+        <w:rPr>
+          <w:rStyle w:val="Strong"/>
+          <w:b w:val="0"/>
+          <w:bCs w:val="0"/>
         </w:rPr>
         <w:t>(NIST SP 800-57; NIST SP 800-53 Rev. 5)</w:t>
       </w:r>
@@ -2313,10 +1992,16 @@
       <w:r>
         <w:rPr>
           <w:rStyle w:val="Strong"/>
+          <w:b w:val="0"/>
+          <w:bCs w:val="0"/>
         </w:rPr>
         <w:t>(Lampson 2004; Miller et al. 2003)</w:t>
       </w:r>
       <w:r>
+        <w:rPr>
+          <w:b/>
+          <w:bCs/>
+        </w:rPr>
         <w:t>.</w:t>
       </w:r>
     </w:p>
@@ -2353,54 +2038,35 @@
       </w:r>
       <w:r>
         <w:rPr>
-          <w:sz w:val="20"/>
-          <w:szCs w:val="20"/>
-        </w:rPr>
-        <w:t xml:space="preserve"> – cognitive components cannot enumerate, infer, or discover stored secrets, preventing indirect leakage or probing behavior </w:t>
-      </w:r>
-      <w:r>
-        <w:rPr>
-          <w:rStyle w:val="Strong"/>
-          <w:sz w:val="20"/>
-          <w:szCs w:val="20"/>
-        </w:rPr>
-        <w:t>(</w:t>
-      </w:r>
-      <w:proofErr w:type="spellStart"/>
-      <w:r>
-        <w:rPr>
-          <w:rStyle w:val="Strong"/>
-          <w:sz w:val="20"/>
-          <w:szCs w:val="20"/>
-        </w:rPr>
-        <w:t>Saltzer</w:t>
-      </w:r>
-      <w:proofErr w:type="spellEnd"/>
-      <w:r>
-        <w:rPr>
-          <w:rStyle w:val="Strong"/>
-          <w:sz w:val="20"/>
-          <w:szCs w:val="20"/>
-        </w:rPr>
-        <w:t xml:space="preserve"> and Schroeder 1975; </w:t>
-      </w:r>
-      <w:proofErr w:type="spellStart"/>
-      <w:r>
-        <w:rPr>
-          <w:rStyle w:val="Strong"/>
-          <w:sz w:val="20"/>
-          <w:szCs w:val="20"/>
-        </w:rPr>
-        <w:t>Carlini</w:t>
-      </w:r>
-      <w:proofErr w:type="spellEnd"/>
-      <w:r>
-        <w:rPr>
-          <w:rStyle w:val="Strong"/>
-          <w:sz w:val="20"/>
-          <w:szCs w:val="20"/>
-        </w:rPr>
-        <w:t xml:space="preserve"> et al. 2021)</w:t>
+          <w:rStyle w:val="Strong"/>
+          <w:sz w:val="20"/>
+          <w:szCs w:val="20"/>
+        </w:rPr>
+        <w:t>:</w:t>
+      </w:r>
+      <w:r>
+        <w:rPr>
+          <w:sz w:val="20"/>
+          <w:szCs w:val="20"/>
+        </w:rPr>
+        <w:t xml:space="preserve"> cognitive components cannot enumerate, infer, or discover stored secrets, preventing indirect leakage or probing behavior</w:t>
+      </w:r>
+      <w:r>
+        <w:rPr>
+          <w:sz w:val="20"/>
+          <w:szCs w:val="20"/>
+        </w:rPr>
+        <w:t xml:space="preserve"> </w:t>
+      </w:r>
+      <w:r>
+        <w:rPr>
+          <w:rStyle w:val="Strong"/>
+          <w:b w:val="0"/>
+          <w:bCs w:val="0"/>
+          <w:sz w:val="20"/>
+          <w:szCs w:val="20"/>
+        </w:rPr>
+        <w:t>(Saltzer and Schroeder 1975; Carlini et al. 2021)</w:t>
       </w:r>
     </w:p>
     <w:p>
@@ -2435,24 +2101,28 @@
       <w:r>
         <w:rPr>
           <w:rStyle w:val="Strong"/>
+          <w:b w:val="0"/>
+          <w:bCs w:val="0"/>
           <w:sz w:val="20"/>
           <w:szCs w:val="20"/>
         </w:rPr>
         <w:t xml:space="preserve">(NIST SP 800-53 Rev. 5; </w:t>
       </w:r>
-      <w:proofErr w:type="spellStart"/>
-      <w:r>
-        <w:rPr>
-          <w:rStyle w:val="Strong"/>
-          <w:sz w:val="20"/>
-          <w:szCs w:val="20"/>
-        </w:rPr>
-        <w:t>HashiCorp</w:t>
-      </w:r>
-      <w:proofErr w:type="spellEnd"/>
-      <w:r>
-        <w:rPr>
-          <w:rStyle w:val="Strong"/>
+      <w:r>
+        <w:rPr>
+          <w:rStyle w:val="Strong"/>
+          <w:b w:val="0"/>
+          <w:bCs w:val="0"/>
+          <w:sz w:val="20"/>
+          <w:szCs w:val="20"/>
+        </w:rPr>
+        <w:t>Hashi Corp</w:t>
+      </w:r>
+      <w:r>
+        <w:rPr>
+          <w:rStyle w:val="Strong"/>
+          <w:b w:val="0"/>
+          <w:bCs w:val="0"/>
           <w:sz w:val="20"/>
           <w:szCs w:val="20"/>
         </w:rPr>
@@ -2491,28 +2161,12 @@
       <w:r>
         <w:rPr>
           <w:rStyle w:val="Strong"/>
-          <w:sz w:val="20"/>
-          <w:szCs w:val="20"/>
-        </w:rPr>
-        <w:t xml:space="preserve">(NIST SP 800-53 Rev. 5; </w:t>
-      </w:r>
-      <w:proofErr w:type="spellStart"/>
-      <w:r>
-        <w:rPr>
-          <w:rStyle w:val="Strong"/>
-          <w:sz w:val="20"/>
-          <w:szCs w:val="20"/>
-        </w:rPr>
-        <w:t>Leveson</w:t>
-      </w:r>
-      <w:proofErr w:type="spellEnd"/>
-      <w:r>
-        <w:rPr>
-          <w:rStyle w:val="Strong"/>
-          <w:sz w:val="20"/>
-          <w:szCs w:val="20"/>
-        </w:rPr>
-        <w:t xml:space="preserve"> 2011)</w:t>
+          <w:b w:val="0"/>
+          <w:bCs w:val="0"/>
+          <w:sz w:val="20"/>
+          <w:szCs w:val="20"/>
+        </w:rPr>
+        <w:t>(NIST SP 800-53 Rev. 5; Leveson 2011)</w:t>
       </w:r>
     </w:p>
     <w:p>
@@ -2526,6 +2180,8 @@
       <w:r>
         <w:rPr>
           <w:rStyle w:val="Strong"/>
+          <w:b w:val="0"/>
+          <w:bCs w:val="0"/>
         </w:rPr>
         <w:t>(Miller et al. 2003; NIST AI RMF 1.0)</w:t>
       </w:r>
@@ -2541,47 +2197,22 @@
       <w:r>
         <w:t xml:space="preserve">Crucially, vaults must not be embedded within the cognitive layer itself. When secrets management is </w:t>
       </w:r>
-      <w:proofErr w:type="spellStart"/>
-      <w:r>
-        <w:t>colocated</w:t>
-      </w:r>
-      <w:proofErr w:type="spellEnd"/>
-      <w:r>
-        <w:t xml:space="preserve"> with reasoning processes, the distinction between intent and execution collapses. In such architectures, misalignment, hallucination, or adversarial manipulation can immediately translate into privileged action, eliminating the possibility of independent control or intervention </w:t>
-      </w:r>
-      <w:r>
-        <w:rPr>
-          <w:rStyle w:val="Strong"/>
-        </w:rPr>
-        <w:t>(</w:t>
-      </w:r>
-      <w:proofErr w:type="spellStart"/>
-      <w:r>
-        <w:rPr>
-          <w:rStyle w:val="Strong"/>
-        </w:rPr>
-        <w:t>Leveson</w:t>
-      </w:r>
-      <w:proofErr w:type="spellEnd"/>
-      <w:r>
-        <w:rPr>
-          <w:rStyle w:val="Strong"/>
-        </w:rPr>
-        <w:t xml:space="preserve"> 2011; </w:t>
-      </w:r>
-      <w:proofErr w:type="spellStart"/>
-      <w:r>
-        <w:rPr>
-          <w:rStyle w:val="Strong"/>
-        </w:rPr>
-        <w:t>Everitt</w:t>
-      </w:r>
-      <w:proofErr w:type="spellEnd"/>
-      <w:r>
-        <w:rPr>
-          <w:rStyle w:val="Strong"/>
-        </w:rPr>
-        <w:t xml:space="preserve"> et al. 2019)</w:t>
+      <w:r>
+        <w:t>collocated</w:t>
+      </w:r>
+      <w:r>
+        <w:t xml:space="preserve"> with reasoning processes, the distinction between intent and execution collapses. In such architectures, misalignment, hallucination, or adversarial manipulation can immediately translate into priv</w:t>
+      </w:r>
+      <w:r>
+        <w:t xml:space="preserve">ileged action, eliminating the possibility of independent control or intervention </w:t>
+      </w:r>
+      <w:r>
+        <w:rPr>
+          <w:rStyle w:val="Strong"/>
+          <w:b w:val="0"/>
+          <w:bCs w:val="0"/>
+        </w:rPr>
+        <w:t>(Leveson 2011; Everitt et al. 2019)</w:t>
       </w:r>
       <w:r>
         <w:t>.</w:t>
@@ -2593,35 +2224,21 @@
         <w:divId w:val="280722072"/>
       </w:pPr>
       <w:r>
-        <w:t xml:space="preserve">By externalizing authority and enforcing access through policy-governed vaults, cognitive defense systems preserve a final line of control that remains </w:t>
-      </w:r>
-      <w:proofErr w:type="spellStart"/>
-      <w:r>
-        <w:t>inspectable</w:t>
-      </w:r>
-      <w:proofErr w:type="spellEnd"/>
-      <w:r>
-        <w:t xml:space="preserve">, auditable, and revocable. This separation is not an implementation detail; it is a prerequisite for safe autonomy. When cognition and authority occupy the same plane, escalation becomes inevitable </w:t>
-      </w:r>
-      <w:r>
-        <w:rPr>
-          <w:rStyle w:val="Strong"/>
-        </w:rPr>
-        <w:t>(</w:t>
-      </w:r>
-      <w:proofErr w:type="spellStart"/>
-      <w:r>
-        <w:rPr>
-          <w:rStyle w:val="Strong"/>
-        </w:rPr>
-        <w:t>Saltzer</w:t>
-      </w:r>
-      <w:proofErr w:type="spellEnd"/>
-      <w:r>
-        <w:rPr>
-          <w:rStyle w:val="Strong"/>
-        </w:rPr>
-        <w:t xml:space="preserve"> and Schroeder 1975; Lampson 2004)</w:t>
+        <w:t>By externalizing authority and enforcing access through policy-governed vaults, cognitive defense systems preser</w:t>
+      </w:r>
+      <w:r>
+        <w:t>ve a final line of control that remains inspectable, auditable, and revocable. This separation is not an implementation detail; it is a prerequisite for safe autonomy. When cognition and authority occupy the</w:t>
+      </w:r>
+      <w:r>
+        <w:t xml:space="preserve"> same plane, escalation becomes inevitable </w:t>
+      </w:r>
+      <w:r>
+        <w:rPr>
+          <w:rStyle w:val="Strong"/>
+          <w:b w:val="0"/>
+          <w:bCs w:val="0"/>
+        </w:rPr>
+        <w:t>(Saltzer and Schroeder 1975; Lampson 2004)</w:t>
       </w:r>
       <w:r>
         <w:t>.</w:t>
@@ -2629,29 +2246,129 @@
     </w:p>
     <w:p>
       <w:pPr>
-        <w:ind w:firstLine="284"/>
+        <w:pStyle w:val="Main"/>
+        <w:divId w:val="280722072"/>
+      </w:pPr>
+      <w:r>
+        <w:t xml:space="preserve">Next </w:t>
+      </w:r>
+      <w:r>
+        <w:t xml:space="preserve">illustration </w:t>
+      </w:r>
+      <w:r>
+        <w:t xml:space="preserve">visualizes the vault as a trust boundary that </w:t>
+      </w:r>
+      <w:r>
+        <w:t>externalizes</w:t>
+      </w:r>
+      <w:r>
+        <w:t xml:space="preserve"> authority</w:t>
+      </w:r>
+      <w:r>
+        <w:t xml:space="preserve"> through vault-governed token issuance</w:t>
+      </w:r>
+      <w:r>
+        <w:t xml:space="preserve">, </w:t>
+      </w:r>
+      <w:r>
+        <w:t>.</w:t>
+      </w:r>
+      <w:r>
+        <w:t>and prevents persistent credential exposure within cognitive components.</w:t>
+      </w:r>
+      <w:r>
+        <w:t xml:space="preserve"> Cognition cannot directly access or enumerate secrets.</w:t>
+      </w:r>
+    </w:p>
+    <w:p>
+      <w:pPr>
+        <w:pStyle w:val="Main"/>
+        <w:keepNext/>
+        <w:divId w:val="280722072"/>
+      </w:pPr>
+      <w:r>
+        <w:rPr>
+          <w:noProof/>
+        </w:rPr>
+        <w:drawing>
+          <wp:inline distT="0" distB="0" distL="0" distR="0" wp14:anchorId="7125042A" wp14:editId="5A829030">
+            <wp:extent cx="3816350" cy="2544445"/>
+            <wp:effectExtent l="0" t="0" r="0" b="8255"/>
+            <wp:docPr id="343671529" name="Picture 5"/>
+            <wp:cNvGraphicFramePr>
+              <a:graphicFrameLocks xmlns:a="http://schemas.openxmlformats.org/drawingml/2006/main" noChangeAspect="1"/>
+            </wp:cNvGraphicFramePr>
+            <a:graphic xmlns:a="http://schemas.openxmlformats.org/drawingml/2006/main">
+              <a:graphicData uri="http://schemas.openxmlformats.org/drawingml/2006/picture">
+                <pic:pic xmlns:pic="http://schemas.openxmlformats.org/drawingml/2006/picture">
+                  <pic:nvPicPr>
+                    <pic:cNvPr id="343671529" name="Picture 343671529"/>
+                    <pic:cNvPicPr/>
+                  </pic:nvPicPr>
+                  <pic:blipFill>
+                    <a:blip r:embed="rId9" cstate="print">
+                      <a:extLst>
+                        <a:ext uri="{28A0092B-C50C-407E-A947-70E740481C1C}">
+                          <a14:useLocalDpi xmlns:a14="http://schemas.microsoft.com/office/drawing/2010/main" val="0"/>
+                        </a:ext>
+                      </a:extLst>
+                    </a:blip>
+                    <a:stretch>
+                      <a:fillRect/>
+                    </a:stretch>
+                  </pic:blipFill>
+                  <pic:spPr>
+                    <a:xfrm>
+                      <a:off x="0" y="0"/>
+                      <a:ext cx="3816350" cy="2544445"/>
+                    </a:xfrm>
+                    <a:prstGeom prst="rect">
+                      <a:avLst/>
+                    </a:prstGeom>
+                  </pic:spPr>
+                </pic:pic>
+              </a:graphicData>
+            </a:graphic>
+          </wp:inline>
+        </w:drawing>
+      </w:r>
+    </w:p>
+    <w:p>
+      <w:pPr>
+        <w:pStyle w:val="Caption"/>
         <w:jc w:val="both"/>
-        <w:rPr>
-          <w:sz w:val="20"/>
-          <w:szCs w:val="20"/>
-        </w:rPr>
-      </w:pPr>
+        <w:divId w:val="280722072"/>
+      </w:pPr>
+      <w:r>
+        <w:t>Figure 8.</w:t>
+      </w:r>
+      <w:r>
+        <w:fldChar w:fldCharType="begin"/>
+      </w:r>
+      <w:r>
+        <w:instrText xml:space="preserve"> SEQ Figure_8. \* ARABIC </w:instrText>
+      </w:r>
+      <w:r>
+        <w:fldChar w:fldCharType="separate"/>
+      </w:r>
       <w:r>
         <w:rPr>
           <w:noProof/>
-          <w:sz w:val="20"/>
-          <w:szCs w:val="20"/>
-        </w:rPr>
-      </w:r>
-      <w:r>
-        <w:rPr>
-          <w:noProof/>
-          <w:sz w:val="20"/>
-          <w:szCs w:val="20"/>
-        </w:rPr>
-        <w:pict w14:anchorId="22B39927">
-          <v:rect id="_x0000_i1027" style="width:0;height:1.5pt" o:hralign="center" o:hrstd="t" o:hr="t" fillcolor="#a0a0a0" stroked="f"/>
-        </w:pict>
+        </w:rPr>
+        <w:t>2</w:t>
+      </w:r>
+      <w:r>
+        <w:fldChar w:fldCharType="end"/>
+      </w:r>
+      <w:r>
+        <w:t xml:space="preserve"> </w:t>
+      </w:r>
+      <w:r>
+        <w:rPr>
+          <w:b w:val="0"/>
+          <w:bCs/>
+        </w:rPr>
+        <w:t>Externalization of authority.</w:t>
       </w:r>
     </w:p>
     <w:p>
@@ -2679,11 +2396,7 @@
         </w:rPr>
       </w:pPr>
       <w:r>
-        <w:t xml:space="preserve">Execution surfaces are the interfaces through which reasoning transitions into action. In cybersecurity systems, these surfaces include API calls, infrastructure modifications, alert suppression, policy updates, and </w:t>
-      </w:r>
-      <w:r>
-        <w:lastRenderedPageBreak/>
-        <w:t xml:space="preserve">automated response mechanisms. The design of these interfaces defines the </w:t>
+        <w:t xml:space="preserve">Execution surfaces are the interfaces through which reasoning transitions into action. In cybersecurity systems, these surfaces include API calls, infrastructure modifications, alert suppression, policy updates, and automated response mechanisms. The design of these interfaces defines the </w:t>
       </w:r>
       <w:r>
         <w:rPr>
@@ -2692,27 +2405,18 @@
         <w:t>geometry of risk</w:t>
       </w:r>
       <w:r>
-        <w:t xml:space="preserve">, determining how intent propagates into impact and how quickly errors or adversarial manipulations can escalate </w:t>
-      </w:r>
-      <w:r>
-        <w:rPr>
-          <w:rStyle w:val="Strong"/>
-        </w:rPr>
-        <w:t>(</w:t>
-      </w:r>
-      <w:proofErr w:type="spellStart"/>
-      <w:r>
-        <w:rPr>
-          <w:rStyle w:val="Strong"/>
-        </w:rPr>
-        <w:t>Saltzer</w:t>
-      </w:r>
-      <w:proofErr w:type="spellEnd"/>
-      <w:r>
-        <w:rPr>
-          <w:rStyle w:val="Strong"/>
-        </w:rPr>
-        <w:t xml:space="preserve"> and Schroeder 1975; Lampson 2004)</w:t>
+        <w:t>, determining how intent propagates into impact a</w:t>
+      </w:r>
+      <w:r>
+        <w:t xml:space="preserve">nd how quickly errors or adversarial manipulations can escalate </w:t>
+      </w:r>
+      <w:r>
+        <w:rPr>
+          <w:rStyle w:val="Strong"/>
+          <w:b w:val="0"/>
+          <w:bCs w:val="0"/>
+        </w:rPr>
+        <w:t>(Saltzer and Schroeder 1975; Lampson 2004)</w:t>
       </w:r>
       <w:r>
         <w:t>.</w:t>
@@ -2724,30 +2428,19 @@
         <w:divId w:val="2039305844"/>
       </w:pPr>
       <w:r>
-        <w:t xml:space="preserve">Naïve autonomy treats execution as a binary capability: an action is either permitted or denied. This framing obscures the fact that risk is not binary but geometric. The magnitude, scope, reversibility, and observability of an action determine its potential for harm. Systems that expose broad or implicit execution paths concentrate risk by allowing high-impact actions to occur without intermediate constraint or inspection </w:t>
-      </w:r>
-      <w:r>
-        <w:rPr>
-          <w:rStyle w:val="Strong"/>
-        </w:rPr>
-        <w:t>(</w:t>
-      </w:r>
-      <w:proofErr w:type="spellStart"/>
-      <w:r>
-        <w:rPr>
-          <w:rStyle w:val="Strong"/>
-        </w:rPr>
-        <w:t>Leveson</w:t>
-      </w:r>
-      <w:proofErr w:type="spellEnd"/>
-      <w:r>
-        <w:rPr>
-          <w:rStyle w:val="Strong"/>
-        </w:rPr>
-        <w:t xml:space="preserve"> 2011; NIST SP 800-53 Rev. 5)</w:t>
-      </w:r>
-      <w:r>
-        <w:t>.</w:t>
+        <w:t xml:space="preserve">Naïve autonomy treats execution as a </w:t>
+      </w:r>
+      <w:r>
+        <w:t xml:space="preserve">binary capability: an action is either permitted or denied. </w:t>
+      </w:r>
+      <w:r>
+        <w:t>This framing obscure</w:t>
+      </w:r>
+      <w:r>
+        <w:t xml:space="preserve"> the fact that risk is not binary but geometric. The magnitude, scope, reversibility, and observability of an action determine its potential for harm. Systems that expose broad or implicit execution paths concentrate risk by allowing high-impact actions to occur without intermediate co</w:t>
+      </w:r>
+      <w:r>
+        <w:t>nstraint or inspection (Leveson 2011; NIST SP 800-53 Rev. 5).</w:t>
       </w:r>
     </w:p>
     <w:p>
@@ -2803,25 +2496,7 @@
           <w:sz w:val="20"/>
           <w:szCs w:val="20"/>
         </w:rPr>
-        <w:t>(</w:t>
-      </w:r>
-      <w:proofErr w:type="spellStart"/>
-      <w:r>
-        <w:rPr>
-          <w:rStyle w:val="Strong"/>
-          <w:sz w:val="20"/>
-          <w:szCs w:val="20"/>
-        </w:rPr>
-        <w:t>Leveson</w:t>
-      </w:r>
-      <w:proofErr w:type="spellEnd"/>
-      <w:r>
-        <w:rPr>
-          <w:rStyle w:val="Strong"/>
-          <w:sz w:val="20"/>
-          <w:szCs w:val="20"/>
-        </w:rPr>
-        <w:t xml:space="preserve"> 2011)</w:t>
+        <w:t>(Leveson 2011)</w:t>
       </w:r>
     </w:p>
     <w:p>
@@ -2851,33 +2526,24 @@
           <w:sz w:val="20"/>
           <w:szCs w:val="20"/>
         </w:rPr>
-        <w:t xml:space="preserve">, constraining blast radius through resource, domain, or policy boundaries </w:t>
-      </w:r>
-      <w:r>
-        <w:rPr>
-          <w:rStyle w:val="Strong"/>
-          <w:sz w:val="20"/>
-          <w:szCs w:val="20"/>
-        </w:rPr>
-        <w:t>(</w:t>
-      </w:r>
-      <w:proofErr w:type="spellStart"/>
-      <w:r>
-        <w:rPr>
-          <w:rStyle w:val="Strong"/>
-          <w:sz w:val="20"/>
-          <w:szCs w:val="20"/>
-        </w:rPr>
-        <w:t>Saltzer</w:t>
-      </w:r>
-      <w:proofErr w:type="spellEnd"/>
-      <w:r>
-        <w:rPr>
-          <w:rStyle w:val="Strong"/>
-          <w:sz w:val="20"/>
-          <w:szCs w:val="20"/>
-        </w:rPr>
-        <w:t xml:space="preserve"> and Schroeder 1975; NIST SP 800-53 Rev. 5)</w:t>
+        <w:t>, constraining blast radius through resource, domain, or policy boundaries</w:t>
+      </w:r>
+      <w:r>
+        <w:rPr>
+          <w:sz w:val="20"/>
+          <w:szCs w:val="20"/>
+        </w:rPr>
+        <w:t xml:space="preserve"> </w:t>
+      </w:r>
+      <w:r>
+        <w:rPr>
+          <w:rStyle w:val="Strong"/>
+          <w:b w:val="0"/>
+          <w:bCs w:val="0"/>
+          <w:sz w:val="20"/>
+          <w:szCs w:val="20"/>
+        </w:rPr>
+        <w:t>(Saltzer and Schroeder 1975; NIST SP 800-53 Rev. 5)</w:t>
       </w:r>
     </w:p>
     <w:p>
@@ -2890,6 +2556,8 @@
         <w:spacing w:before="0" w:beforeAutospacing="0" w:after="0" w:afterAutospacing="0"/>
         <w:divId w:val="2039305844"/>
         <w:rPr>
+          <w:b/>
+          <w:bCs/>
           <w:sz w:val="20"/>
           <w:szCs w:val="20"/>
         </w:rPr>
@@ -2912,6 +2580,8 @@
       <w:r>
         <w:rPr>
           <w:rStyle w:val="Strong"/>
+          <w:b w:val="0"/>
+          <w:bCs w:val="0"/>
           <w:sz w:val="20"/>
           <w:szCs w:val="20"/>
         </w:rPr>
@@ -2950,46 +2620,32 @@
       <w:r>
         <w:rPr>
           <w:rStyle w:val="Strong"/>
+          <w:b w:val="0"/>
+          <w:bCs w:val="0"/>
           <w:sz w:val="20"/>
           <w:szCs w:val="20"/>
         </w:rPr>
         <w:t>(</w:t>
       </w:r>
-      <w:proofErr w:type="spellStart"/>
-      <w:r>
-        <w:rPr>
-          <w:rStyle w:val="Strong"/>
-          <w:sz w:val="20"/>
-          <w:szCs w:val="20"/>
-        </w:rPr>
-        <w:t>Sigelman</w:t>
-      </w:r>
-      <w:proofErr w:type="spellEnd"/>
-      <w:r>
-        <w:rPr>
-          <w:rStyle w:val="Strong"/>
-          <w:sz w:val="20"/>
-          <w:szCs w:val="20"/>
-        </w:rPr>
-        <w:t xml:space="preserve"> et al. 2010; </w:t>
-      </w:r>
-      <w:proofErr w:type="spellStart"/>
-      <w:r>
-        <w:rPr>
-          <w:rStyle w:val="Strong"/>
-          <w:sz w:val="20"/>
-          <w:szCs w:val="20"/>
-        </w:rPr>
-        <w:t>Doshi</w:t>
-      </w:r>
-      <w:proofErr w:type="spellEnd"/>
-      <w:r>
-        <w:rPr>
-          <w:rStyle w:val="Strong"/>
-          <w:sz w:val="20"/>
-          <w:szCs w:val="20"/>
-        </w:rPr>
-        <w:t>-Velez and Kim 2017)</w:t>
+      <w:r>
+        <w:rPr>
+          <w:rStyle w:val="Strong"/>
+          <w:b w:val="0"/>
+          <w:bCs w:val="0"/>
+          <w:sz w:val="20"/>
+          <w:szCs w:val="20"/>
+        </w:rPr>
+        <w:t>Siegelman</w:t>
+      </w:r>
+      <w:r>
+        <w:rPr>
+          <w:rStyle w:val="Strong"/>
+          <w:b w:val="0"/>
+          <w:bCs w:val="0"/>
+          <w:sz w:val="20"/>
+          <w:szCs w:val="20"/>
+        </w:rPr>
+        <w:t xml:space="preserve"> et al. 2010; Doshi-Velez and Kim 2017)</w:t>
       </w:r>
     </w:p>
     <w:p>
@@ -3003,39 +2659,20 @@
       <w:r>
         <w:rPr>
           <w:rStyle w:val="Strong"/>
-        </w:rPr>
-        <w:t>(</w:t>
-      </w:r>
-      <w:proofErr w:type="spellStart"/>
-      <w:r>
-        <w:rPr>
-          <w:rStyle w:val="Strong"/>
-        </w:rPr>
-        <w:t>Behl</w:t>
-      </w:r>
-      <w:proofErr w:type="spellEnd"/>
-      <w:r>
-        <w:rPr>
-          <w:rStyle w:val="Strong"/>
-        </w:rPr>
-        <w:t xml:space="preserve"> and </w:t>
-      </w:r>
-      <w:proofErr w:type="spellStart"/>
-      <w:r>
-        <w:rPr>
-          <w:rStyle w:val="Strong"/>
-        </w:rPr>
-        <w:t>Behl</w:t>
-      </w:r>
-      <w:proofErr w:type="spellEnd"/>
-      <w:r>
-        <w:rPr>
-          <w:rStyle w:val="Strong"/>
-        </w:rPr>
-        <w:t xml:space="preserve"> 2017; NIST SP 800-53 Rev. 5)</w:t>
-      </w:r>
-      <w:r>
-        <w:t>. In agentic systems, this collapse is particularly dangerous, as errors propagate at machine speed and may compound before detection.</w:t>
+          <w:b w:val="0"/>
+          <w:bCs w:val="0"/>
+        </w:rPr>
+        <w:t>(Behl and Behl 2017; NIST SP 800-53 Rev. 5)</w:t>
+      </w:r>
+      <w:r>
+        <w:rPr>
+          <w:b/>
+          <w:bCs/>
+        </w:rPr>
+        <w:t>.</w:t>
+      </w:r>
+      <w:r>
+        <w:t xml:space="preserve"> In agentic systems, this collapse is particularly dangerous, as errors propagate at machine speed and may compound before detection.</w:t>
       </w:r>
     </w:p>
     <w:p>
@@ -3044,30 +2681,19 @@
         <w:divId w:val="2039305844"/>
       </w:pPr>
       <w:r>
-        <w:t xml:space="preserve">Narrow, explicit, and observable execution surfaces invert this dynamic. By forcing actions to traverse constrained interfaces, architectures preserve opportunities for inspection, policy enforcement, and human escalation without disabling automation entirely </w:t>
-      </w:r>
-      <w:r>
-        <w:rPr>
-          <w:rStyle w:val="Strong"/>
-        </w:rPr>
-        <w:t>(</w:t>
-      </w:r>
-      <w:proofErr w:type="spellStart"/>
-      <w:r>
-        <w:rPr>
-          <w:rStyle w:val="Strong"/>
-        </w:rPr>
-        <w:t>Leveson</w:t>
-      </w:r>
-      <w:proofErr w:type="spellEnd"/>
-      <w:r>
-        <w:rPr>
-          <w:rStyle w:val="Strong"/>
-        </w:rPr>
-        <w:t xml:space="preserve"> 2011; NIST AI RMF 1.0)</w:t>
-      </w:r>
-      <w:r>
-        <w:t xml:space="preserve">. The objective is not to eliminate action, but to </w:t>
+        <w:t>Narrow, explicit, and observable execution surfaces invert this dynamic. By forcing actions to traverse constrained interfaces, architectures preserve op</w:t>
+      </w:r>
+      <w:r>
+        <w:t xml:space="preserve">portunities for inspection, policy enforcement, and human escalation without </w:t>
+      </w:r>
+      <w:r>
+        <w:t>turning off</w:t>
+      </w:r>
+      <w:r>
+        <w:t xml:space="preserve"> automation entirely (Leveson 2011; NIST AI RMF 1.0). The ob</w:t>
+      </w:r>
+      <w:r>
+        <w:t xml:space="preserve">jective is not to eliminate action, but to </w:t>
       </w:r>
       <w:r>
         <w:rPr>
@@ -3084,35 +2710,118 @@
         <w:pStyle w:val="Main"/>
       </w:pPr>
       <w:r>
-        <w:t xml:space="preserve">In cognitive defense architectures, execution control is therefore inseparable from governance. Reasoning systems propose actions; execution surfaces determine whether, how, and under what constraints </w:t>
-      </w:r>
-      <w:r>
-        <w:lastRenderedPageBreak/>
-        <w:t xml:space="preserve">those actions can affect the environment. When execution is shaped by design rather than convenience, autonomy becomes governable rather than hazardous </w:t>
-      </w:r>
-      <w:r>
-        <w:rPr>
-          <w:rStyle w:val="Strong"/>
-        </w:rPr>
-        <w:t>(</w:t>
-      </w:r>
-      <w:proofErr w:type="spellStart"/>
-      <w:r>
-        <w:rPr>
-          <w:rStyle w:val="Strong"/>
-        </w:rPr>
-        <w:t>Saltzer</w:t>
-      </w:r>
-      <w:proofErr w:type="spellEnd"/>
-      <w:r>
-        <w:rPr>
-          <w:rStyle w:val="Strong"/>
-        </w:rPr>
-        <w:t xml:space="preserve"> and Schroeder 1975; Lampson 2004)</w:t>
-      </w:r>
-      <w:r>
-        <w:t>.</w:t>
-      </w:r>
+        <w:t xml:space="preserve">In cognitive defense architectures, execution control is therefore </w:t>
+      </w:r>
+      <w:r>
+        <w:t>inseparable from governance. Reasoning systems propose actions; execution surfaces determine whether, how, and under what constraints those actions can affect the environment. When execution is shaped by design rather than convenience, autonomy becomes governable rather than hazardous (Saltzer and Schroeder 1975; Lampson 2004).</w:t>
+      </w:r>
+    </w:p>
+    <w:p>
+      <w:pPr>
+        <w:pStyle w:val="Main"/>
+      </w:pPr>
+      <w:r>
+        <w:t>Next figure illustrates a c</w:t>
+      </w:r>
+      <w:r>
+        <w:t>losed-loop cognitive control model in which platform-mediated policies enforce bounded execution and enable continuous auditability.</w:t>
+      </w:r>
+    </w:p>
+    <w:p>
+      <w:pPr>
+        <w:pStyle w:val="Main"/>
+      </w:pPr>
+      <w:r>
+        <w:rPr>
+          <w:noProof/>
+        </w:rPr>
+        <w:drawing>
+          <wp:inline distT="0" distB="0" distL="0" distR="0" wp14:anchorId="3B42F3FA" wp14:editId="2BDCE035">
+            <wp:extent cx="3699307" cy="5548961"/>
+            <wp:effectExtent l="0" t="0" r="0" b="0"/>
+            <wp:docPr id="941935531" name="Picture 7"/>
+            <wp:cNvGraphicFramePr>
+              <a:graphicFrameLocks xmlns:a="http://schemas.openxmlformats.org/drawingml/2006/main" noChangeAspect="1"/>
+            </wp:cNvGraphicFramePr>
+            <a:graphic xmlns:a="http://schemas.openxmlformats.org/drawingml/2006/main">
+              <a:graphicData uri="http://schemas.openxmlformats.org/drawingml/2006/picture">
+                <pic:pic xmlns:pic="http://schemas.openxmlformats.org/drawingml/2006/picture">
+                  <pic:nvPicPr>
+                    <pic:cNvPr id="941935531" name="Picture 941935531"/>
+                    <pic:cNvPicPr/>
+                  </pic:nvPicPr>
+                  <pic:blipFill>
+                    <a:blip r:embed="rId10" cstate="print">
+                      <a:extLst>
+                        <a:ext uri="{28A0092B-C50C-407E-A947-70E740481C1C}">
+                          <a14:useLocalDpi xmlns:a14="http://schemas.microsoft.com/office/drawing/2010/main" val="0"/>
+                        </a:ext>
+                      </a:extLst>
+                    </a:blip>
+                    <a:stretch>
+                      <a:fillRect/>
+                    </a:stretch>
+                  </pic:blipFill>
+                  <pic:spPr>
+                    <a:xfrm>
+                      <a:off x="0" y="0"/>
+                      <a:ext cx="3700895" cy="5551343"/>
+                    </a:xfrm>
+                    <a:prstGeom prst="rect">
+                      <a:avLst/>
+                    </a:prstGeom>
+                  </pic:spPr>
+                </pic:pic>
+              </a:graphicData>
+            </a:graphic>
+          </wp:inline>
+        </w:drawing>
+      </w:r>
+    </w:p>
+    <w:p>
+      <w:pPr>
+        <w:pStyle w:val="Caption"/>
+        <w:jc w:val="both"/>
+        <w:rPr>
+          <w:rFonts w:eastAsiaTheme="minorEastAsia"/>
+        </w:rPr>
+      </w:pPr>
+      <w:r>
+        <w:t>Figure 8.</w:t>
+      </w:r>
+      <w:r>
+        <w:fldChar w:fldCharType="begin"/>
+      </w:r>
+      <w:r>
+        <w:instrText xml:space="preserve"> SEQ Figure_8. \* ARABIC </w:instrText>
+      </w:r>
+      <w:r>
+        <w:fldChar w:fldCharType="separate"/>
+      </w:r>
+      <w:r>
+        <w:rPr>
+          <w:noProof/>
+        </w:rPr>
+        <w:t>3</w:t>
+      </w:r>
+      <w:r>
+        <w:fldChar w:fldCharType="end"/>
+      </w:r>
+      <w:r>
+        <w:t xml:space="preserve"> </w:t>
+      </w:r>
+      <w:r>
+        <w:rPr>
+          <w:b w:val="0"/>
+          <w:bCs/>
+        </w:rPr>
+        <w:t>Closed-loop cognitive control model.</w:t>
+      </w:r>
+    </w:p>
+    <w:p>
+      <w:pPr>
+        <w:pStyle w:val="Main"/>
+      </w:pPr>
     </w:p>
     <w:p>
       <w:pPr>
@@ -3163,12 +2872,16 @@
         <w:t>closed-loop control systems</w:t>
       </w:r>
       <w:r>
-        <w:t>, where reasoning is explicitly bounded by platform-enforced constraints.</w:t>
+        <w:t xml:space="preserve"> in which platform-enforced constraints explicitly constrain reasoning</w:t>
+      </w:r>
+      <w:r>
+        <w:t>.</w:t>
       </w:r>
     </w:p>
     <w:p>
       <w:pPr>
         <w:pStyle w:val="NormalWeb"/>
+        <w:spacing w:after="0" w:afterAutospacing="0"/>
         <w:divId w:val="1244220138"/>
         <w:rPr>
           <w:sz w:val="20"/>
@@ -3182,1046 +2895,715 @@
         </w:rPr>
         <w:t xml:space="preserve">Let the system state at time </w:t>
       </w:r>
+      <m:oMath>
+        <m:r>
+          <w:rPr>
+            <w:rFonts w:ascii="Cambria Math" w:hAnsi="Cambria Math"/>
+            <w:sz w:val="20"/>
+            <w:szCs w:val="20"/>
+          </w:rPr>
+          <m:t>t</m:t>
+        </m:r>
+      </m:oMath>
+      <w:r>
+        <w:rPr>
+          <w:sz w:val="20"/>
+          <w:szCs w:val="20"/>
+        </w:rPr>
+        <w:t xml:space="preserve"> </w:t>
+      </w:r>
+      <w:r>
+        <w:rPr>
+          <w:sz w:val="20"/>
+          <w:szCs w:val="20"/>
+        </w:rPr>
+        <w:t>be</w:t>
+      </w:r>
+      <w:r>
+        <w:rPr>
+          <w:sz w:val="20"/>
+          <w:szCs w:val="20"/>
+        </w:rPr>
+        <w:t>:</w:t>
+      </w:r>
+    </w:p>
+    <w:p>
+      <w:pPr>
+        <w:jc w:val="center"/>
+        <w:divId w:val="1244220138"/>
+        <w:rPr>
+          <w:sz w:val="20"/>
+          <w:szCs w:val="20"/>
+        </w:rPr>
+      </w:pPr>
+      <w:r>
+        <w:rPr>
+          <w:sz w:val="20"/>
+          <w:szCs w:val="20"/>
+        </w:rPr>
+        <w:t>S</w:t>
+      </w:r>
+      <w:r>
+        <w:rPr>
+          <w:sz w:val="20"/>
+          <w:szCs w:val="20"/>
+          <w:vertAlign w:val="subscript"/>
+        </w:rPr>
+        <w:t>t</w:t>
+      </w:r>
+      <w:r>
+        <w:rPr>
+          <w:sz w:val="20"/>
+          <w:szCs w:val="20"/>
+        </w:rPr>
+        <w:t>​</w:t>
+      </w:r>
+      <w:r>
+        <w:rPr>
+          <w:rFonts w:ascii="Cambria Math" w:hAnsi="Cambria Math" w:cs="Cambria Math"/>
+          <w:sz w:val="20"/>
+          <w:szCs w:val="20"/>
+        </w:rPr>
+        <w:t>∈</w:t>
+      </w:r>
+      <w:r>
+        <w:rPr>
+          <w:sz w:val="20"/>
+          <w:szCs w:val="20"/>
+        </w:rPr>
+        <w:t>S</w:t>
+      </w:r>
+    </w:p>
+    <w:p>
+      <w:pPr>
+        <w:pStyle w:val="NormalWeb"/>
+        <w:spacing w:after="0" w:afterAutospacing="0"/>
+        <w:divId w:val="1244220138"/>
+        <w:rPr>
+          <w:sz w:val="20"/>
+          <w:szCs w:val="20"/>
+        </w:rPr>
+      </w:pPr>
+      <w:r>
+        <w:rPr>
+          <w:sz w:val="20"/>
+          <w:szCs w:val="20"/>
+        </w:rPr>
+        <w:t>The platform mediates observation</w:t>
+      </w:r>
+      <w:r>
+        <w:rPr>
+          <w:sz w:val="20"/>
+          <w:szCs w:val="20"/>
+        </w:rPr>
+        <w:t>:</w:t>
+      </w:r>
+    </w:p>
+    <w:p>
+      <w:pPr>
+        <w:jc w:val="center"/>
+        <w:divId w:val="1244220138"/>
+        <w:rPr>
+          <w:sz w:val="20"/>
+          <w:szCs w:val="20"/>
+        </w:rPr>
+      </w:pPr>
+      <w:r>
+        <w:rPr>
+          <w:sz w:val="20"/>
+          <w:szCs w:val="20"/>
+        </w:rPr>
+        <w:t>O</w:t>
+      </w:r>
+      <w:r>
+        <w:rPr>
+          <w:sz w:val="20"/>
+          <w:szCs w:val="20"/>
+          <w:vertAlign w:val="subscript"/>
+        </w:rPr>
+        <w:t>t</w:t>
+      </w:r>
+      <w:r>
+        <w:rPr>
+          <w:sz w:val="20"/>
+          <w:szCs w:val="20"/>
+          <w:vertAlign w:val="subscript"/>
+        </w:rPr>
+        <w:t xml:space="preserve"> </w:t>
+      </w:r>
+      <w:r>
+        <w:rPr>
+          <w:sz w:val="20"/>
+          <w:szCs w:val="20"/>
+        </w:rPr>
+        <w:t>​=</w:t>
+      </w:r>
+      <w:r>
+        <w:rPr>
+          <w:sz w:val="20"/>
+          <w:szCs w:val="20"/>
+        </w:rPr>
+        <w:t xml:space="preserve"> </w:t>
+      </w:r>
+      <w:proofErr w:type="gramStart"/>
+      <w:r>
+        <w:rPr>
+          <w:sz w:val="20"/>
+          <w:szCs w:val="20"/>
+        </w:rPr>
+        <w:t>f</w:t>
+      </w:r>
+      <w:r>
+        <w:rPr>
+          <w:sz w:val="20"/>
+          <w:szCs w:val="20"/>
+          <w:vertAlign w:val="subscript"/>
+        </w:rPr>
+        <w:t>obs</w:t>
+      </w:r>
+      <w:r>
+        <w:rPr>
+          <w:sz w:val="20"/>
+          <w:szCs w:val="20"/>
+        </w:rPr>
+        <w:t>​(</w:t>
+      </w:r>
+      <w:proofErr w:type="gramEnd"/>
+      <w:r>
+        <w:rPr>
+          <w:sz w:val="20"/>
+          <w:szCs w:val="20"/>
+        </w:rPr>
+        <w:t>S</w:t>
+      </w:r>
+      <w:r>
+        <w:rPr>
+          <w:sz w:val="20"/>
+          <w:szCs w:val="20"/>
+          <w:vertAlign w:val="subscript"/>
+        </w:rPr>
+        <w:t>t</w:t>
+      </w:r>
+      <w:r>
+        <w:rPr>
+          <w:sz w:val="20"/>
+          <w:szCs w:val="20"/>
+        </w:rPr>
+        <w:t>​)</w:t>
+      </w:r>
+    </w:p>
+    <w:p>
+      <w:pPr>
+        <w:pStyle w:val="NormalWeb"/>
+        <w:spacing w:after="0" w:afterAutospacing="0"/>
+        <w:divId w:val="1244220138"/>
+        <w:rPr>
+          <w:sz w:val="20"/>
+          <w:szCs w:val="20"/>
+        </w:rPr>
+      </w:pPr>
+      <w:r>
+        <w:rPr>
+          <w:sz w:val="20"/>
+          <w:szCs w:val="20"/>
+        </w:rPr>
+        <w:t>A cognitive agent proposes an action under</w:t>
+      </w:r>
+      <w:r>
+        <w:rPr>
+          <w:sz w:val="20"/>
+          <w:szCs w:val="20"/>
+        </w:rPr>
+        <w:t xml:space="preserve"> </w:t>
+      </w:r>
+      <w:r>
+        <w:rPr>
+          <w:sz w:val="20"/>
+          <w:szCs w:val="20"/>
+        </w:rPr>
+        <w:t xml:space="preserve">architectural constraints </w:t>
+      </w:r>
+      <m:oMath>
+        <m:r>
+          <w:rPr>
+            <w:rFonts w:ascii="Cambria Math" w:hAnsi="Cambria Math"/>
+            <w:sz w:val="20"/>
+            <w:szCs w:val="20"/>
+          </w:rPr>
+          <m:t>C</m:t>
+        </m:r>
+      </m:oMath>
+      <w:r>
+        <w:rPr>
+          <w:sz w:val="20"/>
+          <w:szCs w:val="20"/>
+        </w:rPr>
+        <w:t>:</w:t>
+      </w:r>
+    </w:p>
+    <w:p>
+      <w:pPr>
+        <w:jc w:val="center"/>
+        <w:divId w:val="1244220138"/>
+        <w:rPr>
+          <w:rStyle w:val="katex-mathml"/>
+          <w:sz w:val="20"/>
+          <w:szCs w:val="20"/>
+        </w:rPr>
+      </w:pPr>
+      <w:r>
+        <w:rPr>
+          <w:sz w:val="20"/>
+          <w:szCs w:val="20"/>
+        </w:rPr>
+        <w:t>A</w:t>
+      </w:r>
+      <w:r>
+        <w:rPr>
+          <w:sz w:val="20"/>
+          <w:szCs w:val="20"/>
+          <w:vertAlign w:val="subscript"/>
+        </w:rPr>
+        <w:t>t</w:t>
+      </w:r>
+      <w:r>
+        <w:rPr>
+          <w:sz w:val="20"/>
+          <w:szCs w:val="20"/>
+        </w:rPr>
+        <w:t>​</w:t>
+      </w:r>
+      <w:r>
+        <w:rPr>
+          <w:sz w:val="20"/>
+          <w:szCs w:val="20"/>
+        </w:rPr>
+        <w:t xml:space="preserve"> </w:t>
+      </w:r>
+      <w:r>
+        <w:rPr>
+          <w:sz w:val="20"/>
+          <w:szCs w:val="20"/>
+        </w:rPr>
+        <w:t>=</w:t>
+      </w:r>
+      <w:r>
+        <w:rPr>
+          <w:sz w:val="20"/>
+          <w:szCs w:val="20"/>
+        </w:rPr>
+        <w:t xml:space="preserve"> </w:t>
+      </w:r>
       <w:proofErr w:type="spellStart"/>
-      <w:r>
+      <w:proofErr w:type="gramStart"/>
+      <w:r>
+        <w:rPr>
+          <w:sz w:val="20"/>
+          <w:szCs w:val="20"/>
+        </w:rPr>
+        <w:t>f</w:t>
+      </w:r>
+      <w:r>
+        <w:rPr>
+          <w:sz w:val="20"/>
+          <w:szCs w:val="20"/>
+          <w:vertAlign w:val="subscript"/>
+        </w:rPr>
+        <w:t>reason</w:t>
+      </w:r>
+      <w:proofErr w:type="spellEnd"/>
+      <w:r>
+        <w:rPr>
+          <w:sz w:val="20"/>
+          <w:szCs w:val="20"/>
+        </w:rPr>
+        <w:t>​(</w:t>
+      </w:r>
+      <w:proofErr w:type="gramEnd"/>
+      <w:r>
+        <w:rPr>
+          <w:sz w:val="20"/>
+          <w:szCs w:val="20"/>
+        </w:rPr>
+        <w:t>O</w:t>
+      </w:r>
+      <w:r>
+        <w:rPr>
+          <w:sz w:val="20"/>
+          <w:szCs w:val="20"/>
+          <w:vertAlign w:val="subscript"/>
+        </w:rPr>
+        <w:t>t</w:t>
+      </w:r>
+      <w:r>
+        <w:rPr>
+          <w:sz w:val="20"/>
+          <w:szCs w:val="20"/>
+          <w:vertAlign w:val="subscript"/>
+        </w:rPr>
+        <w:t xml:space="preserve"> </w:t>
+      </w:r>
+      <w:r>
+        <w:rPr>
+          <w:sz w:val="20"/>
+          <w:szCs w:val="20"/>
+        </w:rPr>
+        <w:t>​</w:t>
+      </w:r>
+      <w:r>
+        <w:rPr>
+          <w:rFonts w:ascii="Cambria Math" w:hAnsi="Cambria Math" w:cs="Cambria Math"/>
+          <w:sz w:val="20"/>
+          <w:szCs w:val="20"/>
+        </w:rPr>
+        <w:t>∣</w:t>
+      </w:r>
+      <w:r>
+        <w:rPr>
+          <w:rFonts w:ascii="Cambria Math" w:hAnsi="Cambria Math" w:cs="Cambria Math"/>
+          <w:sz w:val="20"/>
+          <w:szCs w:val="20"/>
+        </w:rPr>
+        <w:t xml:space="preserve"> </w:t>
+      </w:r>
+      <w:r>
+        <w:rPr>
+          <w:sz w:val="20"/>
+          <w:szCs w:val="20"/>
+        </w:rPr>
+        <w:t>C)</w:t>
+      </w:r>
+    </w:p>
+    <w:p>
+      <w:pPr>
+        <w:pStyle w:val="NormalWeb"/>
+        <w:spacing w:after="0" w:afterAutospacing="0"/>
+        <w:divId w:val="1244220138"/>
+        <w:rPr>
+          <w:sz w:val="20"/>
+          <w:szCs w:val="20"/>
+        </w:rPr>
+      </w:pPr>
+      <w:r>
+        <w:rPr>
+          <w:sz w:val="20"/>
+          <w:szCs w:val="20"/>
+        </w:rPr>
+        <w:t xml:space="preserve">Crucially, execution is not a direct function of the </w:t>
+      </w:r>
+      <w:r>
+        <w:rPr>
+          <w:sz w:val="20"/>
+          <w:szCs w:val="20"/>
+        </w:rPr>
+        <w:t>agent's</w:t>
+      </w:r>
+      <w:r>
+        <w:rPr>
+          <w:sz w:val="20"/>
+          <w:szCs w:val="20"/>
+        </w:rPr>
+        <w:t xml:space="preserve"> proposal. Instead, execution is governed by </w:t>
+      </w:r>
+      <w:r>
+        <w:rPr>
+          <w:sz w:val="20"/>
+          <w:szCs w:val="20"/>
+        </w:rPr>
+        <w:t xml:space="preserve">platform policies </w:t>
+      </w:r>
+      <m:oMath>
+        <m:r>
+          <w:rPr>
+            <w:rFonts w:ascii="Cambria Math" w:hAnsi="Cambria Math"/>
+            <w:sz w:val="20"/>
+            <w:szCs w:val="20"/>
+          </w:rPr>
+          <m:t>P</m:t>
+        </m:r>
+      </m:oMath>
+      <w:r>
+        <w:rPr>
+          <w:sz w:val="20"/>
+          <w:szCs w:val="20"/>
+        </w:rPr>
+        <w:t>:</w:t>
+      </w:r>
+    </w:p>
+    <w:p>
+      <w:pPr>
+        <w:jc w:val="center"/>
+        <w:divId w:val="1244220138"/>
         <w:rPr>
           <w:rStyle w:val="katex-mathml"/>
           <w:sz w:val="20"/>
           <w:szCs w:val="20"/>
         </w:rPr>
-        <w:t>tt</w:t>
-      </w:r>
-      <w:r>
-        <w:rPr>
-          <w:rStyle w:val="mord"/>
-          <w:sz w:val="20"/>
-          <w:szCs w:val="20"/>
+      </w:pPr>
+      <w:r>
+        <w:rPr>
+          <w:sz w:val="20"/>
+          <w:szCs w:val="20"/>
+        </w:rPr>
+        <w:t>E</w:t>
+      </w:r>
+      <w:r>
+        <w:rPr>
+          <w:sz w:val="20"/>
+          <w:szCs w:val="20"/>
+          <w:vertAlign w:val="subscript"/>
         </w:rPr>
         <w:t>t</w:t>
       </w:r>
+      <w:r>
+        <w:rPr>
+          <w:sz w:val="20"/>
+          <w:szCs w:val="20"/>
+        </w:rPr>
+        <w:t>​</w:t>
+      </w:r>
+      <w:r>
+        <w:rPr>
+          <w:sz w:val="20"/>
+          <w:szCs w:val="20"/>
+        </w:rPr>
+        <w:t xml:space="preserve"> </w:t>
+      </w:r>
+      <w:r>
+        <w:rPr>
+          <w:sz w:val="20"/>
+          <w:szCs w:val="20"/>
+        </w:rPr>
+        <w:t>=</w:t>
+      </w:r>
+      <w:r>
+        <w:rPr>
+          <w:sz w:val="20"/>
+          <w:szCs w:val="20"/>
+        </w:rPr>
+        <w:t xml:space="preserve"> </w:t>
+      </w:r>
+      <w:proofErr w:type="spellStart"/>
+      <w:proofErr w:type="gramStart"/>
+      <w:r>
+        <w:rPr>
+          <w:sz w:val="20"/>
+          <w:szCs w:val="20"/>
+        </w:rPr>
+        <w:t>f</w:t>
+      </w:r>
+      <w:r>
+        <w:rPr>
+          <w:sz w:val="20"/>
+          <w:szCs w:val="20"/>
+          <w:vertAlign w:val="subscript"/>
+        </w:rPr>
+        <w:t>exec</w:t>
+      </w:r>
       <w:proofErr w:type="spellEnd"/>
       <w:r>
         <w:rPr>
           <w:sz w:val="20"/>
           <w:szCs w:val="20"/>
         </w:rPr>
-        <w:t xml:space="preserve"> be:</w:t>
-      </w:r>
-    </w:p>
-    <w:p>
-      <w:pPr>
+        <w:t>​(</w:t>
+      </w:r>
+      <w:proofErr w:type="gramEnd"/>
+      <w:r>
+        <w:rPr>
+          <w:sz w:val="20"/>
+          <w:szCs w:val="20"/>
+        </w:rPr>
+        <w:t>A</w:t>
+      </w:r>
+      <w:r>
+        <w:rPr>
+          <w:sz w:val="20"/>
+          <w:szCs w:val="20"/>
+          <w:vertAlign w:val="subscript"/>
+        </w:rPr>
+        <w:t>t</w:t>
+      </w:r>
+      <w:r>
+        <w:rPr>
+          <w:sz w:val="20"/>
+          <w:szCs w:val="20"/>
+          <w:vertAlign w:val="subscript"/>
+        </w:rPr>
+        <w:t xml:space="preserve"> </w:t>
+      </w:r>
+      <w:r>
+        <w:rPr>
+          <w:sz w:val="20"/>
+          <w:szCs w:val="20"/>
+        </w:rPr>
+        <w:t>​</w:t>
+      </w:r>
+      <w:r>
+        <w:rPr>
+          <w:rFonts w:ascii="Cambria Math" w:hAnsi="Cambria Math" w:cs="Cambria Math"/>
+          <w:sz w:val="20"/>
+          <w:szCs w:val="20"/>
+        </w:rPr>
+        <w:t>∣</w:t>
+      </w:r>
+      <w:r>
+        <w:rPr>
+          <w:rFonts w:ascii="Cambria Math" w:hAnsi="Cambria Math" w:cs="Cambria Math"/>
+          <w:sz w:val="20"/>
+          <w:szCs w:val="20"/>
+        </w:rPr>
+        <w:t xml:space="preserve"> </w:t>
+      </w:r>
+      <w:r>
+        <w:rPr>
+          <w:sz w:val="20"/>
+          <w:szCs w:val="20"/>
+        </w:rPr>
+        <w:t>P)</w:t>
+      </w:r>
+    </w:p>
+    <w:p>
+      <w:pPr>
+        <w:pStyle w:val="NormalWeb"/>
+        <w:spacing w:after="0" w:afterAutospacing="0"/>
         <w:divId w:val="1244220138"/>
         <w:rPr>
           <w:sz w:val="20"/>
           <w:szCs w:val="20"/>
         </w:rPr>
       </w:pPr>
+      <w:r>
+        <w:rPr>
+          <w:sz w:val="20"/>
+          <w:szCs w:val="20"/>
+        </w:rPr>
+        <w:t>The resulting state transition is:</w:t>
+      </w:r>
+      <w:r>
+        <w:rPr>
+          <w:sz w:val="20"/>
+          <w:szCs w:val="20"/>
+        </w:rPr>
+        <w:t xml:space="preserve"> </w:t>
+      </w:r>
+    </w:p>
+    <w:p>
+      <w:pPr>
+        <w:pStyle w:val="NormalWeb"/>
+        <w:spacing w:before="0" w:beforeAutospacing="0"/>
+        <w:jc w:val="center"/>
+        <w:divId w:val="1244220138"/>
+        <w:rPr>
+          <w:sz w:val="20"/>
+          <w:szCs w:val="20"/>
+        </w:rPr>
+      </w:pPr>
+      <w:r>
+        <w:rPr>
+          <w:sz w:val="20"/>
+          <w:szCs w:val="20"/>
+        </w:rPr>
+        <w:t>S</w:t>
+      </w:r>
+      <w:r>
+        <w:rPr>
+          <w:sz w:val="20"/>
+          <w:szCs w:val="20"/>
+          <w:vertAlign w:val="subscript"/>
+        </w:rPr>
+        <w:t>t+1</w:t>
+      </w:r>
+      <w:r>
+        <w:rPr>
+          <w:sz w:val="20"/>
+          <w:szCs w:val="20"/>
+        </w:rPr>
+        <w:t>​</w:t>
+      </w:r>
+      <w:r>
+        <w:rPr>
+          <w:sz w:val="20"/>
+          <w:szCs w:val="20"/>
+        </w:rPr>
+        <w:t xml:space="preserve"> </w:t>
+      </w:r>
+      <w:r>
+        <w:rPr>
+          <w:sz w:val="20"/>
+          <w:szCs w:val="20"/>
+        </w:rPr>
+        <w:t>=</w:t>
+      </w:r>
+      <w:r>
+        <w:rPr>
+          <w:sz w:val="20"/>
+          <w:szCs w:val="20"/>
+        </w:rPr>
+        <w:t xml:space="preserve"> </w:t>
+      </w:r>
       <w:proofErr w:type="spellStart"/>
-      <w:r>
-        <w:rPr>
-          <w:rStyle w:val="katex-mathml"/>
-          <w:sz w:val="20"/>
-          <w:szCs w:val="20"/>
-        </w:rPr>
-        <w:t>St</w:t>
-      </w:r>
-      <w:r>
-        <w:rPr>
-          <w:rStyle w:val="katex-mathml"/>
-          <w:rFonts w:ascii="Cambria Math" w:hAnsi="Cambria Math" w:cs="Cambria Math"/>
-          <w:sz w:val="20"/>
-          <w:szCs w:val="20"/>
-        </w:rPr>
-        <w:t>∈</w:t>
-      </w:r>
-      <w:r>
-        <w:rPr>
-          <w:rStyle w:val="katex-mathml"/>
-          <w:sz w:val="20"/>
-          <w:szCs w:val="20"/>
-        </w:rPr>
-        <w:t>SS_t</w:t>
+      <w:proofErr w:type="gramStart"/>
+      <w:r>
+        <w:rPr>
+          <w:sz w:val="20"/>
+          <w:szCs w:val="20"/>
+        </w:rPr>
+        <w:t>f</w:t>
+      </w:r>
+      <w:r>
+        <w:rPr>
+          <w:sz w:val="20"/>
+          <w:szCs w:val="20"/>
+          <w:vertAlign w:val="subscript"/>
+        </w:rPr>
+        <w:t>env</w:t>
       </w:r>
       <w:proofErr w:type="spellEnd"/>
       <w:r>
         <w:rPr>
-          <w:rStyle w:val="katex-mathml"/>
-          <w:sz w:val="20"/>
-          <w:szCs w:val="20"/>
-        </w:rPr>
-        <w:t xml:space="preserve"> \in \</w:t>
-      </w:r>
-      <w:proofErr w:type="spellStart"/>
-      <w:r>
-        <w:rPr>
-          <w:rStyle w:val="katex-mathml"/>
-          <w:sz w:val="20"/>
-          <w:szCs w:val="20"/>
-        </w:rPr>
-        <w:t>mathcal</w:t>
-      </w:r>
-      <w:proofErr w:type="spellEnd"/>
-      <w:r>
-        <w:rPr>
-          <w:rStyle w:val="katex-mathml"/>
-          <w:sz w:val="20"/>
-          <w:szCs w:val="20"/>
-        </w:rPr>
-        <w:t>{S}</w:t>
-      </w:r>
-      <w:r>
-        <w:rPr>
-          <w:rStyle w:val="mord"/>
-          <w:sz w:val="20"/>
-          <w:szCs w:val="20"/>
-        </w:rPr>
-        <w:t>St</w:t>
-      </w:r>
-      <w:r>
-        <w:rPr>
-          <w:rStyle w:val="vlist-s"/>
+          <w:sz w:val="20"/>
+          <w:szCs w:val="20"/>
+        </w:rPr>
+        <w:t>​(S</w:t>
+      </w:r>
+      <w:r>
+        <w:rPr>
+          <w:sz w:val="20"/>
+          <w:szCs w:val="20"/>
+          <w:vertAlign w:val="subscript"/>
+        </w:rPr>
+        <w:t>t</w:t>
+      </w:r>
+      <w:r>
+        <w:rPr>
+          <w:sz w:val="20"/>
+          <w:szCs w:val="20"/>
+        </w:rPr>
+        <w:t>​,E</w:t>
+      </w:r>
+      <w:r>
+        <w:rPr>
+          <w:sz w:val="20"/>
+          <w:szCs w:val="20"/>
+          <w:vertAlign w:val="subscript"/>
+        </w:rPr>
+        <w:t>t</w:t>
+      </w:r>
+      <w:r>
+        <w:rPr>
           <w:sz w:val="20"/>
           <w:szCs w:val="20"/>
         </w:rPr>
         <w:t>​</w:t>
       </w:r>
-      <w:r>
-        <w:rPr>
-          <w:rStyle w:val="mrel"/>
-          <w:rFonts w:ascii="Cambria Math" w:hAnsi="Cambria Math" w:cs="Cambria Math"/>
-          <w:sz w:val="20"/>
-          <w:szCs w:val="20"/>
-        </w:rPr>
-        <w:t>∈</w:t>
-      </w:r>
-      <w:r>
-        <w:rPr>
-          <w:rStyle w:val="mord"/>
-          <w:sz w:val="20"/>
-          <w:szCs w:val="20"/>
-        </w:rPr>
-        <w:t>S</w:t>
-      </w:r>
-      <w:r>
-        <w:rPr>
-          <w:sz w:val="20"/>
-          <w:szCs w:val="20"/>
-        </w:rPr>
-        <w:t xml:space="preserve"> </w:t>
-      </w:r>
-    </w:p>
-    <w:p>
-      <w:pPr>
-        <w:pStyle w:val="NormalWeb"/>
-        <w:divId w:val="1244220138"/>
-        <w:rPr>
-          <w:sz w:val="20"/>
-          <w:szCs w:val="20"/>
-        </w:rPr>
-      </w:pPr>
-      <w:r>
-        <w:rPr>
-          <w:sz w:val="20"/>
-          <w:szCs w:val="20"/>
-        </w:rPr>
-        <w:t>Observation is mediated by the platform:</w:t>
-      </w:r>
-    </w:p>
-    <w:p>
-      <w:pPr>
-        <w:divId w:val="1244220138"/>
-        <w:rPr>
-          <w:sz w:val="20"/>
-          <w:szCs w:val="20"/>
-        </w:rPr>
-      </w:pPr>
-      <w:proofErr w:type="spellStart"/>
-      <w:r>
-        <w:rPr>
-          <w:rStyle w:val="katex-mathml"/>
-          <w:sz w:val="20"/>
-          <w:szCs w:val="20"/>
-        </w:rPr>
-        <w:t>Ot</w:t>
-      </w:r>
-      <w:proofErr w:type="spellEnd"/>
-      <w:r>
-        <w:rPr>
-          <w:rStyle w:val="katex-mathml"/>
-          <w:sz w:val="20"/>
-          <w:szCs w:val="20"/>
-        </w:rPr>
-        <w:t>=fobs(St)</w:t>
-      </w:r>
-      <w:proofErr w:type="spellStart"/>
-      <w:r>
-        <w:rPr>
-          <w:rStyle w:val="katex-mathml"/>
-          <w:sz w:val="20"/>
-          <w:szCs w:val="20"/>
-        </w:rPr>
-        <w:t>O_t</w:t>
-      </w:r>
-      <w:proofErr w:type="spellEnd"/>
-      <w:r>
-        <w:rPr>
-          <w:rStyle w:val="katex-mathml"/>
-          <w:sz w:val="20"/>
-          <w:szCs w:val="20"/>
-        </w:rPr>
-        <w:t xml:space="preserve"> = f_{\text{</w:t>
-      </w:r>
-      <w:proofErr w:type="spellStart"/>
-      <w:r>
-        <w:rPr>
-          <w:rStyle w:val="katex-mathml"/>
-          <w:sz w:val="20"/>
-          <w:szCs w:val="20"/>
-        </w:rPr>
-        <w:t>obs</w:t>
-      </w:r>
-      <w:proofErr w:type="spellEnd"/>
-      <w:r>
-        <w:rPr>
-          <w:rStyle w:val="katex-mathml"/>
-          <w:sz w:val="20"/>
-          <w:szCs w:val="20"/>
-        </w:rPr>
-        <w:t>}}(</w:t>
-      </w:r>
-      <w:proofErr w:type="spellStart"/>
-      <w:r>
-        <w:rPr>
-          <w:rStyle w:val="katex-mathml"/>
-          <w:sz w:val="20"/>
-          <w:szCs w:val="20"/>
-        </w:rPr>
-        <w:t>S_t</w:t>
-      </w:r>
-      <w:proofErr w:type="spellEnd"/>
-      <w:r>
-        <w:rPr>
-          <w:rStyle w:val="katex-mathml"/>
+      <w:proofErr w:type="gramEnd"/>
+      <w:r>
+        <w:rPr>
           <w:sz w:val="20"/>
           <w:szCs w:val="20"/>
         </w:rPr>
         <w:t>)</w:t>
-      </w:r>
-      <w:proofErr w:type="spellStart"/>
-      <w:r>
-        <w:rPr>
-          <w:rStyle w:val="mord"/>
-          <w:sz w:val="20"/>
-          <w:szCs w:val="20"/>
-        </w:rPr>
-        <w:t>Ot</w:t>
-      </w:r>
-      <w:proofErr w:type="spellEnd"/>
-      <w:r>
-        <w:rPr>
-          <w:rStyle w:val="vlist-s"/>
-          <w:sz w:val="20"/>
-          <w:szCs w:val="20"/>
-        </w:rPr>
-        <w:t>​</w:t>
-      </w:r>
-      <w:r>
-        <w:rPr>
-          <w:rStyle w:val="mrel"/>
-          <w:sz w:val="20"/>
-          <w:szCs w:val="20"/>
-        </w:rPr>
-        <w:t>=</w:t>
-      </w:r>
-      <w:r>
-        <w:rPr>
-          <w:rStyle w:val="mord"/>
-          <w:sz w:val="20"/>
-          <w:szCs w:val="20"/>
-        </w:rPr>
-        <w:t>fobs</w:t>
-      </w:r>
-      <w:r>
-        <w:rPr>
-          <w:rStyle w:val="vlist-s"/>
-          <w:sz w:val="20"/>
-          <w:szCs w:val="20"/>
-        </w:rPr>
-        <w:t>​</w:t>
-      </w:r>
-      <w:r>
-        <w:rPr>
-          <w:rStyle w:val="mopen"/>
-          <w:sz w:val="20"/>
-          <w:szCs w:val="20"/>
-        </w:rPr>
-        <w:t>(</w:t>
-      </w:r>
-      <w:r>
-        <w:rPr>
-          <w:rStyle w:val="mord"/>
-          <w:sz w:val="20"/>
-          <w:szCs w:val="20"/>
-        </w:rPr>
-        <w:t>St</w:t>
-      </w:r>
-      <w:r>
-        <w:rPr>
-          <w:rStyle w:val="vlist-s"/>
-          <w:sz w:val="20"/>
-          <w:szCs w:val="20"/>
-        </w:rPr>
-        <w:t>​</w:t>
-      </w:r>
-      <w:r>
-        <w:rPr>
-          <w:rStyle w:val="mclose"/>
-          <w:sz w:val="20"/>
-          <w:szCs w:val="20"/>
-        </w:rPr>
-        <w:t>)</w:t>
-      </w:r>
-      <w:r>
-        <w:rPr>
-          <w:sz w:val="20"/>
-          <w:szCs w:val="20"/>
-        </w:rPr>
-        <w:t xml:space="preserve"> </w:t>
-      </w:r>
-    </w:p>
-    <w:p>
-      <w:pPr>
-        <w:pStyle w:val="NormalWeb"/>
-        <w:divId w:val="1244220138"/>
-        <w:rPr>
-          <w:sz w:val="20"/>
-          <w:szCs w:val="20"/>
-        </w:rPr>
-      </w:pPr>
-      <w:r>
-        <w:rPr>
-          <w:sz w:val="20"/>
-          <w:szCs w:val="20"/>
-        </w:rPr>
-        <w:t xml:space="preserve">A cognitive agent proposes an action under architectural constraints </w:t>
-      </w:r>
-      <w:r>
-        <w:rPr>
-          <w:rStyle w:val="katex-mathml"/>
-          <w:sz w:val="20"/>
-          <w:szCs w:val="20"/>
-        </w:rPr>
-        <w:t>CC</w:t>
-      </w:r>
-      <w:r>
-        <w:rPr>
-          <w:rStyle w:val="mord"/>
-          <w:sz w:val="20"/>
-          <w:szCs w:val="20"/>
-        </w:rPr>
-        <w:t>C</w:t>
-      </w:r>
-      <w:r>
-        <w:rPr>
-          <w:sz w:val="20"/>
-          <w:szCs w:val="20"/>
-        </w:rPr>
-        <w:t>:</w:t>
-      </w:r>
-    </w:p>
-    <w:p>
-      <w:pPr>
-        <w:divId w:val="1244220138"/>
-        <w:rPr>
-          <w:sz w:val="20"/>
-          <w:szCs w:val="20"/>
-        </w:rPr>
-      </w:pPr>
-      <w:r>
-        <w:rPr>
-          <w:rStyle w:val="katex-mathml"/>
-          <w:sz w:val="20"/>
-          <w:szCs w:val="20"/>
-        </w:rPr>
-        <w:t>At=</w:t>
-      </w:r>
-      <w:proofErr w:type="spellStart"/>
-      <w:r>
-        <w:rPr>
-          <w:rStyle w:val="katex-mathml"/>
-          <w:sz w:val="20"/>
-          <w:szCs w:val="20"/>
-        </w:rPr>
-        <w:t>freason</w:t>
-      </w:r>
-      <w:proofErr w:type="spellEnd"/>
-      <w:r>
-        <w:rPr>
-          <w:rStyle w:val="katex-mathml"/>
-          <w:sz w:val="20"/>
-          <w:szCs w:val="20"/>
-        </w:rPr>
-        <w:t>(</w:t>
-      </w:r>
-      <w:proofErr w:type="spellStart"/>
-      <w:r>
-        <w:rPr>
-          <w:rStyle w:val="katex-mathml"/>
-          <w:sz w:val="20"/>
-          <w:szCs w:val="20"/>
-        </w:rPr>
-        <w:t>Ot</w:t>
-      </w:r>
-      <w:r>
-        <w:rPr>
-          <w:rStyle w:val="katex-mathml"/>
-          <w:rFonts w:ascii="Cambria Math" w:hAnsi="Cambria Math" w:cs="Cambria Math"/>
-          <w:sz w:val="20"/>
-          <w:szCs w:val="20"/>
-        </w:rPr>
-        <w:t>∣</w:t>
-      </w:r>
-      <w:r>
-        <w:rPr>
-          <w:rStyle w:val="katex-mathml"/>
-          <w:sz w:val="20"/>
-          <w:szCs w:val="20"/>
-        </w:rPr>
-        <w:t>C</w:t>
-      </w:r>
-      <w:proofErr w:type="spellEnd"/>
-      <w:r>
-        <w:rPr>
-          <w:rStyle w:val="katex-mathml"/>
-          <w:sz w:val="20"/>
-          <w:szCs w:val="20"/>
-        </w:rPr>
-        <w:t>)</w:t>
-      </w:r>
-      <w:proofErr w:type="spellStart"/>
-      <w:r>
-        <w:rPr>
-          <w:rStyle w:val="katex-mathml"/>
-          <w:sz w:val="20"/>
-          <w:szCs w:val="20"/>
-        </w:rPr>
-        <w:t>A_t</w:t>
-      </w:r>
-      <w:proofErr w:type="spellEnd"/>
-      <w:r>
-        <w:rPr>
-          <w:rStyle w:val="katex-mathml"/>
-          <w:sz w:val="20"/>
-          <w:szCs w:val="20"/>
-        </w:rPr>
-        <w:t xml:space="preserve"> = f_{\text{reason}}(</w:t>
-      </w:r>
-      <w:proofErr w:type="spellStart"/>
-      <w:r>
-        <w:rPr>
-          <w:rStyle w:val="katex-mathml"/>
-          <w:sz w:val="20"/>
-          <w:szCs w:val="20"/>
-        </w:rPr>
-        <w:t>O_t</w:t>
-      </w:r>
-      <w:proofErr w:type="spellEnd"/>
-      <w:r>
-        <w:rPr>
-          <w:rStyle w:val="katex-mathml"/>
-          <w:sz w:val="20"/>
-          <w:szCs w:val="20"/>
-        </w:rPr>
-        <w:t xml:space="preserve"> \mid C)</w:t>
-      </w:r>
-      <w:r>
-        <w:rPr>
-          <w:rStyle w:val="mord"/>
-          <w:sz w:val="20"/>
-          <w:szCs w:val="20"/>
-        </w:rPr>
-        <w:t>At</w:t>
-      </w:r>
-      <w:r>
-        <w:rPr>
-          <w:rStyle w:val="vlist-s"/>
-          <w:sz w:val="20"/>
-          <w:szCs w:val="20"/>
-        </w:rPr>
-        <w:t>​</w:t>
-      </w:r>
-      <w:r>
-        <w:rPr>
-          <w:rStyle w:val="mrel"/>
-          <w:sz w:val="20"/>
-          <w:szCs w:val="20"/>
-        </w:rPr>
-        <w:t>=</w:t>
-      </w:r>
-      <w:proofErr w:type="spellStart"/>
-      <w:r>
-        <w:rPr>
-          <w:rStyle w:val="mord"/>
-          <w:sz w:val="20"/>
-          <w:szCs w:val="20"/>
-        </w:rPr>
-        <w:t>freason</w:t>
-      </w:r>
-      <w:proofErr w:type="spellEnd"/>
-      <w:r>
-        <w:rPr>
-          <w:rStyle w:val="vlist-s"/>
-          <w:sz w:val="20"/>
-          <w:szCs w:val="20"/>
-        </w:rPr>
-        <w:t>​</w:t>
-      </w:r>
-      <w:r>
-        <w:rPr>
-          <w:rStyle w:val="mopen"/>
-          <w:sz w:val="20"/>
-          <w:szCs w:val="20"/>
-        </w:rPr>
-        <w:t>(</w:t>
-      </w:r>
-      <w:proofErr w:type="spellStart"/>
-      <w:r>
-        <w:rPr>
-          <w:rStyle w:val="mord"/>
-          <w:sz w:val="20"/>
-          <w:szCs w:val="20"/>
-        </w:rPr>
-        <w:t>Ot</w:t>
-      </w:r>
-      <w:proofErr w:type="spellEnd"/>
-      <w:r>
-        <w:rPr>
-          <w:rStyle w:val="vlist-s"/>
-          <w:sz w:val="20"/>
-          <w:szCs w:val="20"/>
-        </w:rPr>
-        <w:t>​</w:t>
-      </w:r>
-      <w:r>
-        <w:rPr>
-          <w:rStyle w:val="mrel"/>
-          <w:rFonts w:ascii="Cambria Math" w:hAnsi="Cambria Math" w:cs="Cambria Math"/>
-          <w:sz w:val="20"/>
-          <w:szCs w:val="20"/>
-        </w:rPr>
-        <w:t>∣</w:t>
-      </w:r>
-      <w:r>
-        <w:rPr>
-          <w:rStyle w:val="mord"/>
-          <w:sz w:val="20"/>
-          <w:szCs w:val="20"/>
-        </w:rPr>
-        <w:t>C</w:t>
-      </w:r>
-      <w:r>
-        <w:rPr>
-          <w:rStyle w:val="mclose"/>
-          <w:sz w:val="20"/>
-          <w:szCs w:val="20"/>
-        </w:rPr>
-        <w:t>)</w:t>
-      </w:r>
-      <w:r>
-        <w:rPr>
-          <w:sz w:val="20"/>
-          <w:szCs w:val="20"/>
-        </w:rPr>
-        <w:t xml:space="preserve"> </w:t>
-      </w:r>
-    </w:p>
-    <w:p>
-      <w:pPr>
-        <w:pStyle w:val="NormalWeb"/>
-        <w:divId w:val="1244220138"/>
-        <w:rPr>
-          <w:sz w:val="20"/>
-          <w:szCs w:val="20"/>
-        </w:rPr>
-      </w:pPr>
-      <w:r>
-        <w:rPr>
-          <w:sz w:val="20"/>
-          <w:szCs w:val="20"/>
-        </w:rPr>
-        <w:t xml:space="preserve">Crucially, execution is not a direct function of the agent’s proposal. Instead, execution is governed by platform policies </w:t>
-      </w:r>
-      <w:r>
-        <w:rPr>
-          <w:rStyle w:val="katex-mathml"/>
-          <w:sz w:val="20"/>
-          <w:szCs w:val="20"/>
-        </w:rPr>
-        <w:t>PP</w:t>
-      </w:r>
-      <w:r>
-        <w:rPr>
-          <w:rStyle w:val="mord"/>
-          <w:sz w:val="20"/>
-          <w:szCs w:val="20"/>
-        </w:rPr>
-        <w:t>P</w:t>
-      </w:r>
-      <w:r>
-        <w:rPr>
-          <w:sz w:val="20"/>
-          <w:szCs w:val="20"/>
-        </w:rPr>
-        <w:t>:</w:t>
-      </w:r>
-    </w:p>
-    <w:p>
-      <w:pPr>
-        <w:divId w:val="1244220138"/>
-        <w:rPr>
-          <w:sz w:val="20"/>
-          <w:szCs w:val="20"/>
-        </w:rPr>
-      </w:pPr>
-      <w:r>
-        <w:rPr>
-          <w:rStyle w:val="katex-mathml"/>
-          <w:sz w:val="20"/>
-          <w:szCs w:val="20"/>
-        </w:rPr>
-        <w:t>Et=</w:t>
-      </w:r>
-      <w:proofErr w:type="spellStart"/>
-      <w:r>
-        <w:rPr>
-          <w:rStyle w:val="katex-mathml"/>
-          <w:sz w:val="20"/>
-          <w:szCs w:val="20"/>
-        </w:rPr>
-        <w:t>fexec</w:t>
-      </w:r>
-      <w:proofErr w:type="spellEnd"/>
-      <w:r>
-        <w:rPr>
-          <w:rStyle w:val="katex-mathml"/>
-          <w:sz w:val="20"/>
-          <w:szCs w:val="20"/>
-        </w:rPr>
-        <w:t>(</w:t>
-      </w:r>
-      <w:proofErr w:type="spellStart"/>
-      <w:r>
-        <w:rPr>
-          <w:rStyle w:val="katex-mathml"/>
-          <w:sz w:val="20"/>
-          <w:szCs w:val="20"/>
-        </w:rPr>
-        <w:t>At</w:t>
-      </w:r>
-      <w:r>
-        <w:rPr>
-          <w:rStyle w:val="katex-mathml"/>
-          <w:rFonts w:ascii="Cambria Math" w:hAnsi="Cambria Math" w:cs="Cambria Math"/>
-          <w:sz w:val="20"/>
-          <w:szCs w:val="20"/>
-        </w:rPr>
-        <w:t>∣</w:t>
-      </w:r>
-      <w:r>
-        <w:rPr>
-          <w:rStyle w:val="katex-mathml"/>
-          <w:sz w:val="20"/>
-          <w:szCs w:val="20"/>
-        </w:rPr>
-        <w:t>P</w:t>
-      </w:r>
-      <w:proofErr w:type="spellEnd"/>
-      <w:r>
-        <w:rPr>
-          <w:rStyle w:val="katex-mathml"/>
-          <w:sz w:val="20"/>
-          <w:szCs w:val="20"/>
-        </w:rPr>
-        <w:t>)</w:t>
-      </w:r>
-      <w:proofErr w:type="spellStart"/>
-      <w:r>
-        <w:rPr>
-          <w:rStyle w:val="katex-mathml"/>
-          <w:sz w:val="20"/>
-          <w:szCs w:val="20"/>
-        </w:rPr>
-        <w:t>E_t</w:t>
-      </w:r>
-      <w:proofErr w:type="spellEnd"/>
-      <w:r>
-        <w:rPr>
-          <w:rStyle w:val="katex-mathml"/>
-          <w:sz w:val="20"/>
-          <w:szCs w:val="20"/>
-        </w:rPr>
-        <w:t xml:space="preserve"> = f_{\text{exec}}(</w:t>
-      </w:r>
-      <w:proofErr w:type="spellStart"/>
-      <w:r>
-        <w:rPr>
-          <w:rStyle w:val="katex-mathml"/>
-          <w:sz w:val="20"/>
-          <w:szCs w:val="20"/>
-        </w:rPr>
-        <w:t>A_t</w:t>
-      </w:r>
-      <w:proofErr w:type="spellEnd"/>
-      <w:r>
-        <w:rPr>
-          <w:rStyle w:val="katex-mathml"/>
-          <w:sz w:val="20"/>
-          <w:szCs w:val="20"/>
-        </w:rPr>
-        <w:t xml:space="preserve"> \mid P)</w:t>
-      </w:r>
-      <w:r>
-        <w:rPr>
-          <w:rStyle w:val="mord"/>
-          <w:sz w:val="20"/>
-          <w:szCs w:val="20"/>
-        </w:rPr>
-        <w:t>Et</w:t>
-      </w:r>
-      <w:r>
-        <w:rPr>
-          <w:rStyle w:val="vlist-s"/>
-          <w:sz w:val="20"/>
-          <w:szCs w:val="20"/>
-        </w:rPr>
-        <w:t>​</w:t>
-      </w:r>
-      <w:r>
-        <w:rPr>
-          <w:rStyle w:val="mrel"/>
-          <w:sz w:val="20"/>
-          <w:szCs w:val="20"/>
-        </w:rPr>
-        <w:t>=</w:t>
-      </w:r>
-      <w:proofErr w:type="spellStart"/>
-      <w:r>
-        <w:rPr>
-          <w:rStyle w:val="mord"/>
-          <w:sz w:val="20"/>
-          <w:szCs w:val="20"/>
-        </w:rPr>
-        <w:t>fexec</w:t>
-      </w:r>
-      <w:proofErr w:type="spellEnd"/>
-      <w:r>
-        <w:rPr>
-          <w:rStyle w:val="vlist-s"/>
-          <w:sz w:val="20"/>
-          <w:szCs w:val="20"/>
-        </w:rPr>
-        <w:t>​</w:t>
-      </w:r>
-      <w:r>
-        <w:rPr>
-          <w:rStyle w:val="mopen"/>
-          <w:sz w:val="20"/>
-          <w:szCs w:val="20"/>
-        </w:rPr>
-        <w:t>(</w:t>
-      </w:r>
-      <w:r>
-        <w:rPr>
-          <w:rStyle w:val="mord"/>
-          <w:sz w:val="20"/>
-          <w:szCs w:val="20"/>
-        </w:rPr>
-        <w:t>At</w:t>
-      </w:r>
-      <w:r>
-        <w:rPr>
-          <w:rStyle w:val="vlist-s"/>
-          <w:sz w:val="20"/>
-          <w:szCs w:val="20"/>
-        </w:rPr>
-        <w:t>​</w:t>
-      </w:r>
-      <w:r>
-        <w:rPr>
-          <w:rStyle w:val="mrel"/>
-          <w:rFonts w:ascii="Cambria Math" w:hAnsi="Cambria Math" w:cs="Cambria Math"/>
-          <w:sz w:val="20"/>
-          <w:szCs w:val="20"/>
-        </w:rPr>
-        <w:t>∣</w:t>
-      </w:r>
-      <w:r>
-        <w:rPr>
-          <w:rStyle w:val="mord"/>
-          <w:sz w:val="20"/>
-          <w:szCs w:val="20"/>
-        </w:rPr>
-        <w:t>P</w:t>
-      </w:r>
-      <w:r>
-        <w:rPr>
-          <w:rStyle w:val="mclose"/>
-          <w:sz w:val="20"/>
-          <w:szCs w:val="20"/>
-        </w:rPr>
-        <w:t>)</w:t>
-      </w:r>
-      <w:r>
-        <w:rPr>
-          <w:sz w:val="20"/>
-          <w:szCs w:val="20"/>
-        </w:rPr>
-        <w:t xml:space="preserve"> </w:t>
-      </w:r>
-    </w:p>
-    <w:p>
-      <w:pPr>
-        <w:pStyle w:val="NormalWeb"/>
-        <w:divId w:val="1244220138"/>
-        <w:rPr>
-          <w:sz w:val="20"/>
-          <w:szCs w:val="20"/>
-        </w:rPr>
-      </w:pPr>
-      <w:r>
-        <w:rPr>
-          <w:sz w:val="20"/>
-          <w:szCs w:val="20"/>
-        </w:rPr>
-        <w:t>The resulting state transition is:</w:t>
-      </w:r>
-    </w:p>
-    <w:p>
-      <w:pPr>
-        <w:divId w:val="1244220138"/>
-        <w:rPr>
-          <w:sz w:val="20"/>
-          <w:szCs w:val="20"/>
-        </w:rPr>
-      </w:pPr>
-      <w:r>
-        <w:rPr>
-          <w:rStyle w:val="katex-mathml"/>
-          <w:sz w:val="20"/>
-          <w:szCs w:val="20"/>
-        </w:rPr>
-        <w:t>St+1=</w:t>
-      </w:r>
-      <w:proofErr w:type="spellStart"/>
-      <w:r>
-        <w:rPr>
-          <w:rStyle w:val="katex-mathml"/>
-          <w:sz w:val="20"/>
-          <w:szCs w:val="20"/>
-        </w:rPr>
-        <w:t>fenv</w:t>
-      </w:r>
-      <w:proofErr w:type="spellEnd"/>
-      <w:r>
-        <w:rPr>
-          <w:rStyle w:val="katex-mathml"/>
-          <w:sz w:val="20"/>
-          <w:szCs w:val="20"/>
-        </w:rPr>
-        <w:t>(</w:t>
-      </w:r>
-      <w:proofErr w:type="spellStart"/>
-      <w:r>
-        <w:rPr>
-          <w:rStyle w:val="katex-mathml"/>
-          <w:sz w:val="20"/>
-          <w:szCs w:val="20"/>
-        </w:rPr>
-        <w:t>St,Et</w:t>
-      </w:r>
-      <w:proofErr w:type="spellEnd"/>
-      <w:r>
-        <w:rPr>
-          <w:rStyle w:val="katex-mathml"/>
-          <w:sz w:val="20"/>
-          <w:szCs w:val="20"/>
-        </w:rPr>
-        <w:t>)S_{t+1} = f_{\text{</w:t>
-      </w:r>
-      <w:proofErr w:type="spellStart"/>
-      <w:r>
-        <w:rPr>
-          <w:rStyle w:val="katex-mathml"/>
-          <w:sz w:val="20"/>
-          <w:szCs w:val="20"/>
-        </w:rPr>
-        <w:t>env</w:t>
-      </w:r>
-      <w:proofErr w:type="spellEnd"/>
-      <w:r>
-        <w:rPr>
-          <w:rStyle w:val="katex-mathml"/>
-          <w:sz w:val="20"/>
-          <w:szCs w:val="20"/>
-        </w:rPr>
-        <w:t>}}(</w:t>
-      </w:r>
-      <w:proofErr w:type="spellStart"/>
-      <w:r>
-        <w:rPr>
-          <w:rStyle w:val="katex-mathml"/>
-          <w:sz w:val="20"/>
-          <w:szCs w:val="20"/>
-        </w:rPr>
-        <w:t>S_t</w:t>
-      </w:r>
-      <w:proofErr w:type="spellEnd"/>
-      <w:r>
-        <w:rPr>
-          <w:rStyle w:val="katex-mathml"/>
-          <w:sz w:val="20"/>
-          <w:szCs w:val="20"/>
-        </w:rPr>
-        <w:t xml:space="preserve">, </w:t>
-      </w:r>
-      <w:proofErr w:type="spellStart"/>
-      <w:r>
-        <w:rPr>
-          <w:rStyle w:val="katex-mathml"/>
-          <w:sz w:val="20"/>
-          <w:szCs w:val="20"/>
-        </w:rPr>
-        <w:t>E_t</w:t>
-      </w:r>
-      <w:proofErr w:type="spellEnd"/>
-      <w:r>
-        <w:rPr>
-          <w:rStyle w:val="katex-mathml"/>
-          <w:sz w:val="20"/>
-          <w:szCs w:val="20"/>
-        </w:rPr>
-        <w:t>)</w:t>
-      </w:r>
-      <w:r>
-        <w:rPr>
-          <w:rStyle w:val="mord"/>
-          <w:sz w:val="20"/>
-          <w:szCs w:val="20"/>
-        </w:rPr>
-        <w:t>St</w:t>
-      </w:r>
-      <w:r>
-        <w:rPr>
-          <w:rStyle w:val="mbin"/>
-          <w:sz w:val="20"/>
-          <w:szCs w:val="20"/>
-        </w:rPr>
-        <w:t>+</w:t>
-      </w:r>
-      <w:r>
-        <w:rPr>
-          <w:rStyle w:val="mord"/>
-          <w:sz w:val="20"/>
-          <w:szCs w:val="20"/>
-        </w:rPr>
-        <w:t>1</w:t>
-      </w:r>
-      <w:r>
-        <w:rPr>
-          <w:rStyle w:val="vlist-s"/>
-          <w:sz w:val="20"/>
-          <w:szCs w:val="20"/>
-        </w:rPr>
-        <w:t>​</w:t>
-      </w:r>
-      <w:r>
-        <w:rPr>
-          <w:rStyle w:val="mrel"/>
-          <w:sz w:val="20"/>
-          <w:szCs w:val="20"/>
-        </w:rPr>
-        <w:t>=</w:t>
-      </w:r>
-      <w:proofErr w:type="spellStart"/>
-      <w:r>
-        <w:rPr>
-          <w:rStyle w:val="mord"/>
-          <w:sz w:val="20"/>
-          <w:szCs w:val="20"/>
-        </w:rPr>
-        <w:t>fenv</w:t>
-      </w:r>
-      <w:proofErr w:type="spellEnd"/>
-      <w:r>
-        <w:rPr>
-          <w:rStyle w:val="vlist-s"/>
-          <w:sz w:val="20"/>
-          <w:szCs w:val="20"/>
-        </w:rPr>
-        <w:t>​</w:t>
-      </w:r>
-      <w:r>
-        <w:rPr>
-          <w:rStyle w:val="mopen"/>
-          <w:sz w:val="20"/>
-          <w:szCs w:val="20"/>
-        </w:rPr>
-        <w:t>(</w:t>
-      </w:r>
-      <w:r>
-        <w:rPr>
-          <w:rStyle w:val="mord"/>
-          <w:sz w:val="20"/>
-          <w:szCs w:val="20"/>
-        </w:rPr>
-        <w:t>St</w:t>
-      </w:r>
-      <w:r>
-        <w:rPr>
-          <w:rStyle w:val="vlist-s"/>
-          <w:sz w:val="20"/>
-          <w:szCs w:val="20"/>
-        </w:rPr>
-        <w:t>​</w:t>
-      </w:r>
-      <w:r>
-        <w:rPr>
-          <w:rStyle w:val="mpunct"/>
-          <w:sz w:val="20"/>
-          <w:szCs w:val="20"/>
-        </w:rPr>
-        <w:t>,</w:t>
-      </w:r>
-      <w:r>
-        <w:rPr>
-          <w:rStyle w:val="mord"/>
-          <w:sz w:val="20"/>
-          <w:szCs w:val="20"/>
-        </w:rPr>
-        <w:t>Et</w:t>
-      </w:r>
-      <w:r>
-        <w:rPr>
-          <w:rStyle w:val="vlist-s"/>
-          <w:sz w:val="20"/>
-          <w:szCs w:val="20"/>
-        </w:rPr>
-        <w:t>​</w:t>
-      </w:r>
-      <w:r>
-        <w:rPr>
-          <w:rStyle w:val="mclose"/>
-          <w:sz w:val="20"/>
-          <w:szCs w:val="20"/>
-        </w:rPr>
-        <w:t>)</w:t>
-      </w:r>
-      <w:r>
-        <w:rPr>
-          <w:sz w:val="20"/>
-          <w:szCs w:val="20"/>
-        </w:rPr>
-        <w:t xml:space="preserve"> </w:t>
       </w:r>
     </w:p>
     <w:p>
@@ -4248,6 +3630,7 @@
           <w:ilvl w:val="0"/>
           <w:numId w:val="9"/>
         </w:numPr>
+        <w:spacing w:after="0" w:afterAutospacing="0"/>
         <w:divId w:val="1244220138"/>
         <w:rPr>
           <w:sz w:val="20"/>
@@ -4265,129 +3648,51 @@
     </w:p>
     <w:p>
       <w:pPr>
+        <w:jc w:val="center"/>
         <w:divId w:val="1244220138"/>
-        <w:rPr>
-          <w:sz w:val="20"/>
-          <w:szCs w:val="20"/>
-        </w:rPr>
-      </w:pPr>
-      <w:r>
         <w:rPr>
           <w:rStyle w:val="katex-mathml"/>
           <w:rFonts w:ascii="Cambria Math" w:hAnsi="Cambria Math" w:cs="Cambria Math"/>
           <w:sz w:val="20"/>
           <w:szCs w:val="20"/>
         </w:rPr>
-        <w:t>∥</w:t>
-      </w:r>
-      <w:r>
-        <w:rPr>
-          <w:rStyle w:val="katex-mathml"/>
-          <w:sz w:val="20"/>
-          <w:szCs w:val="20"/>
-        </w:rPr>
-        <w:t>Et</w:t>
-      </w:r>
-      <w:r>
-        <w:rPr>
-          <w:rStyle w:val="katex-mathml"/>
+      </w:pPr>
+      <w:r>
+        <w:rPr>
           <w:rFonts w:ascii="Cambria Math" w:hAnsi="Cambria Math" w:cs="Cambria Math"/>
           <w:sz w:val="20"/>
           <w:szCs w:val="20"/>
         </w:rPr>
-        <w:t>∥</w:t>
-      </w:r>
-      <w:r>
-        <w:rPr>
-          <w:rStyle w:val="katex-mathml"/>
-          <w:sz w:val="20"/>
-          <w:szCs w:val="20"/>
-        </w:rPr>
-        <w:t>≤ϵ\|</w:t>
-      </w:r>
-      <w:proofErr w:type="spellStart"/>
-      <w:r>
-        <w:rPr>
-          <w:rStyle w:val="katex-mathml"/>
-          <w:sz w:val="20"/>
-          <w:szCs w:val="20"/>
-        </w:rPr>
-        <w:t>E_t</w:t>
-      </w:r>
-      <w:proofErr w:type="spellEnd"/>
-      <w:r>
-        <w:rPr>
-          <w:rStyle w:val="katex-mathml"/>
-          <w:sz w:val="20"/>
-          <w:szCs w:val="20"/>
-        </w:rPr>
-        <w:t>\| \</w:t>
-      </w:r>
-      <w:proofErr w:type="spellStart"/>
-      <w:r>
-        <w:rPr>
-          <w:rStyle w:val="katex-mathml"/>
-          <w:sz w:val="20"/>
-          <w:szCs w:val="20"/>
-        </w:rPr>
-        <w:t>leq</w:t>
-      </w:r>
-      <w:proofErr w:type="spellEnd"/>
-      <w:r>
-        <w:rPr>
-          <w:rStyle w:val="katex-mathml"/>
-          <w:sz w:val="20"/>
-          <w:szCs w:val="20"/>
-        </w:rPr>
-        <w:t xml:space="preserve"> \</w:t>
-      </w:r>
-      <w:proofErr w:type="spellStart"/>
-      <w:r>
-        <w:rPr>
-          <w:rStyle w:val="katex-mathml"/>
-          <w:sz w:val="20"/>
-          <w:szCs w:val="20"/>
-        </w:rPr>
-        <w:t>epsilon</w:t>
-      </w:r>
-      <w:r>
-        <w:rPr>
-          <w:rStyle w:val="mord"/>
+        <w:t>∥E</w:t>
+      </w:r>
+      <w:r>
+        <w:rPr>
           <w:rFonts w:ascii="Cambria Math" w:hAnsi="Cambria Math" w:cs="Cambria Math"/>
           <w:sz w:val="20"/>
           <w:szCs w:val="20"/>
-        </w:rPr>
-        <w:t>∥</w:t>
-      </w:r>
-      <w:r>
-        <w:rPr>
-          <w:rStyle w:val="mord"/>
-          <w:sz w:val="20"/>
-          <w:szCs w:val="20"/>
-        </w:rPr>
-        <w:t>Et</w:t>
-      </w:r>
-      <w:proofErr w:type="spellEnd"/>
-      <w:r>
-        <w:rPr>
-          <w:rStyle w:val="vlist-s"/>
-          <w:sz w:val="20"/>
-          <w:szCs w:val="20"/>
-        </w:rPr>
-        <w:t>​</w:t>
-      </w:r>
-      <w:r>
-        <w:rPr>
-          <w:rStyle w:val="mord"/>
+          <w:vertAlign w:val="subscript"/>
+        </w:rPr>
+        <w:t>t</w:t>
+      </w:r>
+      <w:r>
+        <w:rPr>
           <w:rFonts w:ascii="Cambria Math" w:hAnsi="Cambria Math" w:cs="Cambria Math"/>
           <w:sz w:val="20"/>
           <w:szCs w:val="20"/>
         </w:rPr>
-        <w:t>∥</w:t>
-      </w:r>
-      <w:r>
-        <w:rPr>
-          <w:rStyle w:val="mrel"/>
+        <w:t>​∥</w:t>
+      </w:r>
+      <w:r>
+        <w:rPr>
+          <w:rFonts w:ascii="Cambria Math" w:hAnsi="Cambria Math" w:cs="Cambria Math"/>
+          <w:sz w:val="20"/>
+          <w:szCs w:val="20"/>
+        </w:rPr>
+        <w:t xml:space="preserve"> </w:t>
+      </w:r>
+      <w:r>
+        <w:rPr>
+          <w:rFonts w:ascii="Cambria Math" w:hAnsi="Cambria Math" w:cs="Cambria Math"/>
           <w:sz w:val="20"/>
           <w:szCs w:val="20"/>
         </w:rPr>
@@ -4395,18 +3700,19 @@
       </w:r>
       <w:r>
         <w:rPr>
-          <w:rStyle w:val="mord"/>
+          <w:rFonts w:ascii="Cambria Math" w:hAnsi="Cambria Math" w:cs="Cambria Math"/>
+          <w:sz w:val="20"/>
+          <w:szCs w:val="20"/>
+        </w:rPr>
+        <w:t xml:space="preserve"> </w:t>
+      </w:r>
+      <w:r>
+        <w:rPr>
+          <w:rFonts w:ascii="Cambria Math" w:hAnsi="Cambria Math" w:cs="Cambria Math"/>
           <w:sz w:val="20"/>
           <w:szCs w:val="20"/>
         </w:rPr>
         <w:t>ϵ</w:t>
-      </w:r>
-      <w:r>
-        <w:rPr>
-          <w:sz w:val="20"/>
-          <w:szCs w:val="20"/>
-        </w:rPr>
-        <w:t xml:space="preserve"> </w:t>
       </w:r>
     </w:p>
     <w:p>
@@ -4416,6 +3722,7 @@
           <w:ilvl w:val="0"/>
           <w:numId w:val="10"/>
         </w:numPr>
+        <w:spacing w:after="0" w:afterAutospacing="0"/>
         <w:divId w:val="1244220138"/>
         <w:rPr>
           <w:sz w:val="20"/>
@@ -4433,8 +3740,10 @@
     </w:p>
     <w:p>
       <w:pPr>
+        <w:jc w:val="center"/>
         <w:divId w:val="1244220138"/>
         <w:rPr>
+          <w:rStyle w:val="katex-mathml"/>
           <w:sz w:val="20"/>
           <w:szCs w:val="20"/>
         </w:rPr>
@@ -4442,16 +3751,38 @@
       <w:proofErr w:type="spellStart"/>
       <w:r>
         <w:rPr>
-          <w:rStyle w:val="katex-mathml"/>
-          <w:sz w:val="20"/>
-          <w:szCs w:val="20"/>
-        </w:rPr>
-        <w:lastRenderedPageBreak/>
-        <w:t>ΔSt</w:t>
-      </w:r>
-      <w:r>
-        <w:rPr>
-          <w:rStyle w:val="katex-mathml"/>
+          <w:sz w:val="20"/>
+          <w:szCs w:val="20"/>
+        </w:rPr>
+        <w:t>ΔS</w:t>
+      </w:r>
+      <w:r>
+        <w:rPr>
+          <w:sz w:val="20"/>
+          <w:szCs w:val="20"/>
+          <w:vertAlign w:val="subscript"/>
+        </w:rPr>
+        <w:t>t</w:t>
+      </w:r>
+      <w:proofErr w:type="spellEnd"/>
+      <w:r>
+        <w:rPr>
+          <w:sz w:val="20"/>
+          <w:szCs w:val="20"/>
+          <w:vertAlign w:val="subscript"/>
+        </w:rPr>
+        <w:t>​</w:t>
+      </w:r>
+      <w:r>
+        <w:rPr>
+          <w:sz w:val="20"/>
+          <w:szCs w:val="20"/>
+          <w:vertAlign w:val="subscript"/>
+        </w:rPr>
+        <w:t xml:space="preserve"> </w:t>
+      </w:r>
+      <w:r>
+        <w:rPr>
           <w:rFonts w:ascii="Cambria Math" w:hAnsi="Cambria Math" w:cs="Cambria Math"/>
           <w:sz w:val="20"/>
           <w:szCs w:val="20"/>
@@ -4460,108 +3791,36 @@
       </w:r>
       <w:r>
         <w:rPr>
-          <w:rStyle w:val="katex-mathml"/>
-          <w:sz w:val="20"/>
-          <w:szCs w:val="20"/>
-        </w:rPr>
-        <w:t>Sallowed</w:t>
+          <w:rFonts w:ascii="Cambria Math" w:hAnsi="Cambria Math" w:cs="Cambria Math"/>
+          <w:sz w:val="20"/>
+          <w:szCs w:val="20"/>
+        </w:rPr>
+        <w:t xml:space="preserve"> </w:t>
+      </w:r>
+      <w:proofErr w:type="spellStart"/>
+      <w:r>
+        <w:rPr>
+          <w:sz w:val="20"/>
+          <w:szCs w:val="20"/>
+        </w:rPr>
+        <w:t>S</w:t>
+      </w:r>
+      <w:r>
+        <w:rPr>
+          <w:sz w:val="20"/>
+          <w:szCs w:val="20"/>
+          <w:vertAlign w:val="subscript"/>
+        </w:rPr>
+        <w:t>allowed</w:t>
       </w:r>
       <w:proofErr w:type="spellEnd"/>
       <w:r>
         <w:rPr>
-          <w:rStyle w:val="katex-mathml"/>
-          <w:sz w:val="20"/>
-          <w:szCs w:val="20"/>
-        </w:rPr>
-        <w:t xml:space="preserve">\Delta </w:t>
-      </w:r>
-      <w:proofErr w:type="spellStart"/>
-      <w:r>
-        <w:rPr>
-          <w:rStyle w:val="katex-mathml"/>
-          <w:sz w:val="20"/>
-          <w:szCs w:val="20"/>
-        </w:rPr>
-        <w:t>S_t</w:t>
-      </w:r>
-      <w:proofErr w:type="spellEnd"/>
-      <w:r>
-        <w:rPr>
-          <w:rStyle w:val="katex-mathml"/>
-          <w:sz w:val="20"/>
-          <w:szCs w:val="20"/>
-        </w:rPr>
-        <w:t xml:space="preserve"> \in \</w:t>
-      </w:r>
-      <w:proofErr w:type="spellStart"/>
-      <w:r>
-        <w:rPr>
-          <w:rStyle w:val="katex-mathml"/>
-          <w:sz w:val="20"/>
-          <w:szCs w:val="20"/>
-        </w:rPr>
-        <w:t>mathcal</w:t>
-      </w:r>
-      <w:proofErr w:type="spellEnd"/>
-      <w:r>
-        <w:rPr>
-          <w:rStyle w:val="katex-mathml"/>
-          <w:sz w:val="20"/>
-          <w:szCs w:val="20"/>
-        </w:rPr>
-        <w:t>{S}_{\text{allowed}}</w:t>
-      </w:r>
-      <w:proofErr w:type="spellStart"/>
-      <w:r>
-        <w:rPr>
-          <w:rStyle w:val="mord"/>
-          <w:sz w:val="20"/>
-          <w:szCs w:val="20"/>
-        </w:rPr>
-        <w:t>ΔSt</w:t>
-      </w:r>
-      <w:proofErr w:type="spellEnd"/>
-      <w:r>
-        <w:rPr>
-          <w:rStyle w:val="vlist-s"/>
-          <w:sz w:val="20"/>
-          <w:szCs w:val="20"/>
+          <w:sz w:val="20"/>
+          <w:szCs w:val="20"/>
+          <w:vertAlign w:val="subscript"/>
         </w:rPr>
         <w:t>​</w:t>
-      </w:r>
-      <w:r>
-        <w:rPr>
-          <w:rStyle w:val="mrel"/>
-          <w:rFonts w:ascii="Cambria Math" w:hAnsi="Cambria Math" w:cs="Cambria Math"/>
-          <w:sz w:val="20"/>
-          <w:szCs w:val="20"/>
-        </w:rPr>
-        <w:t>∈</w:t>
-      </w:r>
-      <w:proofErr w:type="spellStart"/>
-      <w:r>
-        <w:rPr>
-          <w:rStyle w:val="mord"/>
-          <w:sz w:val="20"/>
-          <w:szCs w:val="20"/>
-        </w:rPr>
-        <w:t>Sallowed</w:t>
-      </w:r>
-      <w:proofErr w:type="spellEnd"/>
-      <w:r>
-        <w:rPr>
-          <w:rStyle w:val="vlist-s"/>
-          <w:sz w:val="20"/>
-          <w:szCs w:val="20"/>
-        </w:rPr>
-        <w:t>​</w:t>
-      </w:r>
-      <w:r>
-        <w:rPr>
-          <w:sz w:val="20"/>
-          <w:szCs w:val="20"/>
-        </w:rPr>
-        <w:t xml:space="preserve"> </w:t>
       </w:r>
     </w:p>
     <w:p>
@@ -4571,6 +3830,7 @@
           <w:ilvl w:val="0"/>
           <w:numId w:val="11"/>
         </w:numPr>
+        <w:spacing w:after="0" w:afterAutospacing="0"/>
         <w:divId w:val="1244220138"/>
         <w:rPr>
           <w:sz w:val="20"/>
@@ -4588,154 +3848,80 @@
     </w:p>
     <w:p>
       <w:pPr>
+        <w:jc w:val="center"/>
         <w:divId w:val="1244220138"/>
         <w:rPr>
-          <w:sz w:val="20"/>
-          <w:szCs w:val="20"/>
-        </w:rPr>
-      </w:pPr>
-      <w:r>
-        <w:rPr>
           <w:rStyle w:val="katex-mathml"/>
           <w:sz w:val="20"/>
           <w:szCs w:val="20"/>
         </w:rPr>
-        <w:t>τ(Et)≤</w:t>
+      </w:pPr>
+      <w:r>
+        <w:rPr>
+          <w:sz w:val="20"/>
+          <w:szCs w:val="20"/>
+        </w:rPr>
+        <w:t>τ(E</w:t>
+      </w:r>
+      <w:r>
+        <w:rPr>
+          <w:sz w:val="20"/>
+          <w:szCs w:val="20"/>
+          <w:vertAlign w:val="subscript"/>
+        </w:rPr>
+        <w:t>t</w:t>
+      </w:r>
+      <w:r>
+        <w:rPr>
+          <w:sz w:val="20"/>
+          <w:szCs w:val="20"/>
+        </w:rPr>
+        <w:t>​)</w:t>
+      </w:r>
+      <w:r>
+        <w:rPr>
+          <w:sz w:val="20"/>
+          <w:szCs w:val="20"/>
+        </w:rPr>
+        <w:t xml:space="preserve"> </w:t>
+      </w:r>
+      <w:r>
+        <w:rPr>
+          <w:sz w:val="20"/>
+          <w:szCs w:val="20"/>
+        </w:rPr>
+        <w:t>≤</w:t>
+      </w:r>
+      <w:r>
+        <w:rPr>
+          <w:sz w:val="20"/>
+          <w:szCs w:val="20"/>
+        </w:rPr>
+        <w:t xml:space="preserve"> </w:t>
       </w:r>
       <w:proofErr w:type="spellStart"/>
       <w:r>
         <w:rPr>
-          <w:rStyle w:val="katex-mathml"/>
-          <w:sz w:val="20"/>
-          <w:szCs w:val="20"/>
-        </w:rPr>
-        <w:t>τmax</w:t>
+          <w:sz w:val="20"/>
+          <w:szCs w:val="20"/>
+        </w:rPr>
+        <w:t>τ</w:t>
+      </w:r>
+      <w:r>
+        <w:rPr>
+          <w:sz w:val="20"/>
+          <w:szCs w:val="20"/>
+          <w:vertAlign w:val="subscript"/>
+        </w:rPr>
+        <w:t>max</w:t>
       </w:r>
       <w:proofErr w:type="spellEnd"/>
       <w:r>
         <w:rPr>
-          <w:rStyle w:val="katex-mathml"/>
-          <w:sz w:val="20"/>
-          <w:szCs w:val="20"/>
-        </w:rPr>
-        <w:t>⁡\tau(</w:t>
-      </w:r>
-      <w:proofErr w:type="spellStart"/>
-      <w:r>
-        <w:rPr>
-          <w:rStyle w:val="katex-mathml"/>
-          <w:sz w:val="20"/>
-          <w:szCs w:val="20"/>
-        </w:rPr>
-        <w:t>E_t</w:t>
-      </w:r>
-      <w:proofErr w:type="spellEnd"/>
-      <w:r>
-        <w:rPr>
-          <w:rStyle w:val="katex-mathml"/>
-          <w:sz w:val="20"/>
-          <w:szCs w:val="20"/>
-        </w:rPr>
-        <w:t>) \</w:t>
-      </w:r>
-      <w:proofErr w:type="spellStart"/>
-      <w:r>
-        <w:rPr>
-          <w:rStyle w:val="katex-mathml"/>
-          <w:sz w:val="20"/>
-          <w:szCs w:val="20"/>
-        </w:rPr>
-        <w:t>leq</w:t>
-      </w:r>
-      <w:proofErr w:type="spellEnd"/>
-      <w:r>
-        <w:rPr>
-          <w:rStyle w:val="katex-mathml"/>
-          <w:sz w:val="20"/>
-          <w:szCs w:val="20"/>
-        </w:rPr>
-        <w:t xml:space="preserve"> \tau_{\max}</w:t>
-      </w:r>
-      <w:r>
-        <w:rPr>
-          <w:rStyle w:val="mord"/>
-          <w:sz w:val="20"/>
-          <w:szCs w:val="20"/>
-        </w:rPr>
-        <w:t>τ</w:t>
-      </w:r>
-      <w:r>
-        <w:rPr>
-          <w:rStyle w:val="mopen"/>
-          <w:sz w:val="20"/>
-          <w:szCs w:val="20"/>
-        </w:rPr>
-        <w:t>(</w:t>
-      </w:r>
-      <w:r>
-        <w:rPr>
-          <w:rStyle w:val="mord"/>
-          <w:sz w:val="20"/>
-          <w:szCs w:val="20"/>
-        </w:rPr>
-        <w:t>Et</w:t>
-      </w:r>
-      <w:r>
-        <w:rPr>
-          <w:rStyle w:val="vlist-s"/>
           <w:sz w:val="20"/>
           <w:szCs w:val="20"/>
         </w:rPr>
         <w:t>​</w:t>
-      </w:r>
-      <w:r>
-        <w:rPr>
-          <w:rStyle w:val="mclose"/>
-          <w:sz w:val="20"/>
-          <w:szCs w:val="20"/>
-        </w:rPr>
-        <w:t>)</w:t>
-      </w:r>
-      <w:r>
-        <w:rPr>
-          <w:rStyle w:val="mrel"/>
-          <w:sz w:val="20"/>
-          <w:szCs w:val="20"/>
-        </w:rPr>
-        <w:t>≤</w:t>
-      </w:r>
-      <w:proofErr w:type="spellStart"/>
-      <w:r>
-        <w:rPr>
-          <w:rStyle w:val="mord"/>
-          <w:sz w:val="20"/>
-          <w:szCs w:val="20"/>
-        </w:rPr>
-        <w:t>τ</w:t>
-      </w:r>
-      <w:r>
-        <w:rPr>
-          <w:rStyle w:val="mtight"/>
-          <w:sz w:val="20"/>
-          <w:szCs w:val="20"/>
-        </w:rPr>
-        <w:t>max</w:t>
-      </w:r>
-      <w:proofErr w:type="spellEnd"/>
-      <w:r>
-        <w:rPr>
-          <w:rStyle w:val="vlist-s"/>
-          <w:sz w:val="20"/>
-          <w:szCs w:val="20"/>
-        </w:rPr>
-        <w:t>​</w:t>
-      </w:r>
-      <w:r>
-        <w:rPr>
-          <w:sz w:val="20"/>
-          <w:szCs w:val="20"/>
-        </w:rPr>
-        <w:t xml:space="preserve"> </w:t>
       </w:r>
     </w:p>
     <w:p>
@@ -4745,171 +3931,360 @@
           <w:ilvl w:val="0"/>
           <w:numId w:val="12"/>
         </w:numPr>
+        <w:spacing w:after="0" w:afterAutospacing="0"/>
         <w:divId w:val="1244220138"/>
         <w:rPr>
-          <w:sz w:val="20"/>
-          <w:szCs w:val="20"/>
-        </w:rPr>
-      </w:pPr>
-      <w:r>
-        <w:rPr>
-          <w:rStyle w:val="Strong"/>
-          <w:sz w:val="20"/>
-          <w:szCs w:val="20"/>
-        </w:rPr>
-        <w:t>Non-recurrent memory (privacy constraint)</w:t>
-      </w:r>
-    </w:p>
-    <w:p>
-      <w:pPr>
+          <w:b/>
+          <w:bCs/>
+          <w:sz w:val="20"/>
+          <w:szCs w:val="20"/>
+        </w:rPr>
+      </w:pPr>
+      <w:r>
+        <w:rPr>
+          <w:rStyle w:val="Strong"/>
+          <w:sz w:val="20"/>
+          <w:szCs w:val="20"/>
+        </w:rPr>
+        <w:t>Non-recurrent memory</w:t>
+      </w:r>
+      <w:r>
+        <w:rPr>
+          <w:rStyle w:val="Strong"/>
+          <w:b w:val="0"/>
+          <w:bCs w:val="0"/>
+          <w:sz w:val="20"/>
+          <w:szCs w:val="20"/>
+        </w:rPr>
+        <w:t xml:space="preserve"> (privacy constraint)</w:t>
+      </w:r>
+    </w:p>
+    <w:p>
+      <w:pPr>
+        <w:jc w:val="center"/>
         <w:divId w:val="1244220138"/>
         <w:rPr>
-          <w:sz w:val="20"/>
-          <w:szCs w:val="20"/>
-        </w:rPr>
-      </w:pPr>
-      <w:r>
-        <w:rPr>
           <w:rStyle w:val="katex-mathml"/>
           <w:sz w:val="20"/>
           <w:szCs w:val="20"/>
         </w:rPr>
-        <w:t>Wt+1∩Wt=</w:t>
-      </w:r>
-      <w:r>
-        <w:rPr>
-          <w:rStyle w:val="katex-mathml"/>
+      </w:pPr>
+      <w:r>
+        <w:rPr>
+          <w:sz w:val="20"/>
+          <w:szCs w:val="20"/>
+        </w:rPr>
+        <w:t>W</w:t>
+      </w:r>
+      <w:r>
+        <w:rPr>
+          <w:sz w:val="20"/>
+          <w:szCs w:val="20"/>
+          <w:vertAlign w:val="subscript"/>
+        </w:rPr>
+        <w:t>t+1​</w:t>
+      </w:r>
+      <w:r>
+        <w:rPr>
+          <w:sz w:val="20"/>
+          <w:szCs w:val="20"/>
+        </w:rPr>
+        <w:t xml:space="preserve"> </w:t>
+      </w:r>
+      <w:r>
+        <w:rPr>
+          <w:sz w:val="20"/>
+          <w:szCs w:val="20"/>
+        </w:rPr>
+        <w:t>∩</w:t>
+      </w:r>
+      <w:r>
+        <w:rPr>
+          <w:sz w:val="20"/>
+          <w:szCs w:val="20"/>
+        </w:rPr>
+        <w:t xml:space="preserve"> </w:t>
+      </w:r>
+      <w:proofErr w:type="spellStart"/>
+      <w:r>
+        <w:rPr>
+          <w:sz w:val="20"/>
+          <w:szCs w:val="20"/>
+        </w:rPr>
+        <w:t>W</w:t>
+      </w:r>
+      <w:r>
+        <w:rPr>
+          <w:sz w:val="20"/>
+          <w:szCs w:val="20"/>
+          <w:vertAlign w:val="subscript"/>
+        </w:rPr>
+        <w:t>t</w:t>
+      </w:r>
+      <w:proofErr w:type="spellEnd"/>
+      <w:r>
+        <w:rPr>
+          <w:sz w:val="20"/>
+          <w:szCs w:val="20"/>
+        </w:rPr>
+        <w:t>​</w:t>
+      </w:r>
+      <w:r>
+        <w:rPr>
+          <w:sz w:val="20"/>
+          <w:szCs w:val="20"/>
+        </w:rPr>
+        <w:t xml:space="preserve"> </w:t>
+      </w:r>
+      <w:r>
+        <w:rPr>
+          <w:sz w:val="20"/>
+          <w:szCs w:val="20"/>
+        </w:rPr>
+        <w:t>=</w:t>
+      </w:r>
+      <w:r>
+        <w:rPr>
+          <w:sz w:val="20"/>
+          <w:szCs w:val="20"/>
+        </w:rPr>
+        <w:t xml:space="preserve"> </w:t>
+      </w:r>
+      <w:r>
+        <w:rPr>
           <w:rFonts w:ascii="Cambria Math" w:hAnsi="Cambria Math" w:cs="Cambria Math"/>
           <w:sz w:val="20"/>
           <w:szCs w:val="20"/>
         </w:rPr>
         <w:t>∅</w:t>
       </w:r>
-      <w:r>
-        <w:rPr>
-          <w:rStyle w:val="katex-mathml"/>
-          <w:sz w:val="20"/>
-          <w:szCs w:val="20"/>
-        </w:rPr>
-        <w:t xml:space="preserve">W_{t+1} \cap </w:t>
-      </w:r>
-      <w:proofErr w:type="spellStart"/>
-      <w:r>
-        <w:rPr>
-          <w:rStyle w:val="katex-mathml"/>
-          <w:sz w:val="20"/>
-          <w:szCs w:val="20"/>
-        </w:rPr>
-        <w:t>W_t</w:t>
-      </w:r>
-      <w:proofErr w:type="spellEnd"/>
-      <w:r>
-        <w:rPr>
-          <w:rStyle w:val="katex-mathml"/>
-          <w:sz w:val="20"/>
-          <w:szCs w:val="20"/>
-        </w:rPr>
-        <w:t xml:space="preserve"> = \emptyset</w:t>
-      </w:r>
-      <w:r>
-        <w:rPr>
-          <w:rStyle w:val="mord"/>
-          <w:sz w:val="20"/>
-          <w:szCs w:val="20"/>
-        </w:rPr>
-        <w:t>Wt</w:t>
-      </w:r>
-      <w:r>
-        <w:rPr>
-          <w:rStyle w:val="mbin"/>
-          <w:sz w:val="20"/>
-          <w:szCs w:val="20"/>
-        </w:rPr>
-        <w:t>+</w:t>
-      </w:r>
-      <w:r>
-        <w:rPr>
-          <w:rStyle w:val="mord"/>
-          <w:sz w:val="20"/>
-          <w:szCs w:val="20"/>
-        </w:rPr>
-        <w:t>1</w:t>
-      </w:r>
-      <w:r>
-        <w:rPr>
-          <w:rStyle w:val="vlist-s"/>
-          <w:sz w:val="20"/>
-          <w:szCs w:val="20"/>
-        </w:rPr>
-        <w:t>​</w:t>
-      </w:r>
-      <w:r>
-        <w:rPr>
-          <w:rStyle w:val="mbin"/>
-          <w:sz w:val="20"/>
-          <w:szCs w:val="20"/>
-        </w:rPr>
-        <w:t>∩</w:t>
-      </w:r>
-      <w:proofErr w:type="spellStart"/>
-      <w:r>
-        <w:rPr>
-          <w:rStyle w:val="mord"/>
-          <w:sz w:val="20"/>
-          <w:szCs w:val="20"/>
-        </w:rPr>
-        <w:t>Wt</w:t>
-      </w:r>
-      <w:proofErr w:type="spellEnd"/>
-      <w:r>
-        <w:rPr>
-          <w:rStyle w:val="vlist-s"/>
-          <w:sz w:val="20"/>
-          <w:szCs w:val="20"/>
-        </w:rPr>
-        <w:t>​</w:t>
-      </w:r>
-      <w:r>
-        <w:rPr>
-          <w:rStyle w:val="mrel"/>
-          <w:sz w:val="20"/>
-          <w:szCs w:val="20"/>
-        </w:rPr>
-        <w:t>=</w:t>
-      </w:r>
-      <w:r>
-        <w:rPr>
-          <w:rStyle w:val="mord"/>
-          <w:rFonts w:ascii="Cambria Math" w:hAnsi="Cambria Math" w:cs="Cambria Math"/>
-          <w:sz w:val="20"/>
-          <w:szCs w:val="20"/>
-        </w:rPr>
-        <w:t>∅</w:t>
-      </w:r>
-      <w:r>
-        <w:rPr>
-          <w:sz w:val="20"/>
-          <w:szCs w:val="20"/>
-        </w:rPr>
-        <w:t xml:space="preserve"> </w:t>
-      </w:r>
-    </w:p>
-    <w:p>
-      <w:pPr>
-        <w:divId w:val="1244220138"/>
-        <w:rPr>
-          <w:sz w:val="20"/>
-          <w:szCs w:val="20"/>
-        </w:rPr>
-      </w:pPr>
     </w:p>
     <w:p>
       <w:pPr>
         <w:pStyle w:val="Main"/>
         <w:divId w:val="1244220138"/>
-        <w:rPr>
-          <w:rFonts w:eastAsiaTheme="minorEastAsia"/>
-        </w:rPr>
+      </w:pPr>
+    </w:p>
+    <w:p>
+      <w:pPr>
+        <w:pStyle w:val="Main"/>
+        <w:divId w:val="1244220138"/>
+      </w:pPr>
+    </w:p>
+    <w:p>
+      <w:pPr>
+        <w:pStyle w:val="Main"/>
+        <w:divId w:val="1244220138"/>
+      </w:pPr>
+      <w:r>
+        <w:rPr>
+          <w:b/>
+          <w:bCs/>
+        </w:rPr>
+        <w:t>Figure 8.4</w:t>
+      </w:r>
+      <w:r>
+        <w:t xml:space="preserve"> </w:t>
+      </w:r>
+      <w:r>
+        <w:rPr>
+          <w:lang w:val="en-US"/>
+        </w:rPr>
+        <w:t>contrasts persistent state accumulation with bounded context windows in agentic systems.</w:t>
+      </w:r>
+    </w:p>
+    <w:p>
+      <w:pPr>
+        <w:pStyle w:val="Main"/>
+        <w:keepNext/>
+        <w:divId w:val="1244220138"/>
+      </w:pPr>
+      <w:r>
+        <w:rPr>
+          <w:noProof/>
+        </w:rPr>
+        <w:drawing>
+          <wp:inline distT="0" distB="0" distL="0" distR="0" wp14:anchorId="7F9D4B6C" wp14:editId="19540068">
+            <wp:extent cx="3816350" cy="2544445"/>
+            <wp:effectExtent l="0" t="0" r="0" b="8255"/>
+            <wp:docPr id="671003215" name="Picture 8"/>
+            <wp:cNvGraphicFramePr>
+              <a:graphicFrameLocks xmlns:a="http://schemas.openxmlformats.org/drawingml/2006/main" noChangeAspect="1"/>
+            </wp:cNvGraphicFramePr>
+            <a:graphic xmlns:a="http://schemas.openxmlformats.org/drawingml/2006/main">
+              <a:graphicData uri="http://schemas.openxmlformats.org/drawingml/2006/picture">
+                <pic:pic xmlns:pic="http://schemas.openxmlformats.org/drawingml/2006/picture">
+                  <pic:nvPicPr>
+                    <pic:cNvPr id="671003215" name="Picture 671003215"/>
+                    <pic:cNvPicPr/>
+                  </pic:nvPicPr>
+                  <pic:blipFill>
+                    <a:blip r:embed="rId11" cstate="print">
+                      <a:extLst>
+                        <a:ext uri="{28A0092B-C50C-407E-A947-70E740481C1C}">
+                          <a14:useLocalDpi xmlns:a14="http://schemas.microsoft.com/office/drawing/2010/main" val="0"/>
+                        </a:ext>
+                      </a:extLst>
+                    </a:blip>
+                    <a:stretch>
+                      <a:fillRect/>
+                    </a:stretch>
+                  </pic:blipFill>
+                  <pic:spPr>
+                    <a:xfrm>
+                      <a:off x="0" y="0"/>
+                      <a:ext cx="3816350" cy="2544445"/>
+                    </a:xfrm>
+                    <a:prstGeom prst="rect">
+                      <a:avLst/>
+                    </a:prstGeom>
+                  </pic:spPr>
+                </pic:pic>
+              </a:graphicData>
+            </a:graphic>
+          </wp:inline>
+        </w:drawing>
+      </w:r>
+    </w:p>
+    <w:p>
+      <w:pPr>
+        <w:pStyle w:val="Caption"/>
+        <w:jc w:val="both"/>
+        <w:divId w:val="1244220138"/>
+      </w:pPr>
+      <w:r>
+        <w:t>Figure 8.</w:t>
+      </w:r>
+      <w:r>
+        <w:fldChar w:fldCharType="begin"/>
+      </w:r>
+      <w:r>
+        <w:instrText xml:space="preserve"> SEQ Figure_8. \* ARABIC </w:instrText>
+      </w:r>
+      <w:r>
+        <w:fldChar w:fldCharType="separate"/>
+      </w:r>
+      <w:r>
+        <w:rPr>
+          <w:noProof/>
+        </w:rPr>
+        <w:t>4</w:t>
+      </w:r>
+      <w:r>
+        <w:fldChar w:fldCharType="end"/>
+      </w:r>
+      <w:r>
+        <w:t xml:space="preserve"> </w:t>
+      </w:r>
+      <w:r>
+        <w:t xml:space="preserve"> </w:t>
+      </w:r>
+      <w:r>
+        <w:rPr>
+          <w:b w:val="0"/>
+          <w:bCs/>
+        </w:rPr>
+        <w:t xml:space="preserve">Persistent memory accumulates state across cycles, whereas bounded context enforces non-recurrence </w:t>
+      </w:r>
+      <m:oMath>
+        <m:sSub>
+          <m:sSubPr>
+            <m:ctrlPr>
+              <w:rPr>
+                <w:rFonts w:ascii="Cambria Math" w:hAnsi="Cambria Math"/>
+                <w:b w:val="0"/>
+                <w:bCs/>
+              </w:rPr>
+            </m:ctrlPr>
+          </m:sSubPr>
+          <m:e>
+            <m:r>
+              <w:rPr>
+                <w:rFonts w:ascii="Cambria Math" w:hAnsi="Cambria Math"/>
+              </w:rPr>
+              <m:t>W</m:t>
+            </m:r>
+          </m:e>
+          <m:sub>
+            <m:r>
+              <w:rPr>
+                <w:rFonts w:ascii="Cambria Math" w:hAnsi="Cambria Math"/>
+              </w:rPr>
+              <m:t>t+1</m:t>
+            </m:r>
+          </m:sub>
+        </m:sSub>
+        <m:r>
+          <w:rPr>
+            <w:rFonts w:ascii="Cambria Math" w:hAnsi="Cambria Math"/>
+          </w:rPr>
+          <m:t>∩</m:t>
+        </m:r>
+        <m:sSub>
+          <m:sSubPr>
+            <m:ctrlPr>
+              <w:rPr>
+                <w:rFonts w:ascii="Cambria Math" w:hAnsi="Cambria Math"/>
+                <w:b w:val="0"/>
+                <w:bCs/>
+              </w:rPr>
+            </m:ctrlPr>
+          </m:sSubPr>
+          <m:e>
+            <m:r>
+              <w:rPr>
+                <w:rFonts w:ascii="Cambria Math" w:hAnsi="Cambria Math"/>
+              </w:rPr>
+              <m:t>W</m:t>
+            </m:r>
+          </m:e>
+          <m:sub>
+            <m:r>
+              <w:rPr>
+                <w:rFonts w:ascii="Cambria Math" w:hAnsi="Cambria Math"/>
+              </w:rPr>
+              <m:t>t</m:t>
+            </m:r>
+          </m:sub>
+        </m:sSub>
+        <m:r>
+          <w:rPr>
+            <w:rFonts w:ascii="Cambria Math" w:hAnsi="Cambria Math"/>
+          </w:rPr>
+          <m:t>=</m:t>
+        </m:r>
+        <m:r>
+          <m:rPr>
+            <m:sty m:val="p"/>
+          </m:rPr>
+          <w:rPr>
+            <w:rFonts w:ascii="Cambria Math" w:hAnsi="Cambria Math"/>
+          </w:rPr>
+          <m:t>∅</m:t>
+        </m:r>
+      </m:oMath>
+      <w:r>
+        <w:rPr>
+          <w:b w:val="0"/>
+          <w:bCs/>
+        </w:rPr>
+        <w:t>.</w:t>
+      </w:r>
+    </w:p>
+    <w:p>
+      <w:pPr>
+        <w:divId w:val="1244220138"/>
+        <w:rPr>
+          <w:sz w:val="20"/>
+          <w:szCs w:val="20"/>
+          <w:lang w:val="en-GB"/>
+        </w:rPr>
+      </w:pPr>
+    </w:p>
+    <w:p>
+      <w:pPr>
+        <w:pStyle w:val="Main"/>
+        <w:divId w:val="1244220138"/>
       </w:pPr>
       <w:r>
         <w:t xml:space="preserve">These constraints do not optimize agent behavior. They </w:t>
@@ -4921,97 +4296,307 @@
         <w:t>limit behavior by design</w:t>
       </w:r>
       <w:r>
-        <w:t>, ensuring that reasoning can never exceed the platform’s capacity to observe, revoke, and audit execution (see Sections 8.2–8.4).</w:t>
-      </w:r>
-    </w:p>
-    <w:p>
-      <w:pPr>
-        <w:ind w:firstLine="284"/>
+        <w:t xml:space="preserve">, ensuring that reasoning can never exceed the </w:t>
+      </w:r>
+      <w:r>
+        <w:t>platform's</w:t>
+      </w:r>
+      <w:r>
+        <w:t xml:space="preserve"> capacity to observe, revoke, and audit execution (see Sections 8.2–8.4).</w:t>
+      </w:r>
+    </w:p>
+    <w:p>
+      <w:pPr>
+        <w:pStyle w:val="Main"/>
+        <w:divId w:val="1244220138"/>
+      </w:pPr>
+    </w:p>
+    <w:p>
+      <w:pPr>
+        <w:pStyle w:val="Caption"/>
         <w:jc w:val="both"/>
-        <w:rPr>
-          <w:sz w:val="20"/>
-          <w:szCs w:val="20"/>
-        </w:rPr>
+        <w:divId w:val="1244220138"/>
+      </w:pPr>
+      <w:r>
+        <w:t xml:space="preserve">Figure </w:t>
+      </w:r>
+      <w:r>
+        <w:t xml:space="preserve">8.4 </w:t>
+      </w:r>
+      <w:r>
+        <w:rPr>
+          <w:b w:val="0"/>
+          <w:bCs/>
+        </w:rPr>
+        <w:t>contrasts unbounded and graded execution surfaces, demonstrating how scope limitation reshapes the geometry of risk</w:t>
+      </w:r>
+      <w:r>
+        <w:rPr>
+          <w:b w:val="0"/>
+          <w:bCs/>
+        </w:rPr>
+        <w:t>.</w:t>
+      </w:r>
+    </w:p>
+    <w:p>
+      <w:pPr>
+        <w:pStyle w:val="Main"/>
+        <w:divId w:val="1244220138"/>
+      </w:pPr>
+    </w:p>
+    <w:p>
+      <w:pPr>
+        <w:pStyle w:val="Main"/>
+        <w:keepNext/>
+        <w:divId w:val="1244220138"/>
       </w:pPr>
       <w:r>
         <w:rPr>
           <w:noProof/>
-          <w:sz w:val="20"/>
-          <w:szCs w:val="20"/>
-        </w:rPr>
+        </w:rPr>
+        <w:drawing>
+          <wp:inline distT="0" distB="0" distL="0" distR="0" wp14:anchorId="21DF574C" wp14:editId="239477DD">
+            <wp:extent cx="3816350" cy="2544445"/>
+            <wp:effectExtent l="0" t="0" r="0" b="8255"/>
+            <wp:docPr id="210488399" name="Picture 6"/>
+            <wp:cNvGraphicFramePr>
+              <a:graphicFrameLocks xmlns:a="http://schemas.openxmlformats.org/drawingml/2006/main" noChangeAspect="1"/>
+            </wp:cNvGraphicFramePr>
+            <a:graphic xmlns:a="http://schemas.openxmlformats.org/drawingml/2006/main">
+              <a:graphicData uri="http://schemas.openxmlformats.org/drawingml/2006/picture">
+                <pic:pic xmlns:pic="http://schemas.openxmlformats.org/drawingml/2006/picture">
+                  <pic:nvPicPr>
+                    <pic:cNvPr id="210488399" name="Picture 210488399"/>
+                    <pic:cNvPicPr/>
+                  </pic:nvPicPr>
+                  <pic:blipFill>
+                    <a:blip r:embed="rId12" cstate="print">
+                      <a:extLst>
+                        <a:ext uri="{28A0092B-C50C-407E-A947-70E740481C1C}">
+                          <a14:useLocalDpi xmlns:a14="http://schemas.microsoft.com/office/drawing/2010/main" val="0"/>
+                        </a:ext>
+                      </a:extLst>
+                    </a:blip>
+                    <a:stretch>
+                      <a:fillRect/>
+                    </a:stretch>
+                  </pic:blipFill>
+                  <pic:spPr>
+                    <a:xfrm>
+                      <a:off x="0" y="0"/>
+                      <a:ext cx="3816350" cy="2544445"/>
+                    </a:xfrm>
+                    <a:prstGeom prst="rect">
+                      <a:avLst/>
+                    </a:prstGeom>
+                  </pic:spPr>
+                </pic:pic>
+              </a:graphicData>
+            </a:graphic>
+          </wp:inline>
+        </w:drawing>
+      </w:r>
+    </w:p>
+    <w:p>
+      <w:pPr>
+        <w:pStyle w:val="Caption"/>
+        <w:jc w:val="both"/>
+        <w:divId w:val="1244220138"/>
+      </w:pPr>
+      <w:r>
+        <w:t>Figure 8.</w:t>
+      </w:r>
+      <w:r>
+        <w:fldChar w:fldCharType="begin"/>
+      </w:r>
+      <w:r>
+        <w:instrText xml:space="preserve"> SEQ Figure_8. \* ARABIC </w:instrText>
+      </w:r>
+      <w:r>
+        <w:fldChar w:fldCharType="separate"/>
       </w:r>
       <w:r>
         <w:rPr>
           <w:noProof/>
-          <w:sz w:val="20"/>
-          <w:szCs w:val="20"/>
-        </w:rPr>
-        <w:pict w14:anchorId="5F0741E9">
-          <v:rect id="_x0000_i1028" style="width:0;height:1.5pt" o:hralign="center" o:hrstd="t" o:hr="t" fillcolor="#a0a0a0" stroked="f"/>
-        </w:pict>
+        </w:rPr>
+        <w:t>5</w:t>
+      </w:r>
+      <w:r>
+        <w:fldChar w:fldCharType="end"/>
+      </w:r>
+      <w:r>
+        <w:t xml:space="preserve"> </w:t>
+      </w:r>
+      <w:r>
+        <w:rPr>
+          <w:b w:val="0"/>
+          <w:bCs/>
+        </w:rPr>
+        <w:t xml:space="preserve">Comparison between unbounded execution surfaces and graded, scoped execution. Narrow surfaces reduce </w:t>
+      </w:r>
+      <w:proofErr w:type="gramStart"/>
+      <w:r>
+        <w:rPr>
+          <w:b w:val="0"/>
+          <w:bCs/>
+        </w:rPr>
+        <w:t>escalation geometry</w:t>
+      </w:r>
+      <w:proofErr w:type="gramEnd"/>
+      <w:r>
+        <w:rPr>
+          <w:b w:val="0"/>
+          <w:bCs/>
+        </w:rPr>
+        <w:t xml:space="preserve"> under autonomous action.</w:t>
       </w:r>
     </w:p>
     <w:p>
       <w:pPr>
         <w:pStyle w:val="Secondaryheadings"/>
-        <w:divId w:val="799960644"/>
+        <w:divId w:val="1244220138"/>
         <w:rPr>
           <w:sz w:val="36"/>
           <w:szCs w:val="36"/>
         </w:rPr>
       </w:pPr>
       <w:r>
-        <w:t>8.5 Platform</w:t>
-      </w:r>
-      <w:r>
-        <w:t>-mediated closure of control loo</w:t>
-      </w:r>
-      <w:r>
-        <w:t>ps</w:t>
+        <w:t>8.5 Platform-mediated closure of control loops</w:t>
+      </w:r>
+    </w:p>
+    <w:p>
+      <w:pPr>
+        <w:pStyle w:val="Main"/>
+        <w:divId w:val="1244220138"/>
+        <w:rPr>
+          <w:rFonts w:eastAsiaTheme="minorEastAsia"/>
+          <w:b/>
+          <w:bCs/>
+        </w:rPr>
+      </w:pPr>
+      <w:r>
+        <w:t xml:space="preserve">When platforms, privacy controls, vault architectures, and execution surfaces are composed coherently, they enable the </w:t>
+      </w:r>
+      <w:r>
+        <w:rPr>
+          <w:rStyle w:val="Strong"/>
+        </w:rPr>
+        <w:t>closure of cognitive control loops</w:t>
+      </w:r>
+      <w:r>
+        <w:t xml:space="preserve">. In such systems, reasoning does not operate in isolation, nor does execution occur without structured feedback. Instead, action is continuously mediated by observation, constraint, and audit, forming a closed-loop system in which </w:t>
+      </w:r>
+      <w:proofErr w:type="spellStart"/>
+      <w:r>
+        <w:t>behavior</w:t>
+      </w:r>
+      <w:proofErr w:type="spellEnd"/>
+      <w:r>
+        <w:t xml:space="preserve"> remains governable under uncertainty </w:t>
+      </w:r>
+      <w:r>
+        <w:rPr>
+          <w:rStyle w:val="Strong"/>
+          <w:b w:val="0"/>
+          <w:bCs w:val="0"/>
+        </w:rPr>
+        <w:t>(Leveson 2011)</w:t>
+      </w:r>
+      <w:r>
+        <w:rPr>
+          <w:b/>
+          <w:bCs/>
+        </w:rPr>
+        <w:t>.</w:t>
+      </w:r>
+    </w:p>
+    <w:p>
+      <w:pPr>
+        <w:pStyle w:val="Main"/>
+        <w:divId w:val="1244220138"/>
+      </w:pPr>
+      <w:r>
+        <w:t xml:space="preserve">In a closed cognitive control loop, observation feeds reasoning, reasoning proposes bounded actions, and execution occurs only through constrained and auditable surfaces. The outcomes of those actions are then observed and evaluated, allowing deviations, anomalies, or unintended </w:t>
+      </w:r>
+      <w:r>
+        <w:t>consequences to trigger revocation, rollback, or escalation (Saltzer and</w:t>
+      </w:r>
+      <w:r>
+        <w:rPr>
+          <w:rStyle w:val="Strong"/>
+        </w:rPr>
+        <w:t xml:space="preserve"> </w:t>
+      </w:r>
+      <w:r>
+        <w:t>Schroeder 1975; NIST SP 800-53 Rev. 5). This feedback structure mirrors</w:t>
+      </w:r>
+      <w:r>
+        <w:t xml:space="preserve"> control-theoretic principles long established in safety-critical engineering, where stability dep</w:t>
+      </w:r>
+      <w:r>
+        <w:t>ends on continuous sensing and bounded actuation rather than open-loop optimization (Leveson 2011).</w:t>
       </w:r>
     </w:p>
     <w:p>
       <w:pPr>
         <w:pStyle w:val="Main"/>
         <w:divId w:val="799960644"/>
-        <w:rPr>
-          <w:rFonts w:eastAsiaTheme="minorEastAsia"/>
-        </w:rPr>
-      </w:pPr>
-      <w:r>
-        <w:t xml:space="preserve">When platforms, privacy controls, vault architectures, and execution surfaces are composed coherently, they enable the </w:t>
-      </w:r>
-      <w:r>
-        <w:rPr>
-          <w:rStyle w:val="Strong"/>
-        </w:rPr>
-        <w:t>closure of cognitive control loops</w:t>
-      </w:r>
-      <w:r>
-        <w:t xml:space="preserve">. In such systems, reasoning does not operate in isolation, nor does execution occur without structured feedback. Instead, action is continuously mediated by observation, constraint, and audit, forming a closed-loop system in which behavior remains governable under uncertainty </w:t>
-      </w:r>
-      <w:r>
-        <w:rPr>
-          <w:rStyle w:val="Strong"/>
-        </w:rPr>
-        <w:t>(</w:t>
+      </w:pPr>
+      <w:r>
+        <w:t xml:space="preserve">Crucially, in agentic cybersecurity architectures, the </w:t>
+      </w:r>
+      <w:r>
+        <w:rPr>
+          <w:rStyle w:val="Strong"/>
+        </w:rPr>
+        <w:t>platform</w:t>
+      </w:r>
+      <w:r>
+        <w:rPr>
+          <w:rStyle w:val="Strong"/>
+        </w:rPr>
+        <w:t xml:space="preserve">, </w:t>
+      </w:r>
+      <w:r>
+        <w:rPr>
+          <w:rStyle w:val="Strong"/>
+        </w:rPr>
+        <w:t>not the model</w:t>
+      </w:r>
+      <w:r>
+        <w:rPr>
+          <w:rStyle w:val="Strong"/>
+        </w:rPr>
+        <w:t xml:space="preserve">, </w:t>
+      </w:r>
+      <w:r>
+        <w:rPr>
+          <w:rStyle w:val="Strong"/>
+        </w:rPr>
+        <w:t>enforces closure</w:t>
+      </w:r>
+      <w:r>
+        <w:t xml:space="preserve">. Models generate hypotheses, assessments, or proposed actions, but they do not control identity, persistence, privilege, or </w:t>
+      </w:r>
+      <w:r>
+        <w:t>the scope of execution</w:t>
+      </w:r>
+      <w:r>
+        <w:t xml:space="preserve">. These controls are imposed externally by infrastructure that </w:t>
+      </w:r>
+      <w:r>
+        <w:t xml:space="preserve">can be inspected, certified, and modified independently of cognitive logic (Lampson 2004; NIST AI RMF 1.0). This separation preserves the ability to intervene even when model </w:t>
       </w:r>
       <w:proofErr w:type="spellStart"/>
       <w:r>
-        <w:rPr>
-          <w:rStyle w:val="Strong"/>
-        </w:rPr>
-        <w:t>Leveson</w:t>
+        <w:t>behavio</w:t>
+      </w:r>
+      <w:r>
+        <w:t>r</w:t>
       </w:r>
       <w:proofErr w:type="spellEnd"/>
       <w:r>
-        <w:rPr>
-          <w:rStyle w:val="Strong"/>
-        </w:rPr>
-        <w:t xml:space="preserve"> 2011)</w:t>
-      </w:r>
-      <w:r>
-        <w:t>.</w:t>
+        <w:t xml:space="preserve"> becomes uncertain, degraded, or adversarially influenced.</w:t>
       </w:r>
     </w:p>
     <w:p>
@@ -5020,50 +4605,33 @@
         <w:divId w:val="799960644"/>
       </w:pPr>
       <w:r>
-        <w:t xml:space="preserve">In a closed cognitive control loop, observation feeds reasoning, reasoning proposes bounded actions, and execution occurs only through constrained and auditable surfaces. The outcomes of those actions are then observed and evaluated, allowing deviations, anomalies, or unintended consequences to trigger revocation, rollback, or escalation </w:t>
-      </w:r>
-      <w:r>
-        <w:rPr>
-          <w:rStyle w:val="Strong"/>
-        </w:rPr>
-        <w:t>(</w:t>
-      </w:r>
-      <w:proofErr w:type="spellStart"/>
-      <w:r>
-        <w:rPr>
-          <w:rStyle w:val="Strong"/>
-        </w:rPr>
-        <w:t>Saltzer</w:t>
-      </w:r>
-      <w:proofErr w:type="spellEnd"/>
-      <w:r>
-        <w:rPr>
-          <w:rStyle w:val="Strong"/>
-        </w:rPr>
-        <w:t xml:space="preserve"> and Schroeder 1975; NIST SP 800-53 Rev. 5)</w:t>
-      </w:r>
-      <w:r>
-        <w:t xml:space="preserve">. This feedback structure mirrors control-theoretic principles long established in safety-critical engineering, where stability depends on continuous sensing and bounded actuation rather than open-loop optimization </w:t>
-      </w:r>
-      <w:r>
-        <w:rPr>
-          <w:rStyle w:val="Strong"/>
-        </w:rPr>
-        <w:t>(</w:t>
-      </w:r>
-      <w:proofErr w:type="spellStart"/>
-      <w:r>
-        <w:rPr>
-          <w:rStyle w:val="Strong"/>
-        </w:rPr>
-        <w:t>Leveson</w:t>
-      </w:r>
-      <w:proofErr w:type="spellEnd"/>
-      <w:r>
-        <w:rPr>
-          <w:rStyle w:val="Strong"/>
-        </w:rPr>
-        <w:t xml:space="preserve"> 2011)</w:t>
+        <w:t xml:space="preserve">Privacy constraints contribute to loop closure by bounding internal state and preventing uncontrolled accumulation of historical context. Vaults contribute by externalizing authority and ensuring that actionability is conditional and revocable. Execution surfaces </w:t>
+      </w:r>
+      <w:r>
+        <w:t>shape</w:t>
+      </w:r>
+      <w:r>
+        <w:t xml:space="preserve"> how intent propagates into effect. Together, these elements ensure that autonomy remains </w:t>
+      </w:r>
+      <w:r>
+        <w:rPr>
+          <w:rStyle w:val="Strong"/>
+        </w:rPr>
+        <w:t>observable, interruptible, and attributable</w:t>
+      </w:r>
+      <w:r>
+        <w:t>, rather than opaque and self-reinforcing</w:t>
+      </w:r>
+      <w:r>
+        <w:t xml:space="preserve"> </w:t>
+      </w:r>
+      <w:r>
+        <w:rPr>
+          <w:rStyle w:val="Strong"/>
+          <w:b w:val="0"/>
+          <w:bCs w:val="0"/>
+        </w:rPr>
+        <w:t>(Doshi-Velez and Kim 2017; Everitt et al. 2019)</w:t>
       </w:r>
       <w:r>
         <w:t>.</w:t>
@@ -5075,57 +4643,29 @@
         <w:divId w:val="799960644"/>
       </w:pPr>
       <w:r>
-        <w:t xml:space="preserve">Crucially, in agentic cybersecurity architectures, the </w:t>
-      </w:r>
-      <w:r>
-        <w:rPr>
-          <w:rStyle w:val="Strong"/>
-        </w:rPr>
-        <w:t>platform</w:t>
-      </w:r>
-      <w:r>
-        <w:rPr>
-          <w:rStyle w:val="Strong"/>
-        </w:rPr>
-        <w:t xml:space="preserve">, </w:t>
-      </w:r>
-      <w:r>
-        <w:rPr>
-          <w:rStyle w:val="Strong"/>
-        </w:rPr>
-        <w:t>not the model</w:t>
-      </w:r>
-      <w:r>
-        <w:rPr>
-          <w:rStyle w:val="Strong"/>
-        </w:rPr>
-        <w:t xml:space="preserve">, </w:t>
-      </w:r>
-      <w:r>
-        <w:rPr>
-          <w:rStyle w:val="Strong"/>
-        </w:rPr>
-        <w:t>enforces closure</w:t>
-      </w:r>
-      <w:r>
-        <w:t xml:space="preserve">. Models generate hypotheses, assessments, or proposed actions, but they do not control identity, persistence, privilege, or execution scope. These controls are imposed externally by infrastructure that can be inspected, certified, and modified independently of cognitive logic </w:t>
-      </w:r>
-      <w:r>
-        <w:rPr>
-          <w:rStyle w:val="Strong"/>
-        </w:rPr>
-        <w:t>(Lampson 2004; NIST AI RMF 1.0)</w:t>
-      </w:r>
-      <w:r>
-        <w:t xml:space="preserve">. This separation preserves the ability to intervene even when model behavior becomes uncertain, degraded, or </w:t>
+        <w:t xml:space="preserve">Architectures that fail to close these loops tend to devolve into open-loop automation, where decisions propagate faster than oversight and errors compound before detection. In such systems, governance is reduced to post-incident analysis rather than real-time control </w:t>
+      </w:r>
+      <w:r>
+        <w:rPr>
+          <w:rStyle w:val="Strong"/>
+          <w:b w:val="0"/>
+          <w:bCs w:val="0"/>
+        </w:rPr>
+        <w:t>(Behl and Behl 2017)</w:t>
+      </w:r>
+      <w:r>
+        <w:t xml:space="preserve">. The </w:t>
+      </w:r>
+      <w:r>
+        <w:t xml:space="preserve">introduction of agentic </w:t>
       </w:r>
       <w:proofErr w:type="spellStart"/>
       <w:r>
-        <w:t>adversarially</w:t>
+        <w:t>behavior</w:t>
       </w:r>
       <w:proofErr w:type="spellEnd"/>
       <w:r>
-        <w:t xml:space="preserve"> influenced.</w:t>
+        <w:t xml:space="preserve"> under these conditions amplifies risk rather than intelligence.</w:t>
       </w:r>
     </w:p>
     <w:p>
@@ -5134,62 +4674,27 @@
         <w:divId w:val="799960644"/>
       </w:pPr>
       <w:r>
-        <w:t xml:space="preserve">Privacy constraints contribute to loop closure by bounding internal state and preventing uncontrolled accumulation of historical context. Vaults </w:t>
-      </w:r>
-      <w:r>
-        <w:lastRenderedPageBreak/>
-        <w:t xml:space="preserve">contribute by externalizing authority and ensuring that </w:t>
-      </w:r>
-      <w:proofErr w:type="spellStart"/>
-      <w:r>
-        <w:t>actionability</w:t>
-      </w:r>
-      <w:proofErr w:type="spellEnd"/>
-      <w:r>
-        <w:t xml:space="preserve"> is conditional and revocable. Execution surfaces contribute by shaping how intent propagates into effect. Together, these elements ensure that autonomy remains </w:t>
-      </w:r>
-      <w:r>
-        <w:rPr>
-          <w:rStyle w:val="Strong"/>
-        </w:rPr>
-        <w:t>observable, interruptible, and attributable</w:t>
-      </w:r>
-      <w:r>
-        <w:t xml:space="preserve">, rather than opaque and self-reinforcing </w:t>
-      </w:r>
-      <w:r>
-        <w:rPr>
-          <w:rStyle w:val="Strong"/>
-        </w:rPr>
-        <w:t>(</w:t>
-      </w:r>
-      <w:proofErr w:type="spellStart"/>
-      <w:r>
-        <w:rPr>
-          <w:rStyle w:val="Strong"/>
-        </w:rPr>
-        <w:t>Doshi</w:t>
-      </w:r>
-      <w:proofErr w:type="spellEnd"/>
-      <w:r>
-        <w:rPr>
-          <w:rStyle w:val="Strong"/>
-        </w:rPr>
-        <w:t xml:space="preserve">-Velez and Kim 2017; </w:t>
-      </w:r>
-      <w:proofErr w:type="spellStart"/>
-      <w:r>
-        <w:rPr>
-          <w:rStyle w:val="Strong"/>
-        </w:rPr>
-        <w:t>Everitt</w:t>
-      </w:r>
-      <w:proofErr w:type="spellEnd"/>
-      <w:r>
-        <w:rPr>
-          <w:rStyle w:val="Strong"/>
-        </w:rPr>
-        <w:t xml:space="preserve"> et al. 2019)</w:t>
+        <w:t xml:space="preserve">By contrast, platform-mediated control loops invert the trust relationship. Trust is placed in infrastructure rather than cognition, not because infrastructure is infallible, but because it is </w:t>
+      </w:r>
+      <w:r>
+        <w:rPr>
+          <w:rStyle w:val="Strong"/>
+        </w:rPr>
+        <w:t>constrainable</w:t>
+      </w:r>
+      <w:r>
+        <w:t>. Platfor</w:t>
+      </w:r>
+      <w:r>
+        <w:t xml:space="preserve">ms can enforce limits, record state transitions, and revoke authority in ways that learned models cannot reliably guarantee </w:t>
+      </w:r>
+      <w:r>
+        <w:rPr>
+          <w:rStyle w:val="Strong"/>
+          <w:b w:val="0"/>
+          <w:bCs w:val="0"/>
+        </w:rPr>
+        <w:t>(Lampson 2004; NIST SP 800-53 Rev. 5)</w:t>
       </w:r>
       <w:r>
         <w:t>.</w:t>
@@ -5198,79 +4703,6 @@
     <w:p>
       <w:pPr>
         <w:pStyle w:val="Main"/>
-        <w:divId w:val="799960644"/>
-      </w:pPr>
-      <w:r>
-        <w:t xml:space="preserve">Architectures that fail to close these loops tend to devolve into open-loop automation, where decisions propagate faster than oversight and errors compound before detection. In such systems, governance is reduced to post-incident analysis rather than real-time control </w:t>
-      </w:r>
-      <w:r>
-        <w:rPr>
-          <w:rStyle w:val="Strong"/>
-        </w:rPr>
-        <w:t>(</w:t>
-      </w:r>
-      <w:proofErr w:type="spellStart"/>
-      <w:r>
-        <w:rPr>
-          <w:rStyle w:val="Strong"/>
-        </w:rPr>
-        <w:t>Behl</w:t>
-      </w:r>
-      <w:proofErr w:type="spellEnd"/>
-      <w:r>
-        <w:rPr>
-          <w:rStyle w:val="Strong"/>
-        </w:rPr>
-        <w:t xml:space="preserve"> and </w:t>
-      </w:r>
-      <w:proofErr w:type="spellStart"/>
-      <w:r>
-        <w:rPr>
-          <w:rStyle w:val="Strong"/>
-        </w:rPr>
-        <w:t>Behl</w:t>
-      </w:r>
-      <w:proofErr w:type="spellEnd"/>
-      <w:r>
-        <w:rPr>
-          <w:rStyle w:val="Strong"/>
-        </w:rPr>
-        <w:t xml:space="preserve"> 2017)</w:t>
-      </w:r>
-      <w:r>
-        <w:t>. The introduction of agentic behavior under these conditions amplifies risk rather than intelligence.</w:t>
-      </w:r>
-    </w:p>
-    <w:p>
-      <w:pPr>
-        <w:pStyle w:val="Main"/>
-        <w:divId w:val="799960644"/>
-      </w:pPr>
-      <w:r>
-        <w:t xml:space="preserve">By contrast, platform-mediated control loops invert the trust relationship. Trust is placed in infrastructure rather than cognition, not because infrastructure is infallible, but because it is </w:t>
-      </w:r>
-      <w:r>
-        <w:rPr>
-          <w:rStyle w:val="Strong"/>
-        </w:rPr>
-        <w:t>constrainable</w:t>
-      </w:r>
-      <w:r>
-        <w:t xml:space="preserve">. Platforms can enforce limits, record state transitions, and revoke authority in ways that learned models cannot reliably guarantee </w:t>
-      </w:r>
-      <w:r>
-        <w:rPr>
-          <w:rStyle w:val="Strong"/>
-        </w:rPr>
-        <w:t>(Lampson 2004; NIST SP 800-53 Rev. 5)</w:t>
-      </w:r>
-      <w:r>
-        <w:t>.</w:t>
-      </w:r>
-    </w:p>
-    <w:p>
-      <w:pPr>
-        <w:pStyle w:val="Main"/>
       </w:pPr>
       <w:r>
         <w:t xml:space="preserve">This inversion is deliberate. Models reason; platforms govern. Cognitive defense emerges not from autonomous decision-making alone, but from the disciplined closure of control loops that bind reasoning to accountable execution </w:t>
@@ -5278,22 +4710,10 @@
       <w:r>
         <w:rPr>
           <w:rStyle w:val="Strong"/>
-        </w:rPr>
-        <w:t>(</w:t>
-      </w:r>
-      <w:proofErr w:type="spellStart"/>
-      <w:r>
-        <w:rPr>
-          <w:rStyle w:val="Strong"/>
-        </w:rPr>
-        <w:t>Leveson</w:t>
-      </w:r>
-      <w:proofErr w:type="spellEnd"/>
-      <w:r>
-        <w:rPr>
-          <w:rStyle w:val="Strong"/>
-        </w:rPr>
-        <w:t xml:space="preserve"> 2011; NIST AI RMF 1.0)</w:t>
+          <w:b w:val="0"/>
+          <w:bCs w:val="0"/>
+        </w:rPr>
+        <w:t>(Leveson 2011; NIST AI RMF 1.0)</w:t>
       </w:r>
       <w:r>
         <w:t>.</w:t>
@@ -5387,7 +4807,13 @@
         <w:t xml:space="preserve">: </w:t>
       </w:r>
       <w:r>
-        <w:t>The platform streams structured signals to the agent, including failed login bursts, geographic anomalies, and credential reuse indicators. Raw logs are not retained beyond the execution window (Section 8.2).</w:t>
+        <w:t xml:space="preserve">The platform streams structured signals to the agent, including failed login bursts, geographic anomalies, and </w:t>
+      </w:r>
+      <w:r>
+        <w:t>indicators of credential reuse</w:t>
+      </w:r>
+      <w:r>
+        <w:t>. Raw logs are not retained beyond the execution window (Section 8.2).</w:t>
       </w:r>
     </w:p>
     <w:p>
@@ -5459,7 +4885,13 @@
         <w:t xml:space="preserve">: </w:t>
       </w:r>
       <w:r>
-        <w:t>All actions are logged, tokens expire automatically, and execution context is destroyed. The system returns to a known state, preserving auditability and reversibility (Section 8.5).</w:t>
+        <w:t xml:space="preserve">All actions are logged, tokens expire automatically, and </w:t>
+      </w:r>
+      <w:r>
+        <w:t xml:space="preserve">the </w:t>
+      </w:r>
+      <w:r>
+        <w:t>execution context is destroyed. The system returns to a known state, preserving auditability and reversibility (Section 8.5).</w:t>
       </w:r>
     </w:p>
     <w:p>
@@ -5474,35 +4906,7 @@
         <w:divId w:val="1707287827"/>
       </w:pPr>
       <w:r>
-        <w:lastRenderedPageBreak/>
         <w:t>At no point does the agent retain credentials, expand its own authority, or act outside platform-defined constraints. Autonomy remains bounded, observable, and governable.</w:t>
-      </w:r>
-    </w:p>
-    <w:p>
-      <w:pPr>
-        <w:ind w:firstLine="284"/>
-        <w:jc w:val="both"/>
-        <w:rPr>
-          <w:sz w:val="20"/>
-          <w:szCs w:val="20"/>
-        </w:rPr>
-      </w:pPr>
-      <w:r>
-        <w:rPr>
-          <w:noProof/>
-          <w:sz w:val="20"/>
-          <w:szCs w:val="20"/>
-        </w:rPr>
-      </w:r>
-      <w:r>
-        <w:rPr>
-          <w:noProof/>
-          <w:sz w:val="20"/>
-          <w:szCs w:val="20"/>
-        </w:rPr>
-        <w:pict w14:anchorId="34787232">
-          <v:rect id="_x0000_i1029" style="width:0;height:1.5pt" o:hralign="center" o:hrstd="t" o:hr="t" fillcolor="#a0a0a0" stroked="f"/>
-        </w:pict>
       </w:r>
     </w:p>
     <w:p>
@@ -5536,7 +4940,10 @@
         <w:t>tighter coupling between reasoning and control</w:t>
       </w:r>
       <w:r>
-        <w:t>. As systems become more agentic, the dominant risk shifts from analytical error to executional misalignment, making infrastructure</w:t>
+        <w:t>. As systems become more agentic, the dominant risk shifts from analytical error to executional misalign</w:t>
+      </w:r>
+      <w:r>
+        <w:t>ment, making infrastructure</w:t>
       </w:r>
       <w:r>
         <w:t xml:space="preserve"> (</w:t>
@@ -5553,22 +4960,10 @@
       <w:r>
         <w:rPr>
           <w:rStyle w:val="Strong"/>
-        </w:rPr>
-        <w:t>(</w:t>
-      </w:r>
-      <w:proofErr w:type="spellStart"/>
-      <w:r>
-        <w:rPr>
-          <w:rStyle w:val="Strong"/>
-        </w:rPr>
-        <w:t>Leveson</w:t>
-      </w:r>
-      <w:proofErr w:type="spellEnd"/>
-      <w:r>
-        <w:rPr>
-          <w:rStyle w:val="Strong"/>
-        </w:rPr>
-        <w:t xml:space="preserve"> 2011; NIST AI RMF 1.0)</w:t>
+          <w:b w:val="0"/>
+          <w:bCs w:val="0"/>
+        </w:rPr>
+        <w:t>(Leveson 2011; NIST AI RMF 1.0)</w:t>
       </w:r>
       <w:r>
         <w:t>.</w:t>
@@ -5585,22 +4980,10 @@
       <w:r>
         <w:rPr>
           <w:rStyle w:val="Strong"/>
-        </w:rPr>
-        <w:t>(</w:t>
-      </w:r>
-      <w:proofErr w:type="spellStart"/>
-      <w:r>
-        <w:rPr>
-          <w:rStyle w:val="Strong"/>
-        </w:rPr>
-        <w:t>Saltzer</w:t>
-      </w:r>
-      <w:proofErr w:type="spellEnd"/>
-      <w:r>
-        <w:rPr>
-          <w:rStyle w:val="Strong"/>
-        </w:rPr>
-        <w:t xml:space="preserve"> and Schroeder 1975; Lampson 2004; NIST SP 800-53 Rev. 5)</w:t>
+          <w:b w:val="0"/>
+          <w:bCs w:val="0"/>
+        </w:rPr>
+        <w:t>(Saltzer and Schroeder 1975; Lampson 2004; NIST SP 800-53 Rev. 5)</w:t>
       </w:r>
       <w:r>
         <w:t>.</w:t>
@@ -5617,39 +5000,21 @@
       <w:r>
         <w:rPr>
           <w:rStyle w:val="Strong"/>
-        </w:rPr>
-        <w:t>(</w:t>
+          <w:b w:val="0"/>
+          <w:bCs w:val="0"/>
+        </w:rPr>
+        <w:t>(Behl and Behl 2017)</w:t>
+      </w:r>
+      <w:r>
+        <w:t xml:space="preserve">. The addition of agentic </w:t>
       </w:r>
       <w:proofErr w:type="spellStart"/>
       <w:r>
-        <w:rPr>
-          <w:rStyle w:val="Strong"/>
-        </w:rPr>
-        <w:t>Behl</w:t>
+        <w:t>behavior</w:t>
       </w:r>
       <w:proofErr w:type="spellEnd"/>
       <w:r>
-        <w:rPr>
-          <w:rStyle w:val="Strong"/>
-        </w:rPr>
-        <w:t xml:space="preserve"> and </w:t>
-      </w:r>
-      <w:proofErr w:type="spellStart"/>
-      <w:r>
-        <w:rPr>
-          <w:rStyle w:val="Strong"/>
-        </w:rPr>
-        <w:t>Behl</w:t>
-      </w:r>
-      <w:proofErr w:type="spellEnd"/>
-      <w:r>
-        <w:rPr>
-          <w:rStyle w:val="Strong"/>
-        </w:rPr>
-        <w:t xml:space="preserve"> 2017)</w:t>
-      </w:r>
-      <w:r>
-        <w:t>. The addition of agentic behavior under these conditions magnifies exposure rather than capability.</w:t>
+        <w:t xml:space="preserve"> under these conditions magnifies exposure rather than capability.</w:t>
       </w:r>
       <w:r>
         <w:t xml:space="preserve"> </w:t>
@@ -5672,17 +5037,61 @@
       <w:r>
         <w:rPr>
           <w:rStyle w:val="Strong"/>
-        </w:rPr>
-        <w:t>Autonomy without infrastructure is improvisation.</w:t>
-      </w:r>
-      <w:r>
+          <w:b w:val="0"/>
+          <w:bCs w:val="0"/>
+        </w:rPr>
+        <w:t xml:space="preserve">Autonomy without infrastructure is </w:t>
+      </w:r>
+      <w:r>
+        <w:rPr>
+          <w:rStyle w:val="Strong"/>
+        </w:rPr>
+        <w:t>improvisation</w:t>
+      </w:r>
+      <w:r>
+        <w:rPr>
+          <w:rStyle w:val="Strong"/>
+          <w:b w:val="0"/>
+          <w:bCs w:val="0"/>
+        </w:rPr>
+        <w:t xml:space="preserve"> and</w:t>
+      </w:r>
+      <w:r>
+        <w:rPr>
+          <w:b/>
+          <w:bCs/>
+        </w:rPr>
         <w:br/>
       </w:r>
       <w:r>
         <w:rPr>
           <w:rStyle w:val="Strong"/>
-        </w:rPr>
-        <w:t>Infrastructure without control is exposure.</w:t>
+          <w:b w:val="0"/>
+          <w:bCs w:val="0"/>
+        </w:rPr>
+        <w:t>i</w:t>
+      </w:r>
+      <w:r>
+        <w:rPr>
+          <w:rStyle w:val="Strong"/>
+          <w:b w:val="0"/>
+          <w:bCs w:val="0"/>
+        </w:rPr>
+        <w:t xml:space="preserve">nfrastructure without control is </w:t>
+      </w:r>
+      <w:r>
+        <w:rPr>
+          <w:rStyle w:val="Strong"/>
+        </w:rPr>
+        <w:t>exposure</w:t>
+      </w:r>
+      <w:r>
+        <w:rPr>
+          <w:rStyle w:val="Strong"/>
+          <w:b w:val="0"/>
+          <w:bCs w:val="0"/>
+        </w:rPr>
+        <w:t>.</w:t>
       </w:r>
     </w:p>
     <w:p>
@@ -5691,57 +5100,16 @@
         <w:divId w:val="101724451"/>
       </w:pPr>
       <w:r>
-        <w:t xml:space="preserve">Cognitive defense emerges only when reasoning systems are embedded within platforms that enforce constraint, observability, and revocation by design. When these elements are treated as inseparable, autonomy becomes governable rather than hazardous, and intelligent systems can operate within security-critical environments without exceeding the limits of trust </w:t>
-      </w:r>
-      <w:r>
-        <w:rPr>
-          <w:rStyle w:val="Strong"/>
-        </w:rPr>
-        <w:t>(</w:t>
-      </w:r>
-      <w:proofErr w:type="spellStart"/>
-      <w:r>
-        <w:rPr>
-          <w:rStyle w:val="Strong"/>
-        </w:rPr>
-        <w:t>Leveson</w:t>
-      </w:r>
-      <w:proofErr w:type="spellEnd"/>
-      <w:r>
-        <w:rPr>
-          <w:rStyle w:val="Strong"/>
-        </w:rPr>
-        <w:t xml:space="preserve"> 2011; NIST AI RMF 1.0)</w:t>
-      </w:r>
-      <w:r>
-        <w:t>.</w:t>
-      </w:r>
-    </w:p>
-    <w:p>
-      <w:pPr>
-        <w:ind w:firstLine="284"/>
-        <w:jc w:val="both"/>
-        <w:rPr>
-          <w:sz w:val="20"/>
-          <w:szCs w:val="20"/>
-        </w:rPr>
-      </w:pPr>
-      <w:r>
-        <w:rPr>
-          <w:noProof/>
-          <w:sz w:val="20"/>
-          <w:szCs w:val="20"/>
-        </w:rPr>
-      </w:r>
-      <w:r>
-        <w:rPr>
-          <w:noProof/>
-          <w:sz w:val="20"/>
-          <w:szCs w:val="20"/>
-        </w:rPr>
-        <w:pict w14:anchorId="0BC1A6E2">
-          <v:rect id="_x0000_i1030" style="width:0;height:1.5pt" o:hralign="center" o:hrstd="t" o:hr="t" fillcolor="#a0a0a0" stroked="f"/>
-        </w:pict>
+        <w:t>Cognitive defense emerges only when reasoning systems are embedded within platforms that enforce</w:t>
+      </w:r>
+      <w:r>
+        <w:t>, by design, constraints, observability, and revocation</w:t>
+      </w:r>
+      <w:r>
+        <w:t>. When these elements are treated as inseparable, autonomy becomes governa</w:t>
+      </w:r>
+      <w:r>
+        <w:t>ble rather than hazardous, and intelligent systems can operate within security-critical environments without exceeding the limits of trust (Leveson 2011; NIST AI RMF 1.0).</w:t>
       </w:r>
     </w:p>
     <w:p>
@@ -5772,27 +5140,26 @@
         <w:rPr>
           <w:rStyle w:val="Strong"/>
         </w:rPr>
-        <w:t>infrastructure within which cognition is allowed to operate</w:t>
-      </w:r>
-      <w:r>
-        <w:rPr>
-          <w:rStyle w:val="Strong"/>
-        </w:rPr>
-        <w:t xml:space="preserve">: </w:t>
+        <w:t xml:space="preserve">infrastructure within which cognition </w:t>
+      </w:r>
+      <w:r>
+        <w:rPr>
+          <w:rStyle w:val="Strong"/>
+        </w:rPr>
+        <w:t xml:space="preserve">is allowed to </w:t>
+      </w:r>
+      <w:r>
+        <w:rPr>
+          <w:rStyle w:val="Strong"/>
+        </w:rPr>
+        <w:t>operate</w:t>
       </w:r>
       <w:r>
         <w:rPr>
           <w:b/>
           <w:bCs/>
         </w:rPr>
-        <w:t xml:space="preserve">Infrastructure as </w:t>
-      </w:r>
-      <w:r>
-        <w:rPr>
-          <w:b/>
-          <w:bCs/>
-        </w:rPr>
-        <w:t>the boundary of autonomy.</w:t>
+        <w:t>.</w:t>
       </w:r>
       <w:r>
         <w:t xml:space="preserve"> Platforms, privacy mechanisms, vaults, and execution surfaces are not ancillary services; they are the control structures that determine whether autonomy remains bounded, observable, and revocable.</w:t>
@@ -5804,7 +5171,6 @@
         <w:divId w:val="718744020"/>
       </w:pPr>
       <w:r>
-        <w:lastRenderedPageBreak/>
         <w:t>By treating platforms as cognitive substrates, privacy as a state-bounding mechanism, vaults as trust boundaries, and execution surfaces as graded interfaces rather than binary switches, cognitive defense architectures replace open-loop automation with platform-mediated control. Authority is externalized, memory is constrained, execution is shaped, and outcomes remain auditable. In such systems, models reason, but platforms govern.</w:t>
       </w:r>
     </w:p>
@@ -5828,75 +5194,6 @@
     </w:p>
     <w:p>
       <w:pPr>
-        <w:divId w:val="718744020"/>
-      </w:pPr>
-      <w:r>
-        <w:rPr>
-          <w:noProof/>
-        </w:rPr>
-        <mc:AlternateContent>
-          <mc:Choice Requires="wps">
-            <w:drawing>
-              <wp:inline distT="0" distB="0" distL="0" distR="0" wp14:anchorId="6445D9BF" wp14:editId="66BF64B4">
-                <wp:extent cx="3816350" cy="1270"/>
-                <wp:effectExtent l="0" t="31750" r="0" b="36830"/>
-                <wp:docPr id="171051294" name="Rectangle 1"/>
-                <wp:cNvGraphicFramePr>
-                  <a:graphicFrameLocks xmlns:a="http://schemas.openxmlformats.org/drawingml/2006/main"/>
-                </wp:cNvGraphicFramePr>
-                <a:graphic xmlns:a="http://schemas.openxmlformats.org/drawingml/2006/main">
-                  <a:graphicData uri="http://schemas.microsoft.com/office/word/2010/wordprocessingShape">
-                    <wps:wsp>
-                      <wps:cNvSpPr>
-                        <a:spLocks noChangeArrowheads="1"/>
-                      </wps:cNvSpPr>
-                      <wps:spPr bwMode="auto">
-                        <a:xfrm>
-                          <a:off x="0" y="0"/>
-                          <a:ext cx="41614725" cy="1270"/>
-                        </a:xfrm>
-                        <a:prstGeom prst="rect">
-                          <a:avLst/>
-                        </a:prstGeom>
-                        <a:noFill/>
-                        <a:ln w="9525">
-                          <a:gradFill rotWithShape="0">
-                            <a:gsLst>
-                              <a:gs pos="0">
-                                <a:srgbClr val="A0A0A0"/>
-                              </a:gs>
-                              <a:gs pos="100000">
-                                <a:srgbClr val="E3E3E3"/>
-                              </a:gs>
-                            </a:gsLst>
-                            <a:lin ang="5400000"/>
-                          </a:gradFill>
-                          <a:miter lim="800000"/>
-                          <a:headEnd/>
-                          <a:tailEnd/>
-                        </a:ln>
-                      </wps:spPr>
-                      <wps:bodyPr rot="0" vert="horz" wrap="square" lIns="91440" tIns="45720" rIns="91440" bIns="45720" anchor="t" anchorCtr="0" upright="1">
-                        <a:noAutofit/>
-                      </wps:bodyPr>
-                    </wps:wsp>
-                  </a:graphicData>
-                </a:graphic>
-              </wp:inline>
-            </w:drawing>
-          </mc:Choice>
-          <mc:Fallback>
-            <w:pict>
-              <v:rect w14:anchorId="4E4F5906" id="Rectangle 1" o:spid="_x0000_s1026" style="width:300.5pt;height:.1pt;visibility:visible;mso-wrap-style:square;mso-left-percent:-10001;mso-top-percent:-10001;mso-position-horizontal:absolute;mso-position-horizontal-relative:char;mso-position-vertical:absolute;mso-position-vertical-relative:line;mso-left-percent:-10001;mso-top-percent:-10001;v-text-anchor:top" o:gfxdata="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" filled="f">
-                <w10:anchorlock/>
-              </v:rect>
-            </w:pict>
-          </mc:Fallback>
-        </mc:AlternateContent>
-      </w:r>
-    </w:p>
-    <w:p>
-      <w:pPr>
         <w:pStyle w:val="Main"/>
         <w:divId w:val="718744020"/>
         <w:rPr>
@@ -5919,7 +5216,13 @@
         <w:t>Chapter 9 builds on this foundation by introducing synthetic data for red-teaming and threat simulation</w:t>
       </w:r>
       <w:r>
-        <w:t>, examining how controlled adversarial environments can be used to train, probe, and validate agentic defenses. Synthetic attackers are not introduced as sources of realism, but as instruments of control—designed to operate within the infrastructural boundaries established in Chapter 8.</w:t>
+        <w:t>, examining how controlled adversarial environments can be used to train, probe, and validate agentic defenses. Synthetic attackers are not introduced as sources of realism, but as instruments of control</w:t>
+      </w:r>
+      <w:r>
+        <w:t xml:space="preserve">, </w:t>
+      </w:r>
+      <w:r>
+        <w:t>designed to operate within the infrastructural boundaries established in Chapter 8.</w:t>
       </w:r>
     </w:p>
     <w:p>
@@ -6056,7 +5359,23 @@
                   <w:sz w:val="20"/>
                   <w:szCs w:val="20"/>
                 </w:rPr>
-                <w:t>Amodei, Dario, Chris Olah, Jacob Steinhardt, Paul Christiano, John Schulman, and Dan Mane. 2016. "Concrete problems in ai safety." (arXiv). doi:10.48550/ARXIV.1606.06565.</w:t>
+                <w:t xml:space="preserve">Amodei, Dario, Chris Olah, Jacob Steinhardt, Paul Christiano, John Schulman, and Dan Mane. 2016. "Concrete problems in </w:t>
+              </w:r>
+              <w:r>
+                <w:rPr>
+                  <w:noProof/>
+                  <w:sz w:val="20"/>
+                  <w:szCs w:val="20"/>
+                </w:rPr>
+                <w:t>AI</w:t>
+              </w:r>
+              <w:r>
+                <w:rPr>
+                  <w:noProof/>
+                  <w:sz w:val="20"/>
+                  <w:szCs w:val="20"/>
+                </w:rPr>
+                <w:t xml:space="preserve"> safety." (arXiv). doi:10.48550/ARXIV.1606.06565.</w:t>
               </w:r>
             </w:p>
             <w:p>
@@ -6271,7 +5590,23 @@
                   <w:sz w:val="20"/>
                   <w:szCs w:val="20"/>
                 </w:rPr>
-                <w:t xml:space="preserve"> [Berkeley, CA]: Association, U. S. E. N. I. X. 2633–2650. https://researchr.org/publication/CarliniTWJHLRBS21.</w:t>
+                <w:t xml:space="preserve"> [Berkeley, CA]: Association, USENI</w:t>
+              </w:r>
+              <w:r>
+                <w:rPr>
+                  <w:noProof/>
+                  <w:sz w:val="20"/>
+                  <w:szCs w:val="20"/>
+                </w:rPr>
+                <w:t xml:space="preserve"> </w:t>
+              </w:r>
+              <w:r>
+                <w:rPr>
+                  <w:noProof/>
+                  <w:sz w:val="20"/>
+                  <w:szCs w:val="20"/>
+                </w:rPr>
+                <w:t>X. 2633–2650. https://researchr.org/publication/CarliniTWJHLRBS21.</w:t>
               </w:r>
             </w:p>
             <w:p>
@@ -6457,7 +5792,6 @@
                   <w:sz w:val="20"/>
                   <w:szCs w:val="20"/>
                 </w:rPr>
-                <w:lastRenderedPageBreak/>
                 <w:t xml:space="preserve">Doshi-Velez, Finale, and Been Kim. 2017. "Towards a rigorous science of interpretable machine learning." </w:t>
               </w:r>
               <w:r>
@@ -6513,7 +5847,23 @@
                   <w:sz w:val="20"/>
                   <w:szCs w:val="20"/>
                 </w:rPr>
-                <w:t xml:space="preserve"> Vol. 9. no. 3-4. Publishing, Emerald, August. 211–487. doi:10.1561/0400000042.</w:t>
+                <w:t xml:space="preserve"> Vol. 9. no. 3</w:t>
+              </w:r>
+              <w:r>
+                <w:rPr>
+                  <w:noProof/>
+                  <w:sz w:val="20"/>
+                  <w:szCs w:val="20"/>
+                </w:rPr>
+                <w:t>–</w:t>
+              </w:r>
+              <w:r>
+                <w:rPr>
+                  <w:noProof/>
+                  <w:sz w:val="20"/>
+                  <w:szCs w:val="20"/>
+                </w:rPr>
+                <w:t>4. Publishing, Emerald, August. 211–487. doi:10.1561/0400000042.</w:t>
               </w:r>
             </w:p>
             <w:p>
@@ -6552,7 +5902,23 @@
                   <w:sz w:val="20"/>
                   <w:szCs w:val="20"/>
                 </w:rPr>
-                <w:t xml:space="preserve">Ewaschuk, Rob. 2021. "Monitoring distributed systems." Edited by Betsy Beyer, Jennifer Jones, Niall Richard Murphy and Porter. </w:t>
+                <w:t>Ewaschuk, Rob. 2021. "Monitoring distributed systems." Edited by Betsy Beyer, Jennifer Jones, Niall Richard Murphy</w:t>
+              </w:r>
+              <w:r>
+                <w:rPr>
+                  <w:noProof/>
+                  <w:sz w:val="20"/>
+                  <w:szCs w:val="20"/>
+                </w:rPr>
+                <w:t>,</w:t>
+              </w:r>
+              <w:r>
+                <w:rPr>
+                  <w:noProof/>
+                  <w:sz w:val="20"/>
+                  <w:szCs w:val="20"/>
+                </w:rPr>
+                <w:t xml:space="preserve"> and Porter. </w:t>
               </w:r>
               <w:r>
                 <w:rPr>
@@ -6590,7 +5956,7 @@
                   <w:sz w:val="20"/>
                   <w:szCs w:val="20"/>
                 </w:rPr>
-                <w:t>Nist sp 800-53 rev. 5 . Security and privacy controls for information systems and organizations.</w:t>
+                <w:t xml:space="preserve">NIST SP 800-53 rev. 5 . Security and privacy controls for information systems and organizations. of Standards, National Institute of Standards </w:t>
               </w:r>
               <w:r>
                 <w:rPr>
@@ -6598,7 +5964,7 @@
                   <w:sz w:val="20"/>
                   <w:szCs w:val="20"/>
                 </w:rPr>
-                <w:t xml:space="preserve"> of Standards, National Institute and Technology. doi:10.6028/NIST.SP.800-53r5.</w:t>
+                <w:t>and Technology. doi:10.6028/NIST.SP.800-53r5.</w:t>
               </w:r>
             </w:p>
             <w:p>
@@ -6635,7 +6001,23 @@
                   <w:sz w:val="20"/>
                   <w:szCs w:val="20"/>
                 </w:rPr>
-                <w:t xml:space="preserve"> (of Electrical, Institute and (IEEE), Electronics Engineers) 37 (6): 37–46. doi:10.1109/mc.2004.17.</w:t>
+                <w:t xml:space="preserve"> (of Electrical, Institute and (IEEE), Electronics Engineers) 37 (6): 37–46. doi:10.1109/</w:t>
+              </w:r>
+              <w:r>
+                <w:rPr>
+                  <w:noProof/>
+                  <w:sz w:val="20"/>
+                  <w:szCs w:val="20"/>
+                </w:rPr>
+                <w:t xml:space="preserve">mc. </w:t>
+              </w:r>
+              <w:r>
+                <w:rPr>
+                  <w:noProof/>
+                  <w:sz w:val="20"/>
+                  <w:szCs w:val="20"/>
+                </w:rPr>
+                <w:t>2004.17.</w:t>
               </w:r>
             </w:p>
             <w:p>
@@ -6728,7 +6110,23 @@
                   <w:sz w:val="20"/>
                   <w:szCs w:val="20"/>
                 </w:rPr>
-                <w:t xml:space="preserve">Merkel, Dirk. 2014. "Docker: lightweight linux containers for consistent development and deployment." </w:t>
+                <w:t xml:space="preserve">Merkel, Dirk. 2014. "Docker: lightweight </w:t>
+              </w:r>
+              <w:r>
+                <w:rPr>
+                  <w:noProof/>
+                  <w:sz w:val="20"/>
+                  <w:szCs w:val="20"/>
+                </w:rPr>
+                <w:t>Linux</w:t>
+              </w:r>
+              <w:r>
+                <w:rPr>
+                  <w:noProof/>
+                  <w:sz w:val="20"/>
+                  <w:szCs w:val="20"/>
+                </w:rPr>
+                <w:t xml:space="preserve"> containers for consistent development and deployment." </w:t>
               </w:r>
               <w:r>
                 <w:rPr>
@@ -6839,7 +6237,23 @@
                   <w:sz w:val="20"/>
                   <w:szCs w:val="20"/>
                 </w:rPr>
-                <w:t xml:space="preserve"> (of Electrical, Institute and Inc., Electronics Engineers) 3–18. doi:10.1109/SP.2017.41.</w:t>
+                <w:t xml:space="preserve"> (of </w:t>
+              </w:r>
+              <w:r>
+                <w:rPr>
+                  <w:noProof/>
+                  <w:sz w:val="20"/>
+                  <w:szCs w:val="20"/>
+                </w:rPr>
+                <w:t xml:space="preserve">the Institute of Electrical and </w:t>
+              </w:r>
+              <w:r>
+                <w:rPr>
+                  <w:noProof/>
+                  <w:sz w:val="20"/>
+                  <w:szCs w:val="20"/>
+                </w:rPr>
+                <w:t>Electronics Engineers) 3–18. doi:10.1109/SP.2017.41.</w:t>
               </w:r>
             </w:p>
             <w:p>
@@ -6858,7 +6272,6 @@
                   <w:sz w:val="20"/>
                   <w:szCs w:val="20"/>
                 </w:rPr>
-                <w:lastRenderedPageBreak/>
                 <w:t xml:space="preserve">Sigelman, Benjamin H., Luiz Andre Barroso, Michael Burrows, Patrick Stephenson, Manoj Plakal, Donald Beaver, Chandan Kumar Shanbhag, Saul Jaspan, and Chandan Kumar Shanbhag. 2010. "Dapper, a large-scale distributed systems tracing infrastructure." </w:t>
               </w:r>
               <w:r>
@@ -6869,7 +6282,27 @@
                   <w:sz w:val="20"/>
                   <w:szCs w:val="20"/>
                 </w:rPr>
-                <w:t>Dapper, a large-scale distributed systems tracing infrastructure.</w:t>
+                <w:t>Dapper</w:t>
+              </w:r>
+              <w:r>
+                <w:rPr>
+                  <w:i/>
+                  <w:iCs/>
+                  <w:noProof/>
+                  <w:sz w:val="20"/>
+                  <w:szCs w:val="20"/>
+                </w:rPr>
+                <w:t xml:space="preserve"> is</w:t>
+              </w:r>
+              <w:r>
+                <w:rPr>
+                  <w:i/>
+                  <w:iCs/>
+                  <w:noProof/>
+                  <w:sz w:val="20"/>
+                  <w:szCs w:val="20"/>
+                </w:rPr>
+                <w:t xml:space="preserve"> a large-scale distributed systems tracing infrastructure.</w:t>
               </w:r>
               <w:r>
                 <w:rPr>
@@ -6904,8 +6337,8 @@
       </w:pPr>
     </w:p>
     <w:sectPr>
-      <w:headerReference w:type="even" r:id="rId8"/>
-      <w:headerReference w:type="default" r:id="rId9"/>
+      <w:headerReference w:type="even" r:id="rId13"/>
+      <w:headerReference w:type="default" r:id="rId14"/>
       <w:pgSz w:w="8392" w:h="11907" w:code="1"/>
       <w:pgMar w:top="1418" w:right="1191" w:bottom="851" w:left="1191" w:header="851" w:footer="0" w:gutter="0"/>
       <w:cols w:space="708"/>
@@ -6917,7 +6350,7 @@
 </file>
 
 <file path=word/endnotes.xml><?xml version="1.0" encoding="utf-8"?>
-<w:endnotes xmlns:wpc="http://schemas.microsoft.com/office/word/2010/wordprocessingCanvas" xmlns:cx="http://schemas.microsoft.com/office/drawing/2014/chartex" xmlns:cx1="http://schemas.microsoft.com/office/drawing/2015/9/8/chartex" xmlns:cx2="http://schemas.microsoft.com/office/drawing/2015/10/21/chartex" xmlns:cx3="http://schemas.microsoft.com/office/drawing/2016/5/9/chartex" xmlns:cx4="http://schemas.microsoft.com/office/drawing/2016/5/10/chartex" xmlns:cx5="http://schemas.microsoft.com/office/drawing/2016/5/11/chartex" xmlns:cx6="http://schemas.microsoft.com/office/drawing/2016/5/12/chartex" xmlns:cx7="http://schemas.microsoft.com/office/drawing/2016/5/13/chartex" xmlns:cx8="http://schemas.microsoft.com/office/drawing/2016/5/14/chartex" xmlns:mc="http://schemas.openxmlformats.org/markup-compatibility/2006" xmlns:aink="http://schemas.microsoft.com/office/drawing/2016/ink" xmlns:am3d="http://schemas.microsoft.com/office/drawing/2017/model3d" xmlns:o="urn:schemas-microsoft-com:office:office" xmlns:oel="http://schemas.microsoft.com/office/2019/extlst" xmlns:r="http://schemas.openxmlformats.org/officeDocument/2006/relationships" xmlns:m="http://schemas.openxmlformats.org/officeDocument/2006/math" xmlns:v="urn:schemas-microsoft-com:vml" xmlns:wp14="http://schemas.microsoft.com/office/word/2010/wordprocessingDrawing" xmlns:wp="http://schemas.openxmlformats.org/drawingml/2006/wordprocessingDrawing" xmlns:w10="urn:schemas-microsoft-com:office:word" xmlns:w="http://schemas.openxmlformats.org/wordprocessingml/2006/main" xmlns:w14="http://schemas.microsoft.com/office/word/2010/wordml" xmlns:w15="http://schemas.microsoft.com/office/word/2012/wordml" xmlns:w16cex="http://schemas.microsoft.com/office/word/2018/wordml/cex" xmlns:w16cid="http://schemas.microsoft.com/office/word/2016/wordml/cid" xmlns:w16="http://schemas.microsoft.com/office/word/2018/wordml" xmlns:w16du="http://schemas.microsoft.com/office/word/2023/wordml/word16du" xmlns:w16sdtdh="http://schemas.microsoft.com/office/word/2020/wordml/sdtdatahash" xmlns:w16se="http://schemas.microsoft.com/office/word/2015/wordml/symex" xmlns:wpg="http://schemas.microsoft.com/office/word/2010/wordprocessingGroup" xmlns:wpi="http://schemas.microsoft.com/office/word/2010/wordprocessingInk" xmlns:wne="http://schemas.microsoft.com/office/word/2006/wordml" xmlns:wps="http://schemas.microsoft.com/office/word/2010/wordprocessingShape" mc:Ignorable="w14 w15 w16se w16cid w16 w16cex w16sdtdh w16du wp14">
+<w:endnotes xmlns:wpc="http://schemas.microsoft.com/office/word/2010/wordprocessingCanvas" xmlns:cx="http://schemas.microsoft.com/office/drawing/2014/chartex" xmlns:cx1="http://schemas.microsoft.com/office/drawing/2015/9/8/chartex" xmlns:cx2="http://schemas.microsoft.com/office/drawing/2015/10/21/chartex" xmlns:cx3="http://schemas.microsoft.com/office/drawing/2016/5/9/chartex" xmlns:cx4="http://schemas.microsoft.com/office/drawing/2016/5/10/chartex" xmlns:cx5="http://schemas.microsoft.com/office/drawing/2016/5/11/chartex" xmlns:cx6="http://schemas.microsoft.com/office/drawing/2016/5/12/chartex" xmlns:cx7="http://schemas.microsoft.com/office/drawing/2016/5/13/chartex" xmlns:cx8="http://schemas.microsoft.com/office/drawing/2016/5/14/chartex" xmlns:mc="http://schemas.openxmlformats.org/markup-compatibility/2006" xmlns:aink="http://schemas.microsoft.com/office/drawing/2016/ink" xmlns:am3d="http://schemas.microsoft.com/office/drawing/2017/model3d" xmlns:o="urn:schemas-microsoft-com:office:office" xmlns:oel="http://schemas.microsoft.com/office/2019/extlst" xmlns:r="http://schemas.openxmlformats.org/officeDocument/2006/relationships" xmlns:m="http://schemas.openxmlformats.org/officeDocument/2006/math" xmlns:v="urn:schemas-microsoft-com:vml" xmlns:wp14="http://schemas.microsoft.com/office/word/2010/wordprocessingDrawing" xmlns:wp="http://schemas.openxmlformats.org/drawingml/2006/wordprocessingDrawing" xmlns:w10="urn:schemas-microsoft-com:office:word" xmlns:w="http://schemas.openxmlformats.org/wordprocessingml/2006/main" xmlns:w14="http://schemas.microsoft.com/office/word/2010/wordml" xmlns:w15="http://schemas.microsoft.com/office/word/2012/wordml" xmlns:w16cex="http://schemas.microsoft.com/office/word/2018/wordml/cex" xmlns:w16cid="http://schemas.microsoft.com/office/word/2016/wordml/cid" xmlns:w16="http://schemas.microsoft.com/office/word/2018/wordml" xmlns:w16du="http://schemas.microsoft.com/office/word/2023/wordml/word16du" xmlns:w16sdtdh="http://schemas.microsoft.com/office/word/2020/wordml/sdtdatahash" xmlns:w16sdtfl="http://schemas.microsoft.com/office/word/2024/wordml/sdtformatlock" xmlns:w16se="http://schemas.microsoft.com/office/word/2015/wordml/symex" xmlns:wpg="http://schemas.microsoft.com/office/word/2010/wordprocessingGroup" xmlns:wpi="http://schemas.microsoft.com/office/word/2010/wordprocessingInk" xmlns:wne="http://schemas.microsoft.com/office/word/2006/wordml" xmlns:wps="http://schemas.microsoft.com/office/word/2010/wordprocessingShape" mc:Ignorable="w14 w15 w16se w16cid w16 w16cex w16sdtdh w16sdtfl w16du wp14">
   <w:endnote w:type="separator" w:id="-1">
     <w:p>
       <w:r>
@@ -6939,7 +6372,7 @@
 </file>
 
 <file path=word/footnotes.xml><?xml version="1.0" encoding="utf-8"?>
-<w:footnotes xmlns:wpc="http://schemas.microsoft.com/office/word/2010/wordprocessingCanvas" xmlns:cx="http://schemas.microsoft.com/office/drawing/2014/chartex" xmlns:cx1="http://schemas.microsoft.com/office/drawing/2015/9/8/chartex" xmlns:cx2="http://schemas.microsoft.com/office/drawing/2015/10/21/chartex" xmlns:cx3="http://schemas.microsoft.com/office/drawing/2016/5/9/chartex" xmlns:cx4="http://schemas.microsoft.com/office/drawing/2016/5/10/chartex" xmlns:cx5="http://schemas.microsoft.com/office/drawing/2016/5/11/chartex" xmlns:cx6="http://schemas.microsoft.com/office/drawing/2016/5/12/chartex" xmlns:cx7="http://schemas.microsoft.com/office/drawing/2016/5/13/chartex" xmlns:cx8="http://schemas.microsoft.com/office/drawing/2016/5/14/chartex" xmlns:mc="http://schemas.openxmlformats.org/markup-compatibility/2006" xmlns:aink="http://schemas.microsoft.com/office/drawing/2016/ink" xmlns:am3d="http://schemas.microsoft.com/office/drawing/2017/model3d" xmlns:o="urn:schemas-microsoft-com:office:office" xmlns:oel="http://schemas.microsoft.com/office/2019/extlst" xmlns:r="http://schemas.openxmlformats.org/officeDocument/2006/relationships" xmlns:m="http://schemas.openxmlformats.org/officeDocument/2006/math" xmlns:v="urn:schemas-microsoft-com:vml" xmlns:wp14="http://schemas.microsoft.com/office/word/2010/wordprocessingDrawing" xmlns:wp="http://schemas.openxmlformats.org/drawingml/2006/wordprocessingDrawing" xmlns:w10="urn:schemas-microsoft-com:office:word" xmlns:w="http://schemas.openxmlformats.org/wordprocessingml/2006/main" xmlns:w14="http://schemas.microsoft.com/office/word/2010/wordml" xmlns:w15="http://schemas.microsoft.com/office/word/2012/wordml" xmlns:w16cex="http://schemas.microsoft.com/office/word/2018/wordml/cex" xmlns:w16cid="http://schemas.microsoft.com/office/word/2016/wordml/cid" xmlns:w16="http://schemas.microsoft.com/office/word/2018/wordml" xmlns:w16du="http://schemas.microsoft.com/office/word/2023/wordml/word16du" xmlns:w16sdtdh="http://schemas.microsoft.com/office/word/2020/wordml/sdtdatahash" xmlns:w16se="http://schemas.microsoft.com/office/word/2015/wordml/symex" xmlns:wpg="http://schemas.microsoft.com/office/word/2010/wordprocessingGroup" xmlns:wpi="http://schemas.microsoft.com/office/word/2010/wordprocessingInk" xmlns:wne="http://schemas.microsoft.com/office/word/2006/wordml" xmlns:wps="http://schemas.microsoft.com/office/word/2010/wordprocessingShape" mc:Ignorable="w14 w15 w16se w16cid w16 w16cex w16sdtdh w16du wp14">
+<w:footnotes xmlns:wpc="http://schemas.microsoft.com/office/word/2010/wordprocessingCanvas" xmlns:cx="http://schemas.microsoft.com/office/drawing/2014/chartex" xmlns:cx1="http://schemas.microsoft.com/office/drawing/2015/9/8/chartex" xmlns:cx2="http://schemas.microsoft.com/office/drawing/2015/10/21/chartex" xmlns:cx3="http://schemas.microsoft.com/office/drawing/2016/5/9/chartex" xmlns:cx4="http://schemas.microsoft.com/office/drawing/2016/5/10/chartex" xmlns:cx5="http://schemas.microsoft.com/office/drawing/2016/5/11/chartex" xmlns:cx6="http://schemas.microsoft.com/office/drawing/2016/5/12/chartex" xmlns:cx7="http://schemas.microsoft.com/office/drawing/2016/5/13/chartex" xmlns:cx8="http://schemas.microsoft.com/office/drawing/2016/5/14/chartex" xmlns:mc="http://schemas.openxmlformats.org/markup-compatibility/2006" xmlns:aink="http://schemas.microsoft.com/office/drawing/2016/ink" xmlns:am3d="http://schemas.microsoft.com/office/drawing/2017/model3d" xmlns:o="urn:schemas-microsoft-com:office:office" xmlns:oel="http://schemas.microsoft.com/office/2019/extlst" xmlns:r="http://schemas.openxmlformats.org/officeDocument/2006/relationships" xmlns:m="http://schemas.openxmlformats.org/officeDocument/2006/math" xmlns:v="urn:schemas-microsoft-com:vml" xmlns:wp14="http://schemas.microsoft.com/office/word/2010/wordprocessingDrawing" xmlns:wp="http://schemas.openxmlformats.org/drawingml/2006/wordprocessingDrawing" xmlns:w10="urn:schemas-microsoft-com:office:word" xmlns:w="http://schemas.openxmlformats.org/wordprocessingml/2006/main" xmlns:w14="http://schemas.microsoft.com/office/word/2010/wordml" xmlns:w15="http://schemas.microsoft.com/office/word/2012/wordml" xmlns:w16cex="http://schemas.microsoft.com/office/word/2018/wordml/cex" xmlns:w16cid="http://schemas.microsoft.com/office/word/2016/wordml/cid" xmlns:w16="http://schemas.microsoft.com/office/word/2018/wordml" xmlns:w16du="http://schemas.microsoft.com/office/word/2023/wordml/word16du" xmlns:w16sdtdh="http://schemas.microsoft.com/office/word/2020/wordml/sdtdatahash" xmlns:w16sdtfl="http://schemas.microsoft.com/office/word/2024/wordml/sdtformatlock" xmlns:w16se="http://schemas.microsoft.com/office/word/2015/wordml/symex" xmlns:wpg="http://schemas.microsoft.com/office/word/2010/wordprocessingGroup" xmlns:wpi="http://schemas.microsoft.com/office/word/2010/wordprocessingInk" xmlns:wne="http://schemas.microsoft.com/office/word/2006/wordml" xmlns:wps="http://schemas.microsoft.com/office/word/2010/wordprocessingShape" mc:Ignorable="w14 w15 w16se w16cid w16 w16cex w16sdtdh w16sdtfl w16du wp14">
   <w:footnote w:type="separator" w:id="-1">
     <w:p>
       <w:r>
@@ -6961,7 +6394,7 @@
 </file>
 
 <file path=word/header1.xml><?xml version="1.0" encoding="utf-8"?>
-<w:hdr xmlns:wpc="http://schemas.microsoft.com/office/word/2010/wordprocessingCanvas" xmlns:cx="http://schemas.microsoft.com/office/drawing/2014/chartex" xmlns:cx1="http://schemas.microsoft.com/office/drawing/2015/9/8/chartex" xmlns:cx2="http://schemas.microsoft.com/office/drawing/2015/10/21/chartex" xmlns:cx3="http://schemas.microsoft.com/office/drawing/2016/5/9/chartex" xmlns:cx4="http://schemas.microsoft.com/office/drawing/2016/5/10/chartex" xmlns:cx5="http://schemas.microsoft.com/office/drawing/2016/5/11/chartex" xmlns:cx6="http://schemas.microsoft.com/office/drawing/2016/5/12/chartex" xmlns:cx7="http://schemas.microsoft.com/office/drawing/2016/5/13/chartex" xmlns:cx8="http://schemas.microsoft.com/office/drawing/2016/5/14/chartex" xmlns:mc="http://schemas.openxmlformats.org/markup-compatibility/2006" xmlns:aink="http://schemas.microsoft.com/office/drawing/2016/ink" xmlns:am3d="http://schemas.microsoft.com/office/drawing/2017/model3d" xmlns:o="urn:schemas-microsoft-com:office:office" xmlns:oel="http://schemas.microsoft.com/office/2019/extlst" xmlns:r="http://schemas.openxmlformats.org/officeDocument/2006/relationships" xmlns:m="http://schemas.openxmlformats.org/officeDocument/2006/math" xmlns:v="urn:schemas-microsoft-com:vml" xmlns:wp14="http://schemas.microsoft.com/office/word/2010/wordprocessingDrawing" xmlns:wp="http://schemas.openxmlformats.org/drawingml/2006/wordprocessingDrawing" xmlns:w10="urn:schemas-microsoft-com:office:word" xmlns:w="http://schemas.openxmlformats.org/wordprocessingml/2006/main" xmlns:w14="http://schemas.microsoft.com/office/word/2010/wordml" xmlns:w15="http://schemas.microsoft.com/office/word/2012/wordml" xmlns:w16cex="http://schemas.microsoft.com/office/word/2018/wordml/cex" xmlns:w16cid="http://schemas.microsoft.com/office/word/2016/wordml/cid" xmlns:w16="http://schemas.microsoft.com/office/word/2018/wordml" xmlns:w16du="http://schemas.microsoft.com/office/word/2023/wordml/word16du" xmlns:w16sdtdh="http://schemas.microsoft.com/office/word/2020/wordml/sdtdatahash" xmlns:w16se="http://schemas.microsoft.com/office/word/2015/wordml/symex" xmlns:wpg="http://schemas.microsoft.com/office/word/2010/wordprocessingGroup" xmlns:wpi="http://schemas.microsoft.com/office/word/2010/wordprocessingInk" xmlns:wne="http://schemas.microsoft.com/office/word/2006/wordml" xmlns:wps="http://schemas.microsoft.com/office/word/2010/wordprocessingShape" mc:Ignorable="w14 w15 w16se w16cid w16 w16cex w16sdtdh w16du wp14">
+<w:hdr xmlns:wpc="http://schemas.microsoft.com/office/word/2010/wordprocessingCanvas" xmlns:cx="http://schemas.microsoft.com/office/drawing/2014/chartex" xmlns:cx1="http://schemas.microsoft.com/office/drawing/2015/9/8/chartex" xmlns:cx2="http://schemas.microsoft.com/office/drawing/2015/10/21/chartex" xmlns:cx3="http://schemas.microsoft.com/office/drawing/2016/5/9/chartex" xmlns:cx4="http://schemas.microsoft.com/office/drawing/2016/5/10/chartex" xmlns:cx5="http://schemas.microsoft.com/office/drawing/2016/5/11/chartex" xmlns:cx6="http://schemas.microsoft.com/office/drawing/2016/5/12/chartex" xmlns:cx7="http://schemas.microsoft.com/office/drawing/2016/5/13/chartex" xmlns:cx8="http://schemas.microsoft.com/office/drawing/2016/5/14/chartex" xmlns:mc="http://schemas.openxmlformats.org/markup-compatibility/2006" xmlns:aink="http://schemas.microsoft.com/office/drawing/2016/ink" xmlns:am3d="http://schemas.microsoft.com/office/drawing/2017/model3d" xmlns:o="urn:schemas-microsoft-com:office:office" xmlns:oel="http://schemas.microsoft.com/office/2019/extlst" xmlns:r="http://schemas.openxmlformats.org/officeDocument/2006/relationships" xmlns:m="http://schemas.openxmlformats.org/officeDocument/2006/math" xmlns:v="urn:schemas-microsoft-com:vml" xmlns:wp14="http://schemas.microsoft.com/office/word/2010/wordprocessingDrawing" xmlns:wp="http://schemas.openxmlformats.org/drawingml/2006/wordprocessingDrawing" xmlns:w10="urn:schemas-microsoft-com:office:word" xmlns:w="http://schemas.openxmlformats.org/wordprocessingml/2006/main" xmlns:w14="http://schemas.microsoft.com/office/word/2010/wordml" xmlns:w15="http://schemas.microsoft.com/office/word/2012/wordml" xmlns:w16cex="http://schemas.microsoft.com/office/word/2018/wordml/cex" xmlns:w16cid="http://schemas.microsoft.com/office/word/2016/wordml/cid" xmlns:w16="http://schemas.microsoft.com/office/word/2018/wordml" xmlns:w16du="http://schemas.microsoft.com/office/word/2023/wordml/word16du" xmlns:w16sdtdh="http://schemas.microsoft.com/office/word/2020/wordml/sdtdatahash" xmlns:w16sdtfl="http://schemas.microsoft.com/office/word/2024/wordml/sdtformatlock" xmlns:w16se="http://schemas.microsoft.com/office/word/2015/wordml/symex" xmlns:wpg="http://schemas.microsoft.com/office/word/2010/wordprocessingGroup" xmlns:wpi="http://schemas.microsoft.com/office/word/2010/wordprocessingInk" xmlns:wne="http://schemas.microsoft.com/office/word/2006/wordml" xmlns:wps="http://schemas.microsoft.com/office/word/2010/wordprocessingShape" mc:Ignorable="w14 w15 w16se w16cid w16 w16cex w16sdtdh w16sdtfl w16du wp14">
   <w:p>
     <w:pPr>
       <w:pStyle w:val="Header"/>
@@ -7048,7 +6481,7 @@
 </file>
 
 <file path=word/header2.xml><?xml version="1.0" encoding="utf-8"?>
-<w:hdr xmlns:wpc="http://schemas.microsoft.com/office/word/2010/wordprocessingCanvas" xmlns:cx="http://schemas.microsoft.com/office/drawing/2014/chartex" xmlns:cx1="http://schemas.microsoft.com/office/drawing/2015/9/8/chartex" xmlns:cx2="http://schemas.microsoft.com/office/drawing/2015/10/21/chartex" xmlns:cx3="http://schemas.microsoft.com/office/drawing/2016/5/9/chartex" xmlns:cx4="http://schemas.microsoft.com/office/drawing/2016/5/10/chartex" xmlns:cx5="http://schemas.microsoft.com/office/drawing/2016/5/11/chartex" xmlns:cx6="http://schemas.microsoft.com/office/drawing/2016/5/12/chartex" xmlns:cx7="http://schemas.microsoft.com/office/drawing/2016/5/13/chartex" xmlns:cx8="http://schemas.microsoft.com/office/drawing/2016/5/14/chartex" xmlns:mc="http://schemas.openxmlformats.org/markup-compatibility/2006" xmlns:aink="http://schemas.microsoft.com/office/drawing/2016/ink" xmlns:am3d="http://schemas.microsoft.com/office/drawing/2017/model3d" xmlns:o="urn:schemas-microsoft-com:office:office" xmlns:oel="http://schemas.microsoft.com/office/2019/extlst" xmlns:r="http://schemas.openxmlformats.org/officeDocument/2006/relationships" xmlns:m="http://schemas.openxmlformats.org/officeDocument/2006/math" xmlns:v="urn:schemas-microsoft-com:vml" xmlns:wp14="http://schemas.microsoft.com/office/word/2010/wordprocessingDrawing" xmlns:wp="http://schemas.openxmlformats.org/drawingml/2006/wordprocessingDrawing" xmlns:w10="urn:schemas-microsoft-com:office:word" xmlns:w="http://schemas.openxmlformats.org/wordprocessingml/2006/main" xmlns:w14="http://schemas.microsoft.com/office/word/2010/wordml" xmlns:w15="http://schemas.microsoft.com/office/word/2012/wordml" xmlns:w16cex="http://schemas.microsoft.com/office/word/2018/wordml/cex" xmlns:w16cid="http://schemas.microsoft.com/office/word/2016/wordml/cid" xmlns:w16="http://schemas.microsoft.com/office/word/2018/wordml" xmlns:w16du="http://schemas.microsoft.com/office/word/2023/wordml/word16du" xmlns:w16sdtdh="http://schemas.microsoft.com/office/word/2020/wordml/sdtdatahash" xmlns:w16se="http://schemas.microsoft.com/office/word/2015/wordml/symex" xmlns:wpg="http://schemas.microsoft.com/office/word/2010/wordprocessingGroup" xmlns:wpi="http://schemas.microsoft.com/office/word/2010/wordprocessingInk" xmlns:wne="http://schemas.microsoft.com/office/word/2006/wordml" xmlns:wps="http://schemas.microsoft.com/office/word/2010/wordprocessingShape" mc:Ignorable="w14 w15 w16se w16cid w16 w16cex w16sdtdh w16du wp14">
+<w:hdr xmlns:wpc="http://schemas.microsoft.com/office/word/2010/wordprocessingCanvas" xmlns:cx="http://schemas.microsoft.com/office/drawing/2014/chartex" xmlns:cx1="http://schemas.microsoft.com/office/drawing/2015/9/8/chartex" xmlns:cx2="http://schemas.microsoft.com/office/drawing/2015/10/21/chartex" xmlns:cx3="http://schemas.microsoft.com/office/drawing/2016/5/9/chartex" xmlns:cx4="http://schemas.microsoft.com/office/drawing/2016/5/10/chartex" xmlns:cx5="http://schemas.microsoft.com/office/drawing/2016/5/11/chartex" xmlns:cx6="http://schemas.microsoft.com/office/drawing/2016/5/12/chartex" xmlns:cx7="http://schemas.microsoft.com/office/drawing/2016/5/13/chartex" xmlns:cx8="http://schemas.microsoft.com/office/drawing/2016/5/14/chartex" xmlns:mc="http://schemas.openxmlformats.org/markup-compatibility/2006" xmlns:aink="http://schemas.microsoft.com/office/drawing/2016/ink" xmlns:am3d="http://schemas.microsoft.com/office/drawing/2017/model3d" xmlns:o="urn:schemas-microsoft-com:office:office" xmlns:oel="http://schemas.microsoft.com/office/2019/extlst" xmlns:r="http://schemas.openxmlformats.org/officeDocument/2006/relationships" xmlns:m="http://schemas.openxmlformats.org/officeDocument/2006/math" xmlns:v="urn:schemas-microsoft-com:vml" xmlns:wp14="http://schemas.microsoft.com/office/word/2010/wordprocessingDrawing" xmlns:wp="http://schemas.openxmlformats.org/drawingml/2006/wordprocessingDrawing" xmlns:w10="urn:schemas-microsoft-com:office:word" xmlns:w="http://schemas.openxmlformats.org/wordprocessingml/2006/main" xmlns:w14="http://schemas.microsoft.com/office/word/2010/wordml" xmlns:w15="http://schemas.microsoft.com/office/word/2012/wordml" xmlns:w16cex="http://schemas.microsoft.com/office/word/2018/wordml/cex" xmlns:w16cid="http://schemas.microsoft.com/office/word/2016/wordml/cid" xmlns:w16="http://schemas.microsoft.com/office/word/2018/wordml" xmlns:w16du="http://schemas.microsoft.com/office/word/2023/wordml/word16du" xmlns:w16sdtdh="http://schemas.microsoft.com/office/word/2020/wordml/sdtdatahash" xmlns:w16sdtfl="http://schemas.microsoft.com/office/word/2024/wordml/sdtformatlock" xmlns:w16se="http://schemas.microsoft.com/office/word/2015/wordml/symex" xmlns:wpg="http://schemas.microsoft.com/office/word/2010/wordprocessingGroup" xmlns:wpi="http://schemas.microsoft.com/office/word/2010/wordprocessingInk" xmlns:wne="http://schemas.microsoft.com/office/word/2006/wordml" xmlns:wps="http://schemas.microsoft.com/office/word/2010/wordprocessingShape" mc:Ignorable="w14 w15 w16se w16cid w16 w16cex w16sdtdh w16sdtfl w16du wp14">
   <w:p>
     <w:pPr>
       <w:pStyle w:val="Header"/>
@@ -7125,7 +6558,7 @@
 </file>
 
 <file path=word/numbering.xml><?xml version="1.0" encoding="utf-8"?>
-<w:numbering xmlns:wpc="http://schemas.microsoft.com/office/word/2010/wordprocessingCanvas" xmlns:cx="http://schemas.microsoft.com/office/drawing/2014/chartex" xmlns:cx1="http://schemas.microsoft.com/office/drawing/2015/9/8/chartex" xmlns:cx2="http://schemas.microsoft.com/office/drawing/2015/10/21/chartex" xmlns:cx3="http://schemas.microsoft.com/office/drawing/2016/5/9/chartex" xmlns:cx4="http://schemas.microsoft.com/office/drawing/2016/5/10/chartex" xmlns:cx5="http://schemas.microsoft.com/office/drawing/2016/5/11/chartex" xmlns:cx6="http://schemas.microsoft.com/office/drawing/2016/5/12/chartex" xmlns:cx7="http://schemas.microsoft.com/office/drawing/2016/5/13/chartex" xmlns:cx8="http://schemas.microsoft.com/office/drawing/2016/5/14/chartex" xmlns:mc="http://schemas.openxmlformats.org/markup-compatibility/2006" xmlns:aink="http://schemas.microsoft.com/office/drawing/2016/ink" xmlns:am3d="http://schemas.microsoft.com/office/drawing/2017/model3d" xmlns:o="urn:schemas-microsoft-com:office:office" xmlns:oel="http://schemas.microsoft.com/office/2019/extlst" xmlns:r="http://schemas.openxmlformats.org/officeDocument/2006/relationships" xmlns:m="http://schemas.openxmlformats.org/officeDocument/2006/math" xmlns:v="urn:schemas-microsoft-com:vml" xmlns:wp14="http://schemas.microsoft.com/office/word/2010/wordprocessingDrawing" xmlns:wp="http://schemas.openxmlformats.org/drawingml/2006/wordprocessingDrawing" xmlns:w10="urn:schemas-microsoft-com:office:word" xmlns:w="http://schemas.openxmlformats.org/wordprocessingml/2006/main" xmlns:w14="http://schemas.microsoft.com/office/word/2010/wordml" xmlns:w15="http://schemas.microsoft.com/office/word/2012/wordml" xmlns:w16cex="http://schemas.microsoft.com/office/word/2018/wordml/cex" xmlns:w16cid="http://schemas.microsoft.com/office/word/2016/wordml/cid" xmlns:w16="http://schemas.microsoft.com/office/word/2018/wordml" xmlns:w16du="http://schemas.microsoft.com/office/word/2023/wordml/word16du" xmlns:w16sdtdh="http://schemas.microsoft.com/office/word/2020/wordml/sdtdatahash" xmlns:w16se="http://schemas.microsoft.com/office/word/2015/wordml/symex" xmlns:wpg="http://schemas.microsoft.com/office/word/2010/wordprocessingGroup" xmlns:wpi="http://schemas.microsoft.com/office/word/2010/wordprocessingInk" xmlns:wne="http://schemas.microsoft.com/office/word/2006/wordml" xmlns:wps="http://schemas.microsoft.com/office/word/2010/wordprocessingShape" mc:Ignorable="w14 w15 w16se w16cid w16 w16cex w16sdtdh w16du wp14">
+<w:numbering xmlns:wpc="http://schemas.microsoft.com/office/word/2010/wordprocessingCanvas" xmlns:cx="http://schemas.microsoft.com/office/drawing/2014/chartex" xmlns:cx1="http://schemas.microsoft.com/office/drawing/2015/9/8/chartex" xmlns:cx2="http://schemas.microsoft.com/office/drawing/2015/10/21/chartex" xmlns:cx3="http://schemas.microsoft.com/office/drawing/2016/5/9/chartex" xmlns:cx4="http://schemas.microsoft.com/office/drawing/2016/5/10/chartex" xmlns:cx5="http://schemas.microsoft.com/office/drawing/2016/5/11/chartex" xmlns:cx6="http://schemas.microsoft.com/office/drawing/2016/5/12/chartex" xmlns:cx7="http://schemas.microsoft.com/office/drawing/2016/5/13/chartex" xmlns:cx8="http://schemas.microsoft.com/office/drawing/2016/5/14/chartex" xmlns:mc="http://schemas.openxmlformats.org/markup-compatibility/2006" xmlns:aink="http://schemas.microsoft.com/office/drawing/2016/ink" xmlns:am3d="http://schemas.microsoft.com/office/drawing/2017/model3d" xmlns:o="urn:schemas-microsoft-com:office:office" xmlns:oel="http://schemas.microsoft.com/office/2019/extlst" xmlns:r="http://schemas.openxmlformats.org/officeDocument/2006/relationships" xmlns:m="http://schemas.openxmlformats.org/officeDocument/2006/math" xmlns:v="urn:schemas-microsoft-com:vml" xmlns:wp14="http://schemas.microsoft.com/office/word/2010/wordprocessingDrawing" xmlns:wp="http://schemas.openxmlformats.org/drawingml/2006/wordprocessingDrawing" xmlns:w10="urn:schemas-microsoft-com:office:word" xmlns:w="http://schemas.openxmlformats.org/wordprocessingml/2006/main" xmlns:w14="http://schemas.microsoft.com/office/word/2010/wordml" xmlns:w15="http://schemas.microsoft.com/office/word/2012/wordml" xmlns:w16cex="http://schemas.microsoft.com/office/word/2018/wordml/cex" xmlns:w16cid="http://schemas.microsoft.com/office/word/2016/wordml/cid" xmlns:w16="http://schemas.microsoft.com/office/word/2018/wordml" xmlns:w16du="http://schemas.microsoft.com/office/word/2023/wordml/word16du" xmlns:w16sdtdh="http://schemas.microsoft.com/office/word/2020/wordml/sdtdatahash" xmlns:w16sdtfl="http://schemas.microsoft.com/office/word/2024/wordml/sdtformatlock" xmlns:w16se="http://schemas.microsoft.com/office/word/2015/wordml/symex" xmlns:wpg="http://schemas.microsoft.com/office/word/2010/wordprocessingGroup" xmlns:wpi="http://schemas.microsoft.com/office/word/2010/wordprocessingInk" xmlns:wne="http://schemas.microsoft.com/office/word/2006/wordml" xmlns:wps="http://schemas.microsoft.com/office/word/2010/wordprocessingShape" mc:Ignorable="w14 w15 w16se w16cid w16 w16cex w16sdtdh w16sdtfl w16du wp14">
   <w:abstractNum w:abstractNumId="0" w15:restartNumberingAfterBreak="0">
     <w:nsid w:val="0FB8399A"/>
     <w:multiLevelType w:val="multilevel"/>
@@ -9034,7 +8467,7 @@
 </file>
 
 <file path=word/styles.xml><?xml version="1.0" encoding="utf-8"?>
-<w:styles xmlns:mc="http://schemas.openxmlformats.org/markup-compatibility/2006" xmlns:r="http://schemas.openxmlformats.org/officeDocument/2006/relationships" xmlns:w="http://schemas.openxmlformats.org/wordprocessingml/2006/main" xmlns:w14="http://schemas.microsoft.com/office/word/2010/wordml" xmlns:w15="http://schemas.microsoft.com/office/word/2012/wordml" xmlns:w16cex="http://schemas.microsoft.com/office/word/2018/wordml/cex" xmlns:w16cid="http://schemas.microsoft.com/office/word/2016/wordml/cid" xmlns:w16="http://schemas.microsoft.com/office/word/2018/wordml" xmlns:w16du="http://schemas.microsoft.com/office/word/2023/wordml/word16du" xmlns:w16sdtdh="http://schemas.microsoft.com/office/word/2020/wordml/sdtdatahash" xmlns:w16se="http://schemas.microsoft.com/office/word/2015/wordml/symex" mc:Ignorable="w14 w15 w16se w16cid w16 w16cex w16sdtdh w16du">
+<w:styles xmlns:mc="http://schemas.openxmlformats.org/markup-compatibility/2006" xmlns:r="http://schemas.openxmlformats.org/officeDocument/2006/relationships" xmlns:w="http://schemas.openxmlformats.org/wordprocessingml/2006/main" xmlns:w14="http://schemas.microsoft.com/office/word/2010/wordml" xmlns:w15="http://schemas.microsoft.com/office/word/2012/wordml" xmlns:w16cex="http://schemas.microsoft.com/office/word/2018/wordml/cex" xmlns:w16cid="http://schemas.microsoft.com/office/word/2016/wordml/cid" xmlns:w16="http://schemas.microsoft.com/office/word/2018/wordml" xmlns:w16du="http://schemas.microsoft.com/office/word/2023/wordml/word16du" xmlns:w16sdtdh="http://schemas.microsoft.com/office/word/2020/wordml/sdtdatahash" xmlns:w16sdtfl="http://schemas.microsoft.com/office/word/2024/wordml/sdtformatlock" xmlns:w16se="http://schemas.microsoft.com/office/word/2015/wordml/symex" mc:Ignorable="w14 w15 w16se w16cid w16 w16cex w16sdtdh w16sdtfl w16du">
   <w:docDefaults>
     <w:rPrDefault>
       <w:rPr>
@@ -9382,7 +8815,6 @@
   <w:style w:type="character" w:default="1" w:styleId="DefaultParagraphFont">
     <w:name w:val="Default Paragraph Font"/>
     <w:uiPriority w:val="1"/>
-    <w:semiHidden/>
     <w:unhideWhenUsed/>
   </w:style>
   <w:style w:type="table" w:default="1" w:styleId="TableNormal">
@@ -9814,6 +9246,24 @@
     <w:name w:val="hljs-comment"/>
     <w:basedOn w:val="DefaultParagraphFont"/>
     <w:rsid w:val="00797D3A"/>
+  </w:style>
+  <w:style w:type="paragraph" w:styleId="Caption">
+    <w:name w:val="caption"/>
+    <w:basedOn w:val="Normal"/>
+    <w:next w:val="Normal"/>
+    <w:unhideWhenUsed/>
+    <w:qFormat/>
+    <w:rsid w:val="00623F09"/>
+    <w:pPr>
+      <w:spacing w:after="200"/>
+    </w:pPr>
+    <w:rPr>
+      <w:b/>
+      <w:iCs/>
+      <w:color w:val="0E2841" w:themeColor="text2"/>
+      <w:sz w:val="18"/>
+      <w:szCs w:val="18"/>
+    </w:rPr>
   </w:style>
 </w:styles>
 </file>
@@ -10946,7 +10396,6 @@
 <ds:datastoreItem xmlns:ds="http://schemas.openxmlformats.org/officeDocument/2006/customXml" ds:itemID="{366F8EF7-13C2-9B48-BDEA-11EEAAEECB40}">
   <ds:schemaRefs>
     <ds:schemaRef ds:uri="http://schemas.openxmlformats.org/officeDocument/2006/bibliography"/>
-    <ds:schemaRef ds:uri="http://www.w3.org/2000/xmlns/"/>
   </ds:schemaRefs>
 </ds:datastoreItem>
 </file>
--- a/chapter-08_Platforms, Privacy, Vaults, Execution Surfaces (infrastructureAndcontrol)/autonomous_cybersecurity_chapter08.docx
+++ b/chapter-08_Platforms, Privacy, Vaults, Execution Surfaces (infrastructureAndcontrol)/autonomous_cybersecurity_chapter08.docx
@@ -4,7 +4,7 @@
   <w:body>
     <w:p>
       <w:pPr>
-        <w:pStyle w:val="h1"/>
+        <w:pStyle w:val="ChapterTitle"/>
       </w:pPr>
       <w:r>
         <w:t xml:space="preserve">Chapter </w:t>
@@ -15,10 +15,7 @@
     </w:p>
     <w:p>
       <w:pPr>
-        <w:pStyle w:val="h1"/>
-        <w:rPr>
-          <w:sz w:val="24"/>
-        </w:rPr>
+        <w:pStyle w:val="ChapterTitle"/>
       </w:pPr>
       <w:r>
         <w:t>Platforms, Privacy, Vaults, Execution Surface</w:t>
@@ -248,15 +245,7 @@
         <w:t xml:space="preserve"> as consequential as algorithmic capability, as privilege expansion, lateral movement, and persistence failures frequently originate at the platform layer rather than within application code (NIST SP 800-53; Behl and Behl 2017). Observability infrastructures</w:t>
       </w:r>
       <w:r>
-        <w:t>, such as distributed tracing and structured telemetry, transform platforms into control instruments by enabling deterministic replay, forensic reconstruction, and post hoc accountability (</w:t>
-      </w:r>
-      <w:proofErr w:type="spellStart"/>
-      <w:r>
-        <w:t>Sigelman</w:t>
-      </w:r>
-      <w:proofErr w:type="spellEnd"/>
-      <w:r>
-        <w:t xml:space="preserve"> et al., 2010; Google SRE,</w:t>
+        <w:t>, such as distributed tracing and structured telemetry, transform platforms into control instruments by enabling deterministic replay, forensic reconstruction, and post hoc accountability (Sigelman et al., 2010; Google SRE,</w:t>
       </w:r>
       <w:r>
         <w:t xml:space="preserve"> 2016). Conversely, platforms optimized primarily for elasticity or developer convenience often collapse identity, execution, and persistence into a single operational plane, increasing systemic exposure under automation (AWS Well-Architected Framework; Azure Well-Architected Framework).</w:t>
@@ -401,15 +390,7 @@
         <w:t xml:space="preserve">. Observability must be continuous and structured, enabling </w:t>
       </w:r>
       <w:r>
-        <w:t>the reconstruction of decisions after the fact rather than retrospective interpretation (</w:t>
-      </w:r>
-      <w:proofErr w:type="spellStart"/>
-      <w:r>
-        <w:t>Sigelman</w:t>
-      </w:r>
-      <w:proofErr w:type="spellEnd"/>
-      <w:r>
-        <w:t xml:space="preserve"> et al., 2010; Google SRE,</w:t>
+        <w:t>the reconstruction of decisions after the fact rather than retrospective interpretation (Sigelman et al., 2010; Google SRE,</w:t>
       </w:r>
       <w:r>
         <w:t xml:space="preserve"> 2016)</w:t>
@@ -525,23 +506,7 @@
           <w:sz w:val="20"/>
           <w:szCs w:val="20"/>
         </w:rPr>
-        <w:t>(</w:t>
-      </w:r>
-      <w:proofErr w:type="spellStart"/>
-      <w:r>
-        <w:rPr>
-          <w:sz w:val="20"/>
-          <w:szCs w:val="20"/>
-        </w:rPr>
-        <w:t>Sigelman</w:t>
-      </w:r>
-      <w:proofErr w:type="spellEnd"/>
-      <w:r>
-        <w:rPr>
-          <w:sz w:val="20"/>
-          <w:szCs w:val="20"/>
-        </w:rPr>
-        <w:t xml:space="preserve"> et al. 2010; Doshi-Velez and Kim 2017)</w:t>
+        <w:t>(Sigelman et al. 2010; Doshi-Velez and Kim 2017)</w:t>
       </w:r>
     </w:p>
     <w:p>
@@ -902,21 +867,7 @@
         <w:rPr>
           <w:rStyle w:val="HTMLCode"/>
         </w:rPr>
-        <w:t xml:space="preserve">def </w:t>
-      </w:r>
-      <w:proofErr w:type="spellStart"/>
-      <w:r>
-        <w:rPr>
-          <w:rStyle w:val="HTMLCode"/>
-        </w:rPr>
-        <w:t>propose_and_execute</w:t>
-      </w:r>
-      <w:proofErr w:type="spellEnd"/>
-      <w:r>
-        <w:rPr>
-          <w:rStyle w:val="HTMLCode"/>
-        </w:rPr>
-        <w:t>(observation, context):</w:t>
+        <w:t>def propose_and_execute(observation, context):</w:t>
       </w:r>
     </w:p>
     <w:p>
@@ -946,21 +897,7 @@
         <w:rPr>
           <w:rStyle w:val="HTMLCode"/>
         </w:rPr>
-        <w:t xml:space="preserve">    action = </w:t>
-      </w:r>
-      <w:proofErr w:type="spellStart"/>
-      <w:r>
-        <w:rPr>
-          <w:rStyle w:val="HTMLCode"/>
-        </w:rPr>
-        <w:t>agent.reason</w:t>
-      </w:r>
-      <w:proofErr w:type="spellEnd"/>
-      <w:r>
-        <w:rPr>
-          <w:rStyle w:val="HTMLCode"/>
-        </w:rPr>
-        <w:t>(observation)</w:t>
+        <w:t xml:space="preserve">    action = agent.reason(observation)</w:t>
       </w:r>
     </w:p>
     <w:p>
@@ -999,35 +936,7 @@
         <w:rPr>
           <w:rStyle w:val="HTMLCode"/>
         </w:rPr>
-        <w:t xml:space="preserve">    assert </w:t>
-      </w:r>
-      <w:proofErr w:type="spellStart"/>
-      <w:r>
-        <w:rPr>
-          <w:rStyle w:val="HTMLCode"/>
-        </w:rPr>
-        <w:t>policy.allows</w:t>
-      </w:r>
-      <w:proofErr w:type="spellEnd"/>
-      <w:r>
-        <w:rPr>
-          <w:rStyle w:val="HTMLCode"/>
-        </w:rPr>
-        <w:t xml:space="preserve">(action, </w:t>
-      </w:r>
-      <w:proofErr w:type="spellStart"/>
-      <w:r>
-        <w:rPr>
-          <w:rStyle w:val="HTMLCode"/>
-        </w:rPr>
-        <w:t>context.identity</w:t>
-      </w:r>
-      <w:proofErr w:type="spellEnd"/>
-      <w:r>
-        <w:rPr>
-          <w:rStyle w:val="HTMLCode"/>
-        </w:rPr>
-        <w:t>)</w:t>
+        <w:t xml:space="preserve">    assert policy.allows(action, context.identity)</w:t>
       </w:r>
     </w:p>
     <w:p>
@@ -1042,30 +951,8 @@
         <w:rPr>
           <w:rStyle w:val="HTMLCode"/>
         </w:rPr>
-        <w:t xml:space="preserve">    assert </w:t>
-      </w:r>
-      <w:proofErr w:type="spellStart"/>
-      <w:r>
-        <w:rPr>
-          <w:rStyle w:val="HTMLCode"/>
-        </w:rPr>
-        <w:t>action.scope</w:t>
-      </w:r>
-      <w:proofErr w:type="spellEnd"/>
-      <w:r>
-        <w:rPr>
-          <w:rStyle w:val="HTMLCode"/>
-        </w:rPr>
-        <w:t xml:space="preserve"> &lt;= </w:t>
-      </w:r>
-      <w:proofErr w:type="spellStart"/>
-      <w:r>
-        <w:rPr>
-          <w:rStyle w:val="HTMLCode"/>
-        </w:rPr>
-        <w:t>context.max_scope</w:t>
-      </w:r>
-      <w:proofErr w:type="spellEnd"/>
+        <w:t xml:space="preserve">    assert action.scope &lt;= context.max_scope</w:t>
+      </w:r>
     </w:p>
     <w:p>
       <w:pPr>
@@ -1103,21 +990,7 @@
         <w:rPr>
           <w:rStyle w:val="HTMLCode"/>
         </w:rPr>
-        <w:t xml:space="preserve">    simulation = </w:t>
-      </w:r>
-      <w:proofErr w:type="spellStart"/>
-      <w:r>
-        <w:rPr>
-          <w:rStyle w:val="HTMLCode"/>
-        </w:rPr>
-        <w:t>platform.simulate</w:t>
-      </w:r>
-      <w:proofErr w:type="spellEnd"/>
-      <w:r>
-        <w:rPr>
-          <w:rStyle w:val="HTMLCode"/>
-        </w:rPr>
-        <w:t>(action)</w:t>
+        <w:t xml:space="preserve">    simulation = platform.simulate(action)</w:t>
       </w:r>
     </w:p>
     <w:p>
@@ -1132,21 +1005,7 @@
         <w:rPr>
           <w:rStyle w:val="HTMLCode"/>
         </w:rPr>
-        <w:t xml:space="preserve">    assert </w:t>
-      </w:r>
-      <w:proofErr w:type="spellStart"/>
-      <w:r>
-        <w:rPr>
-          <w:rStyle w:val="HTMLCode"/>
-        </w:rPr>
-        <w:t>simulation.risk</w:t>
-      </w:r>
-      <w:proofErr w:type="spellEnd"/>
-      <w:r>
-        <w:rPr>
-          <w:rStyle w:val="HTMLCode"/>
-        </w:rPr>
-        <w:t xml:space="preserve"> &lt;= RISK_THRESHOLD</w:t>
+        <w:t xml:space="preserve">    assert simulation.risk &lt;= RISK_THRESHOLD</w:t>
       </w:r>
     </w:p>
     <w:p>
@@ -1185,21 +1044,7 @@
         <w:rPr>
           <w:rStyle w:val="HTMLCode"/>
         </w:rPr>
-        <w:t xml:space="preserve">    token = </w:t>
-      </w:r>
-      <w:proofErr w:type="spellStart"/>
-      <w:r>
-        <w:rPr>
-          <w:rStyle w:val="HTMLCode"/>
-        </w:rPr>
-        <w:t>vault.issue_token</w:t>
-      </w:r>
-      <w:proofErr w:type="spellEnd"/>
-      <w:r>
-        <w:rPr>
-          <w:rStyle w:val="HTMLCode"/>
-        </w:rPr>
-        <w:t>(</w:t>
+        <w:t xml:space="preserve">    token = vault.issue_token(</w:t>
       </w:r>
     </w:p>
     <w:p>
@@ -1214,21 +1059,7 @@
         <w:rPr>
           <w:rStyle w:val="HTMLCode"/>
         </w:rPr>
-        <w:t xml:space="preserve">        role=</w:t>
-      </w:r>
-      <w:proofErr w:type="spellStart"/>
-      <w:r>
-        <w:rPr>
-          <w:rStyle w:val="HTMLCode"/>
-        </w:rPr>
-        <w:t>context.identity</w:t>
-      </w:r>
-      <w:proofErr w:type="spellEnd"/>
-      <w:r>
-        <w:rPr>
-          <w:rStyle w:val="HTMLCode"/>
-        </w:rPr>
-        <w:t>,</w:t>
+        <w:t xml:space="preserve">        role=context.identity,</w:t>
       </w:r>
     </w:p>
     <w:p>
@@ -1243,21 +1074,7 @@
         <w:rPr>
           <w:rStyle w:val="HTMLCode"/>
         </w:rPr>
-        <w:t xml:space="preserve">        </w:t>
-      </w:r>
-      <w:proofErr w:type="spellStart"/>
-      <w:r>
-        <w:rPr>
-          <w:rStyle w:val="HTMLCode"/>
-        </w:rPr>
-        <w:t>ttl</w:t>
-      </w:r>
-      <w:proofErr w:type="spellEnd"/>
-      <w:r>
-        <w:rPr>
-          <w:rStyle w:val="HTMLCode"/>
-        </w:rPr>
-        <w:t>=SHORT_LIVED</w:t>
+        <w:t xml:space="preserve">        ttl=SHORT_LIVED</w:t>
       </w:r>
     </w:p>
     <w:p>
@@ -1311,21 +1128,7 @@
         <w:rPr>
           <w:rStyle w:val="HTMLCode"/>
         </w:rPr>
-        <w:t xml:space="preserve">    result = </w:t>
-      </w:r>
-      <w:proofErr w:type="spellStart"/>
-      <w:r>
-        <w:rPr>
-          <w:rStyle w:val="HTMLCode"/>
-        </w:rPr>
-        <w:t>platform.execute</w:t>
-      </w:r>
-      <w:proofErr w:type="spellEnd"/>
-      <w:r>
-        <w:rPr>
-          <w:rStyle w:val="HTMLCode"/>
-        </w:rPr>
-        <w:t>(action, token)</w:t>
+        <w:t xml:space="preserve">    result = platform.execute(action, token)</w:t>
       </w:r>
     </w:p>
     <w:p>
@@ -3045,7 +2848,6 @@
         </w:rPr>
         <w:t xml:space="preserve"> </w:t>
       </w:r>
-      <w:proofErr w:type="gramStart"/>
       <w:r>
         <w:rPr>
           <w:sz w:val="20"/>
@@ -3066,15 +2868,7 @@
           <w:sz w:val="20"/>
           <w:szCs w:val="20"/>
         </w:rPr>
-        <w:t>​(</w:t>
-      </w:r>
-      <w:proofErr w:type="gramEnd"/>
-      <w:r>
-        <w:rPr>
-          <w:sz w:val="20"/>
-          <w:szCs w:val="20"/>
-        </w:rPr>
-        <w:t>S</w:t>
+        <w:t>​(S</w:t>
       </w:r>
       <w:r>
         <w:rPr>
@@ -3194,8 +2988,6 @@
         </w:rPr>
         <w:t xml:space="preserve"> </w:t>
       </w:r>
-      <w:proofErr w:type="spellStart"/>
-      <w:proofErr w:type="gramStart"/>
       <w:r>
         <w:rPr>
           <w:sz w:val="20"/>
@@ -3211,21 +3003,12 @@
         </w:rPr>
         <w:t>reason</w:t>
       </w:r>
-      <w:proofErr w:type="spellEnd"/>
-      <w:r>
-        <w:rPr>
-          <w:sz w:val="20"/>
-          <w:szCs w:val="20"/>
-        </w:rPr>
-        <w:t>​(</w:t>
-      </w:r>
-      <w:proofErr w:type="gramEnd"/>
-      <w:r>
-        <w:rPr>
-          <w:sz w:val="20"/>
-          <w:szCs w:val="20"/>
-        </w:rPr>
-        <w:t>O</w:t>
+      <w:r>
+        <w:rPr>
+          <w:sz w:val="20"/>
+          <w:szCs w:val="20"/>
+        </w:rPr>
+        <w:t>​(O</w:t>
       </w:r>
       <w:r>
         <w:rPr>
@@ -3383,8 +3166,6 @@
         </w:rPr>
         <w:t xml:space="preserve"> </w:t>
       </w:r>
-      <w:proofErr w:type="spellStart"/>
-      <w:proofErr w:type="gramStart"/>
       <w:r>
         <w:rPr>
           <w:sz w:val="20"/>
@@ -3400,21 +3181,12 @@
         </w:rPr>
         <w:t>exec</w:t>
       </w:r>
-      <w:proofErr w:type="spellEnd"/>
-      <w:r>
-        <w:rPr>
-          <w:sz w:val="20"/>
-          <w:szCs w:val="20"/>
-        </w:rPr>
-        <w:t>​(</w:t>
-      </w:r>
-      <w:proofErr w:type="gramEnd"/>
-      <w:r>
-        <w:rPr>
-          <w:sz w:val="20"/>
-          <w:szCs w:val="20"/>
-        </w:rPr>
-        <w:t>A</w:t>
+      <w:r>
+        <w:rPr>
+          <w:sz w:val="20"/>
+          <w:szCs w:val="20"/>
+        </w:rPr>
+        <w:t>​(A</w:t>
       </w:r>
       <w:r>
         <w:rPr>
@@ -3542,8 +3314,6 @@
         </w:rPr>
         <w:t xml:space="preserve"> </w:t>
       </w:r>
-      <w:proofErr w:type="spellStart"/>
-      <w:proofErr w:type="gramStart"/>
       <w:r>
         <w:rPr>
           <w:sz w:val="20"/>
@@ -3559,7 +3329,6 @@
         </w:rPr>
         <w:t>env</w:t>
       </w:r>
-      <w:proofErr w:type="spellEnd"/>
       <w:r>
         <w:rPr>
           <w:sz w:val="20"/>
@@ -3595,15 +3364,7 @@
           <w:sz w:val="20"/>
           <w:szCs w:val="20"/>
         </w:rPr>
-        <w:t>​</w:t>
-      </w:r>
-      <w:proofErr w:type="gramEnd"/>
-      <w:r>
-        <w:rPr>
-          <w:sz w:val="20"/>
-          <w:szCs w:val="20"/>
-        </w:rPr>
-        <w:t>)</w:t>
+        <w:t>​)</w:t>
       </w:r>
     </w:p>
     <w:p>
@@ -3748,7 +3509,6 @@
           <w:szCs w:val="20"/>
         </w:rPr>
       </w:pPr>
-      <w:proofErr w:type="spellStart"/>
       <w:r>
         <w:rPr>
           <w:sz w:val="20"/>
@@ -3762,16 +3522,38 @@
           <w:szCs w:val="20"/>
           <w:vertAlign w:val="subscript"/>
         </w:rPr>
-        <w:t>t</w:t>
-      </w:r>
-      <w:proofErr w:type="spellEnd"/>
+        <w:t>t​</w:t>
+      </w:r>
       <w:r>
         <w:rPr>
           <w:sz w:val="20"/>
           <w:szCs w:val="20"/>
           <w:vertAlign w:val="subscript"/>
         </w:rPr>
-        <w:t>​</w:t>
+        <w:t xml:space="preserve"> </w:t>
+      </w:r>
+      <w:r>
+        <w:rPr>
+          <w:rFonts w:ascii="Cambria Math" w:hAnsi="Cambria Math" w:cs="Cambria Math"/>
+          <w:sz w:val="20"/>
+          <w:szCs w:val="20"/>
+        </w:rPr>
+        <w:t>∈</w:t>
+      </w:r>
+      <w:r>
+        <w:rPr>
+          <w:rFonts w:ascii="Cambria Math" w:hAnsi="Cambria Math" w:cs="Cambria Math"/>
+          <w:sz w:val="20"/>
+          <w:szCs w:val="20"/>
+        </w:rPr>
+        <w:t xml:space="preserve"> </w:t>
+      </w:r>
+      <w:r>
+        <w:rPr>
+          <w:sz w:val="20"/>
+          <w:szCs w:val="20"/>
+        </w:rPr>
+        <w:t>S</w:t>
       </w:r>
       <w:r>
         <w:rPr>
@@ -3779,48 +3561,7 @@
           <w:szCs w:val="20"/>
           <w:vertAlign w:val="subscript"/>
         </w:rPr>
-        <w:t xml:space="preserve"> </w:t>
-      </w:r>
-      <w:r>
-        <w:rPr>
-          <w:rFonts w:ascii="Cambria Math" w:hAnsi="Cambria Math" w:cs="Cambria Math"/>
-          <w:sz w:val="20"/>
-          <w:szCs w:val="20"/>
-        </w:rPr>
-        <w:t>∈</w:t>
-      </w:r>
-      <w:r>
-        <w:rPr>
-          <w:rFonts w:ascii="Cambria Math" w:hAnsi="Cambria Math" w:cs="Cambria Math"/>
-          <w:sz w:val="20"/>
-          <w:szCs w:val="20"/>
-        </w:rPr>
-        <w:t xml:space="preserve"> </w:t>
-      </w:r>
-      <w:proofErr w:type="spellStart"/>
-      <w:r>
-        <w:rPr>
-          <w:sz w:val="20"/>
-          <w:szCs w:val="20"/>
-        </w:rPr>
-        <w:t>S</w:t>
-      </w:r>
-      <w:r>
-        <w:rPr>
-          <w:sz w:val="20"/>
-          <w:szCs w:val="20"/>
-          <w:vertAlign w:val="subscript"/>
-        </w:rPr>
-        <w:t>allowed</w:t>
-      </w:r>
-      <w:proofErr w:type="spellEnd"/>
-      <w:r>
-        <w:rPr>
-          <w:sz w:val="20"/>
-          <w:szCs w:val="20"/>
-          <w:vertAlign w:val="subscript"/>
-        </w:rPr>
-        <w:t>​</w:t>
+        <w:t>allowed​</w:t>
       </w:r>
     </w:p>
     <w:p>
@@ -3899,7 +3640,6 @@
         </w:rPr>
         <w:t xml:space="preserve"> </w:t>
       </w:r>
-      <w:proofErr w:type="spellStart"/>
       <w:r>
         <w:rPr>
           <w:sz w:val="20"/>
@@ -3915,7 +3655,6 @@
         </w:rPr>
         <w:t>max</w:t>
       </w:r>
-      <w:proofErr w:type="spellEnd"/>
       <w:r>
         <w:rPr>
           <w:sz w:val="20"/>
@@ -4005,7 +3744,6 @@
         </w:rPr>
         <w:t xml:space="preserve"> </w:t>
       </w:r>
-      <w:proofErr w:type="spellStart"/>
       <w:r>
         <w:rPr>
           <w:sz w:val="20"/>
@@ -4021,7 +3759,6 @@
         </w:rPr>
         <w:t>t</w:t>
       </w:r>
-      <w:proofErr w:type="spellEnd"/>
       <w:r>
         <w:rPr>
           <w:sz w:val="20"/>
@@ -4199,6 +3936,9 @@
           </m:sSubPr>
           <m:e>
             <m:r>
+              <m:rPr>
+                <m:sty m:val="bi"/>
+              </m:rPr>
               <w:rPr>
                 <w:rFonts w:ascii="Cambria Math" w:hAnsi="Cambria Math"/>
               </w:rPr>
@@ -4207,6 +3947,9 @@
           </m:e>
           <m:sub>
             <m:r>
+              <m:rPr>
+                <m:sty m:val="bi"/>
+              </m:rPr>
               <w:rPr>
                 <w:rFonts w:ascii="Cambria Math" w:hAnsi="Cambria Math"/>
               </w:rPr>
@@ -4215,6 +3958,9 @@
           </m:sub>
         </m:sSub>
         <m:r>
+          <m:rPr>
+            <m:sty m:val="bi"/>
+          </m:rPr>
           <w:rPr>
             <w:rFonts w:ascii="Cambria Math" w:hAnsi="Cambria Math"/>
           </w:rPr>
@@ -4232,6 +3978,9 @@
           </m:sSubPr>
           <m:e>
             <m:r>
+              <m:rPr>
+                <m:sty m:val="bi"/>
+              </m:rPr>
               <w:rPr>
                 <w:rFonts w:ascii="Cambria Math" w:hAnsi="Cambria Math"/>
               </w:rPr>
@@ -4240,6 +3989,9 @@
           </m:e>
           <m:sub>
             <m:r>
+              <m:rPr>
+                <m:sty m:val="bi"/>
+              </m:rPr>
               <w:rPr>
                 <w:rFonts w:ascii="Cambria Math" w:hAnsi="Cambria Math"/>
               </w:rPr>
@@ -4248,6 +4000,9 @@
           </m:sub>
         </m:sSub>
         <m:r>
+          <m:rPr>
+            <m:sty m:val="bi"/>
+          </m:rPr>
           <w:rPr>
             <w:rFonts w:ascii="Cambria Math" w:hAnsi="Cambria Math"/>
           </w:rPr>
@@ -4255,7 +4010,7 @@
         </m:r>
         <m:r>
           <m:rPr>
-            <m:sty m:val="p"/>
+            <m:sty m:val="b"/>
           </m:rPr>
           <w:rPr>
             <w:rFonts w:ascii="Cambria Math" w:hAnsi="Cambria Math"/>
@@ -4432,23 +4187,7 @@
           <w:b w:val="0"/>
           <w:bCs/>
         </w:rPr>
-        <w:t xml:space="preserve">Comparison between unbounded execution surfaces and graded, scoped execution. Narrow surfaces reduce </w:t>
-      </w:r>
-      <w:proofErr w:type="gramStart"/>
-      <w:r>
-        <w:rPr>
-          <w:b w:val="0"/>
-          <w:bCs/>
-        </w:rPr>
-        <w:t>escalation geometry</w:t>
-      </w:r>
-      <w:proofErr w:type="gramEnd"/>
-      <w:r>
-        <w:rPr>
-          <w:b w:val="0"/>
-          <w:bCs/>
-        </w:rPr>
-        <w:t xml:space="preserve"> under autonomous action.</w:t>
+        <w:t>Comparison between unbounded execution surfaces and graded, scoped execution. Narrow surfaces reduce escalation geometry under autonomous action.</w:t>
       </w:r>
     </w:p>
     <w:p>
@@ -4484,15 +4223,7 @@
         <w:t>closure of cognitive control loops</w:t>
       </w:r>
       <w:r>
-        <w:t xml:space="preserve">. In such systems, reasoning does not operate in isolation, nor does execution occur without structured feedback. Instead, action is continuously mediated by observation, constraint, and audit, forming a closed-loop system in which </w:t>
-      </w:r>
-      <w:proofErr w:type="spellStart"/>
-      <w:r>
-        <w:t>behavior</w:t>
-      </w:r>
-      <w:proofErr w:type="spellEnd"/>
-      <w:r>
-        <w:t xml:space="preserve"> remains governable under uncertainty </w:t>
+        <w:t xml:space="preserve">. In such systems, reasoning does not operate in isolation, nor does execution occur without structured feedback. Instead, action is continuously mediated by observation, constraint, and audit, forming a closed-loop system in which behavior remains governable under uncertainty </w:t>
       </w:r>
       <w:r>
         <w:rPr>
@@ -4585,18 +4316,10 @@
         <w:t xml:space="preserve">. These controls are imposed externally by infrastructure that </w:t>
       </w:r>
       <w:r>
-        <w:t xml:space="preserve">can be inspected, certified, and modified independently of cognitive logic (Lampson 2004; NIST AI RMF 1.0). This separation preserves the ability to intervene even when model </w:t>
-      </w:r>
-      <w:proofErr w:type="spellStart"/>
-      <w:r>
-        <w:t>behavio</w:t>
-      </w:r>
-      <w:r>
-        <w:t>r</w:t>
-      </w:r>
-      <w:proofErr w:type="spellEnd"/>
-      <w:r>
-        <w:t xml:space="preserve"> becomes uncertain, degraded, or adversarially influenced.</w:t>
+        <w:t>can be inspected, certified, and modified independently of cognitive logic (Lampson 2004; NIST AI RMF 1.0). This separation preserves the ability to intervene even when model behavio</w:t>
+      </w:r>
+      <w:r>
+        <w:t>r becomes uncertain, degraded, or adversarially influenced.</w:t>
       </w:r>
     </w:p>
     <w:p>
@@ -4657,15 +4380,7 @@
         <w:t xml:space="preserve">. The </w:t>
       </w:r>
       <w:r>
-        <w:t xml:space="preserve">introduction of agentic </w:t>
-      </w:r>
-      <w:proofErr w:type="spellStart"/>
-      <w:r>
-        <w:t>behavior</w:t>
-      </w:r>
-      <w:proofErr w:type="spellEnd"/>
-      <w:r>
-        <w:t xml:space="preserve"> under these conditions amplifies risk rather than intelligence.</w:t>
+        <w:t>introduction of agentic behavior under these conditions amplifies risk rather than intelligence.</w:t>
       </w:r>
     </w:p>
     <w:p>
@@ -5006,15 +4721,7 @@
         <w:t>(Behl and Behl 2017)</w:t>
       </w:r>
       <w:r>
-        <w:t xml:space="preserve">. The addition of agentic </w:t>
-      </w:r>
-      <w:proofErr w:type="spellStart"/>
-      <w:r>
-        <w:t>behavior</w:t>
-      </w:r>
-      <w:proofErr w:type="spellEnd"/>
-      <w:r>
-        <w:t xml:space="preserve"> under these conditions magnifies exposure rather than capability.</w:t>
+        <w:t>. The addition of agentic behavior under these conditions magnifies exposure rather than capability.</w:t>
       </w:r>
       <w:r>
         <w:t xml:space="preserve"> </w:t>
@@ -8815,6 +8522,7 @@
   <w:style w:type="character" w:default="1" w:styleId="DefaultParagraphFont">
     <w:name w:val="Default Paragraph Font"/>
     <w:uiPriority w:val="1"/>
+    <w:semiHidden/>
     <w:unhideWhenUsed/>
   </w:style>
   <w:style w:type="table" w:default="1" w:styleId="TableNormal">
